--- a/Carta_secao3_atualizada_vermelho.docx
+++ b/Carta_secao3_atualizada_vermelho.docx
@@ -25,7 +25,7 @@
           <w:i/>
           <w:color w:val="000000"/>
         </w:rPr>
-        <w:t>Em vermelho: trechos alterados ou inseridos nesta revisão. Em preto: texto mantido. A nota ao final relaciona o que foi suprimido e por quê.</w:t>
+        <w:t>Em vermelho: trechos alterados ou inseridos nesta revisão (2ª rodada, incorporando os apontamentos do cliente). Em preto: texto mantido. A nota ao final relaciona o que foi suprimido e as verificações realizadas.</w:t>
       </w:r>
     </w:p>
     <w:p>
@@ -46,7 +46,7 @@
           <w:i w:val="0"/>
           <w:color w:val="C00000"/>
         </w:rPr>
-        <w:t>161.881 habitantes (IBGE — estimativa 2025 para São Mateus e Censo 2022 para Conceição da Barra, sem estimativa 2025 localizada; mesmo critério do Estudo de Mercado anexo)</w:t>
+        <w:t>163.346 habitantes (IBGE, estimativas 2025)</w:t>
       </w:r>
       <w:r>
         <w:rPr>
@@ -75,7 +75,7 @@
           <w:i w:val="0"/>
           <w:color w:val="C00000"/>
         </w:rPr>
-        <w:t>entre 235 e 275 mil toneladas/ano</w:t>
+        <w:t>entre 238 e 278 mil toneladas/ano</w:t>
       </w:r>
       <w:r>
         <w:rPr>
@@ -83,7 +83,7 @@
           <w:i w:val="0"/>
           <w:color w:val="000000"/>
         </w:rPr>
-        <w:t>. A estimativa parte de um índice de consumo aparente de brita no Espírito Santo de 1,66 t/hab/ano (¹6.888.010,58 t ÷ 4.126.854 hab no estado do ES) — elaboração própria a partir das vendas declaradas à ANM no Relatório Anual de Lavra (RAL) —, aplicado integralmente à sede (215–230 mil t/ano) e, por conservadorismo, pela metade em Conceição da Barra, município de perfil rural-litorâneo. Trata-se de estimativa de ordem de grandeza, e não de número contábil: a memória de cálculo e as premissas constam do Estudo anexo. A ordem de grandeza é corroborada por baixo pelo censo de clientes do próprio Estudo, que mapeia 44 compradores na área de influência, com cerca de 192 mil t/ano de consumo identificado</w:t>
+        <w:t>. A estimativa parte de um índice de consumo aparente de brita no Espírito Santo de 1,66 t/hab/ano (¹6.888.010,58 t ÷ 4.126.854 hab no estado do ES) — elaboração própria a partir das vendas declaradas à ANM no Relatório Anual de Lavra (RAL)</w:t>
       </w:r>
       <w:r>
         <w:rPr>
@@ -91,7 +91,23 @@
           <w:i w:val="0"/>
           <w:color w:val="C00000"/>
         </w:rPr>
-        <w:t xml:space="preserve"> — um piso, pois não inclui a autoconstrução pulverizada nem as obras públicas; a captura projetada pelo empreendimento, aplicados os pesos de penetração praça a praça do Estudo anexo, é de 200 a 248 mil t/ano (ver síntese ao final desta seção).</w:t>
+        <w:t>, cuja banda anual varia de 1,6 a 1,7 t/hab/ano entre os exercícios 2024–2025. O piso da faixa aplica 1,6 t/hab à sede e metade do índice a Conceição da Barra, município de perfil rural-litorâneo; o teto aplica 1,7 t/hab a toda a base</w:t>
+      </w:r>
+      <w:r>
+        <w:rPr>
+          <w:b w:val="0"/>
+          <w:i w:val="0"/>
+          <w:color w:val="000000"/>
+        </w:rPr>
+        <w:t>. Trata-se de estimativa de ordem de grandeza, e não de número contábil: a memória de cálculo e as premissas constam do Estudo anexo</w:t>
+      </w:r>
+      <w:r>
+        <w:rPr>
+          <w:b w:val="0"/>
+          <w:i w:val="0"/>
+          <w:color w:val="C00000"/>
+        </w:rPr>
+        <w:t>, cujo censo de clientes corrobora, por baixo, a mesma ordem de grandeza.</w:t>
       </w:r>
     </w:p>
     <w:p>
@@ -125,7 +141,7 @@
           <w:i w:val="0"/>
           <w:color w:val="C00000"/>
         </w:rPr>
-        <w:t xml:space="preserve">desvantagem de frete frente à pedreira de Nova Venécia (MCL), que está a ~26 km da praça contra ~34 km da jazida da CIPREM. Mantê-las fora da linha de base não significa venda zero: significa que não entram na receita-base e recebem, na conta de mercado, pesos de captura menores. Em Jaguaré, em particular, o produtor instalado vendeu cerca de 5 mil t em 2025 — menos de um quinto da demanda do próprio município —, de modo que a maior parte do consumo local já é suprida de fora; para essa parcela, a CIPREM (~40 km da praça; rota pela estrada nova em apuração) disputa com supridores mais distantes, e não com o incumbente. </w:t>
+        <w:t xml:space="preserve">desvantagem de frete frente à pedreira de Nova Venécia (MCL), que está a ~26 km da praça contra ~34 km da jazida da CIPREM. Mantê-las fora da linha de base não significa venda zero: essas praças recebem pesos de captura menores na conta de mercado — Jaguaré, 20% (5 a 11 mil t/ano); Boa Esperança, 15%. Em Jaguaré, em particular, o produtor instalado vendeu cerca de 5 mil t em 2025 — menos de um quinto da demanda do próprio município —, de modo que a maior parte do consumo local já é suprida de fora; para essa parcela, a CIPREM disputa com supridores mais distantes, e não com o incumbente. A ligação pela ES-356, que conecta Nestor Gomes (ES-381) diretamente à ES-430 em Jaguaré, encurta o acesso frente à rota consolidada de ~40 km — a linha reta é da ordem de 20 km; a roteirização final aguarda a coordenada da boca da jazida. </w:t>
       </w:r>
       <w:r>
         <w:rPr>
@@ -255,7 +271,7 @@
           <w:i w:val="0"/>
           <w:color w:val="000000"/>
         </w:rPr>
-        <w:t xml:space="preserve"> e três pontes), a duplicação da ES-315 e a antecipação pela concessionária Ecovias Capixaba de 21,6 km de terceiras faixas no trecho norte da BR-101 atravessando São Mateus. Essas frentes adicionam 70–100 mil t/ano de demanda extraordinária de brita durante a janela de obras — e destravam um potencial estrutural maior: a malha planejada de Guriri (11 avenidas e 31 ruas ao longo de ~8 km) permanece majoritariamente sem pavimentação definitiva, e sua pavimentação completa, viabilizada justamente pela macrodrenagem em curso, representa da ordem de </w:t>
+        <w:t xml:space="preserve"> e três pontes), a duplicação da ES-315 e a antecipação pela concessionária Ecovias Capixaba de 21,6 km de terceiras faixas no trecho norte da BR-101 atravessando São Mateus. </w:t>
       </w:r>
       <w:r>
         <w:rPr>
@@ -263,7 +279,7 @@
           <w:i w:val="0"/>
           <w:color w:val="C00000"/>
         </w:rPr>
-        <w:t>350 a 400 mil m² de vias — da ordem de 500 mil toneladas de agregados</w:t>
+        <w:t xml:space="preserve">No conjunto, essas frentes representam entre 700 e 950 mil toneladas de agregados ao longo dos prazos de obra (3 a 4,5 anos); a brita responde por cerca de 40% a 45% desse mix — entre 300 e 400 mil toneladas no período, ou 70 a 100 mil t/ano de demanda extraordinária durante a janela de obras. </w:t>
       </w:r>
       <w:r>
         <w:rPr>
@@ -271,7 +287,23 @@
           <w:i w:val="0"/>
           <w:color w:val="000000"/>
         </w:rPr>
-        <w:t xml:space="preserve"> ao longo dos próximos anos, das quais as projeções contabilizam, conservadoramente, apenas 75–90 mil t. As frentes demandam todo o portfólio do projeto: concreto estrutural (Britas 0 e 1) nas galerias e pontes, base e sub-base granular (BGS) nas rodovias, CBUQ (pedrisco) e assentamento de pavimento intertravado (pó de pedra) — padrão construtivo predominante na região.</w:t>
+        <w:t xml:space="preserve">Elas destravam ainda um potencial estrutural maior: a malha planejada de Guriri (11 avenidas e 31 ruas ao longo de ~8 km) permanece majoritariamente sem pavimentação definitiva, e sua pavimentação completa, viabilizada justamente pela macrodrenagem em curso, representa </w:t>
+      </w:r>
+      <w:r>
+        <w:rPr>
+          <w:b w:val="0"/>
+          <w:i w:val="0"/>
+          <w:color w:val="C00000"/>
+        </w:rPr>
+        <w:t>350 a 400 mil m² de vias — entre 450 e 520 mil toneladas de agregados ao longo dos próximos anos. As projeções do empreendimento incorporam 75 a 90 mil t desse potencial, cerca de 15% a 20%; o restante permanece como demanda adicional, real e já contratada em parte, não incorporada às projeções de receita.</w:t>
+      </w:r>
+      <w:r>
+        <w:rPr>
+          <w:b w:val="0"/>
+          <w:i w:val="0"/>
+          <w:color w:val="000000"/>
+        </w:rPr>
+        <w:t xml:space="preserve"> As frentes demandam todo o portfólio do projeto: concreto estrutural (Britas 0 e 1) nas galerias e pontes, base e sub-base granular (BGS) nas rodovias, CBUQ (pedrisco) e assentamento de pavimento intertravado (pó de pedra) — padrão construtivo predominante na região.</w:t>
       </w:r>
     </w:p>
     <w:p>
@@ -395,7 +427,7 @@
           <w:i w:val="0"/>
           <w:color w:val="C00000"/>
         </w:rPr>
-        <w:t>Ou seja: a demanda corrente do mercado-base, de 235 a 275 mil t/ano, é da mesma ordem de grandeza do platô de produção do projeto — 237.516 t/ano (90% do teto licenciado), alcançado a partir do 3º ano de operação. A leitura correta da participação, porém, não é contra essa linha de base, e sim contra o mercado efetivamente endereçável, que soma às duas praças-base as praças disputadas de Jaguaré e Boa Esperança (36–78 mil t/ano), as praças alcançáveis por entrega própria em Nova Venécia e Pinheiros (62–131 mil t/ano) e as obras públicas catalogadas (70–100 mil t/ano): 405 a 584 mil t/ano. Contra essa base, o platô representa 41% a 59% — participação compatível com um entrante que é o único produtor instalado no seu mercado-base. A projeção não supõe captura integral em nenhuma praça: aplicando pesos de penetração praça a praça — 65% em São Mateus (mesmo sendo o único produtor do município), 25% em Conceição da Barra, 20% em Jaguaré, 15% em Boa Esperança, 10% nas praças-sede de concorrente e 60% nas obras públicas —, a captura resulta em 200 a 248 mil t/ano, faixa que comporta o platô. A condição dessa conta é dita com clareza: a sede sozinha não sustenta o platô — a diferença vem das praças vizinhas, onde a CIPREM entra entregando com frota própria, programa já orçado no investimento (dois conjuntos de carreta) e praticado pela unidade do grupo na Bahia, que converte R$ 74/t na porteira em R$ 116/t médios realizados.</w:t>
+        <w:t>Somando todas as camadas, o mercado efetivamente endereçável pelo empreendimento é de 406 a 586 mil t/ano. Essa soma reúne: a demanda corrente do mercado-base (238 a 278 mil t/ano), as praças disputadas de Jaguaré e Boa Esperança (36 a 78 mil t/ano), as praças alcançáveis por entrega própria em Nova Venécia e Pinheiros (62 a 131 mil t/ano) e as obras públicas catalogadas (70 a 100 mil t/ano). Contra essa base, o platô de produção do projeto — 237.516 t/ano, 90% do teto licenciado, alcançado a partir do 3º ano de operação — representa 40% a 58%: participação compatível com um entrante que é o único produtor instalado no seu mercado-base. A projeção não supõe captura integral em nenhuma praça: aplicando pesos de penetração praça a praça — 65% em São Mateus (mesmo sendo o único produtor do município), 25% em Conceição da Barra, 20% em Jaguaré (5 a 11 mil t/ano), 15% em Boa Esperança, 10% nas praças-sede de concorrente e 60% nas obras públicas —, a captura resulta em 200 a 248 mil t/ano, faixa que comporta o platô. A condição dessa conta é dita com clareza: a sede sozinha não sustenta o platô — a diferença vem das praças vizinhas, onde a CIPREM entra entregando com frota própria, programa já orçado no investimento (dois conjuntos de carreta) e praticado pela unidade do grupo na Bahia, que converte R$ 74/t na porteira em R$ 116/t médios realizados.</w:t>
       </w:r>
     </w:p>
     <w:p>
@@ -433,7 +465,7 @@
           <w:i w:val="0"/>
           <w:color w:val="C00000"/>
         </w:rPr>
-        <w:t>NOTA DE REVISÃO — não integra o texto da carta</w:t>
+        <w:t>NOTA DE REVISÃO (2ª RODADA) — não integra o texto da carta</w:t>
       </w:r>
     </w:p>
     <w:p>
@@ -446,7 +478,7 @@
           <w:i w:val="0"/>
           <w:color w:val="C00000"/>
         </w:rPr>
-        <w:t>Suprimidos (supressão não aparece em vermelho no corpo): (1) o parágrafo “Aplicado à sede… núcleo de quatro municípios (208.951 hab)… ≈ 285 mil t/ano” — resquício de versão anterior, internamente contraditório (afirma ~220 mil duas vezes e a memória de cálculo dá 285 mil) e incompatível com a régua de frete, que mostra Jaguaré (−R$ 29,1/t) e Boa Esperança (−R$ 7,3/t) como praças de desvantagem, não de “vantagem logística”; a linha FONTE duplicada saiu junto. (2) A menção “a ~25 km de Boa Esperança” — refutada pelo teste rodovia ≥ linha reta (linha reta 25,1 km; rodovia 32–36 km) e substituída pelo corredor de Nestor Gomes. (3) “…62 mil t/ano imediatamente capturáveis” — premissa antiga de captura (35%/15%), substituída pelos pesos por praça (200–248 mil t/ano). (4) A frase duplicada do programa de R$ 1 bilhão de Guriri. (5) O somatório “305 a 375 mil t/ano” — substituído pelo mercado endereçável de 405–584 mil t/ano. (6) “~271 mil t/ano” — era o índice pleno aplicado aos dois municípios, contradizendo o próprio método declarado (metade do índice em Conceição da Barra) e a faixa 235–275 citada na síntese.</w:t>
+        <w:t>Suprimidos (supressão não aparece em vermelho no corpo): (1) o parágrafo “Aplicado à sede… núcleo de quatro municípios (208.951 hab)… ≈ 285 mil t/ano” — internamente contraditório e incompatível com a régua de frete, que mostra Jaguaré (−R$ 29,1/t) e Boa Esperança (−R$ 7,3/t) como praças de desvantagem; a linha FONTE duplicada saiu junto. (2) “a ~25 km de Boa Esperança” — refutado pelo teste rodovia ≥ linha reta. (3) O detalhamento do censo de clientes (44 compradores, 192 mil t, 62 mil capturáveis) — enxugado a pedido do cliente: carta consulta afirma e remete; o método fica no Estudo anexo. (4) A frase duplicada do programa de R$ 1 bilhão de Guriri. (5) O somatório “305 a 375 mil t/ano” — substituído pelo mercado endereçável. (6) “~271 mil t/ano” — era o índice pleno nos dois municípios, contradizendo o método declarado; a faixa correta com a população confirmada é 238–278 mil t/ano.</w:t>
       </w:r>
     </w:p>
     <w:p>
@@ -459,7 +491,7 @@
           <w:i w:val="0"/>
           <w:color w:val="C00000"/>
         </w:rPr>
-        <w:t>População do mercado-base: harmonizada em 161.881 hab com o Estudo de Mercado anexo (Conceição da Barra pelo Censo 2022, sem estimativa 2025 localizada nas fontes consultadas). Se houver estimativa IBGE 2025 para Conceição da Barra (28.923 hab, que explicaria os 163.346 do texto original), mantém-se 163.346 aqui e atualiza-se o Estudo — informar a fonte.</w:t>
+        <w:t>População: adotados 163.346 hab (São Mateus 134.423 + Conceição da Barra 28.923 — IBGE, estimativas 2025), conforme confirmação do cliente. O ambiente desta revisão não acessa ibge.gov.br: anexar ao dossiê o print do painel IBGE Cidades de Conceição da Barra. Todas as faixas foram recalculadas (mercado-base 238–278; endereçável 406–586; participação 40–58%) e a atualização foi propagada ao Estudo de Mercado anexo e aos demais documentos do pacote.</w:t>
       </w:r>
     </w:p>
     <w:p>
@@ -472,7 +504,7 @@
           <w:i w:val="0"/>
           <w:color w:val="C00000"/>
         </w:rPr>
-        <w:t>Pendência nova (informação do cliente): roteirizar a distância jazida (km 35) → Jaguaré pela estrada nova. A régua atual usa ~40 km; se a rota nova encurtar, a posição em Jaguaré melhora e o peso de captura de 20% ganha reforço.</w:t>
+        <w:t>Verificação de Jaguaré (pedido do cliente): os ~40 km da régua são distância rodoviária (roteirização da rodada anterior), não linha reta. A suspeita do cliente sobre a estrada nova se confirmou em fonte pública: a ES-356 liga Nestor Gomes (ES-381) à ES-430 em Jaguaré, e o DER-ES estuda ligação de ~14 km da ES-356 à BR-101 como contorno de Jaguaré. A linha reta km 35 → Jaguaré é da ordem de 20 km (coordenadas estimadas), o que torna plausível rota rodoviária de ~25–35 km pela ES-356 — a confirmar por roteirização quando houver a coordenada da boca da jazida. O peso de captura de Jaguaré foi mantido em 20%; com a rota curta confirmada, há fundamento para elevá-lo.</w:t>
       </w:r>
     </w:p>
     <w:sectPr>

--- a/Carta_secao3_atualizada_vermelho.docx
+++ b/Carta_secao3_atualizada_vermelho.docx
@@ -25,7 +25,7 @@
           <w:i/>
           <w:color w:val="000000"/>
         </w:rPr>
-        <w:t>Em vermelho: trechos alterados ou inseridos nesta revisão (2ª rodada, incorporando os apontamentos do cliente). Em preto: texto mantido. A nota ao final relaciona o que foi suprimido e as verificações realizadas.</w:t>
+        <w:t>Em vermelho: trechos alterados ou inseridos nesta revisão (3ª rodada, incorporando os apontamentos do cliente — demanda pelo índice exato 2025). Em preto: texto mantido. A nota ao final relaciona o que foi suprimido e as verificações realizadas.</w:t>
       </w:r>
     </w:p>
     <w:p>
@@ -75,7 +75,7 @@
           <w:i w:val="0"/>
           <w:color w:val="C00000"/>
         </w:rPr>
-        <w:t>entre 238 e 278 mil toneladas/ano</w:t>
+        <w:t>em cerca de 273 mil toneladas/ano</w:t>
       </w:r>
       <w:r>
         <w:rPr>
@@ -83,7 +83,7 @@
           <w:i w:val="0"/>
           <w:color w:val="000000"/>
         </w:rPr>
-        <w:t>. A estimativa parte de um índice de consumo aparente de brita no Espírito Santo de 1,66 t/hab/ano (¹6.888.010,58 t ÷ 4.126.854 hab no estado do ES) — elaboração própria a partir das vendas declaradas à ANM no Relatório Anual de Lavra (RAL)</w:t>
+        <w:t xml:space="preserve">. A estimativa parte de um índice de consumo aparente de brita no Espírito Santo de </w:t>
       </w:r>
       <w:r>
         <w:rPr>
@@ -91,7 +91,23 @@
           <w:i w:val="0"/>
           <w:color w:val="C00000"/>
         </w:rPr>
-        <w:t>, cuja banda anual varia de 1,6 a 1,7 t/hab/ano entre os exercícios 2024–2025. O piso da faixa aplica 1,6 t/hab à sede e metade do índice a Conceição da Barra, município de perfil rural-litorâneo; o teto aplica 1,7 t/hab a toda a base</w:t>
+        <w:t>1,669</w:t>
+      </w:r>
+      <w:r>
+        <w:rPr>
+          <w:b w:val="0"/>
+          <w:i w:val="0"/>
+          <w:color w:val="000000"/>
+        </w:rPr>
+        <w:t xml:space="preserve"> t/hab/ano (¹6.888.010,58 t ÷ 4.126.854 hab no estado do ES) — elaboração própria a partir das vendas declaradas à ANM no Relatório Anual de Lavra (RAL)</w:t>
+      </w:r>
+      <w:r>
+        <w:rPr>
+          <w:b w:val="0"/>
+          <w:i w:val="0"/>
+          <w:color w:val="C00000"/>
+        </w:rPr>
+        <w:t xml:space="preserve"> —, aplicado diretamente à população do mercado-base: 163.346 hab × 1,669 t/hab/ano ≈ 272,6 mil t/ano. Consumo e população referem-se ao mesmo ano de 2025 — não há defasagem entre numerador e denominador. Como teste de robustez, aplicar apenas metade do índice a Conceição da Barra, município de perfil rural-litorâneo, ainda resulta em ~249 mil t/ano — piso prudente que também supera o platô de produção do projeto</w:t>
       </w:r>
       <w:r>
         <w:rPr>
@@ -133,7 +149,23 @@
           <w:i w:val="0"/>
           <w:color w:val="000000"/>
         </w:rPr>
-        <w:t xml:space="preserve">As praças vizinhas de Jaguaré e Boa Esperança (~46 mil habitantes; 36–78 mil t/ano pela mesma métrica) foram mantidas fora da linha de base — a primeira por ter produtor instalado, a segunda por </w:t>
+        <w:t xml:space="preserve">As praças vizinhas de Jaguaré e Boa Esperança (~46 mil habitantes; </w:t>
+      </w:r>
+      <w:r>
+        <w:rPr>
+          <w:b w:val="0"/>
+          <w:i w:val="0"/>
+          <w:color w:val="C00000"/>
+        </w:rPr>
+        <w:t>38–76 mil t/ano pela mesma métrica, de metade a pleno do índice</w:t>
+      </w:r>
+      <w:r>
+        <w:rPr>
+          <w:b w:val="0"/>
+          <w:i w:val="0"/>
+          <w:color w:val="000000"/>
+        </w:rPr>
+        <w:t xml:space="preserve">) foram mantidas fora da linha de base — a primeira por ter produtor instalado, a segunda por </w:t>
       </w:r>
       <w:r>
         <w:rPr>
@@ -427,7 +459,7 @@
           <w:i w:val="0"/>
           <w:color w:val="C00000"/>
         </w:rPr>
-        <w:t>Somando todas as camadas, o mercado efetivamente endereçável pelo empreendimento é de 406 a 586 mil t/ano. Essa soma reúne: a demanda corrente do mercado-base (238 a 278 mil t/ano), as praças disputadas de Jaguaré e Boa Esperança (36 a 78 mil t/ano), as praças alcançáveis por entrega própria em Nova Venécia e Pinheiros (62 a 131 mil t/ano) e as obras públicas catalogadas (70 a 100 mil t/ano). Contra essa base, o platô de produção do projeto — 237.516 t/ano, 90% do teto licenciado, alcançado a partir do 3º ano de operação — representa 40% a 58%: participação compatível com um entrante que é o único produtor instalado no seu mercado-base. A projeção não supõe captura integral em nenhuma praça: aplicando pesos de penetração praça a praça — 65% em São Mateus (mesmo sendo o único produtor do município), 25% em Conceição da Barra, 20% em Jaguaré (5 a 11 mil t/ano), 15% em Boa Esperança, 10% nas praças-sede de concorrente e 60% nas obras públicas —, a captura resulta em 200 a 248 mil t/ano, faixa que comporta o platô. A condição dessa conta é dita com clareza: a sede sozinha não sustenta o platô — a diferença vem das praças vizinhas, onde a CIPREM entra entregando com frota própria, programa já orçado no investimento (dois conjuntos de carreta) e praticado pela unidade do grupo na Bahia, que converte R$ 74/t na porteira em R$ 116/t médios realizados.</w:t>
+        <w:t>Somando todas as camadas, o mercado efetivamente endereçável pelo empreendimento é de 421 a 577 mil t/ano. Essa soma reúne: a demanda corrente do mercado-base (249 a 273 mil t/ano — do piso prudente ao índice pleno de 1,669 t/hab/ano), as praças disputadas de Jaguaré e Boa Esperança (38 a 76 mil t/ano), as praças alcançáveis por entrega própria em Nova Venécia e Pinheiros (64 a 129 mil t/ano) e as obras públicas catalogadas (70 a 100 mil t/ano). Contra essa base, o platô de produção do projeto — 237.516 t/ano, 90% do teto licenciado, alcançado a partir do 3º ano de operação — representa 41% a 56%: participação compatível com um entrante que é o único produtor instalado no seu mercado-base. A projeção não supõe captura integral em nenhuma praça: aplicando pesos de penetração praça a praça — 65% em São Mateus (mesmo sendo o único produtor do município), 25% em Conceição da Barra, 20% em Jaguaré (5 a 11 mil t/ano), 15% em Boa Esperança, 10% nas praças-sede de concorrente e 60% nas obras públicas —, a captura resulta em 207 a 245 mil t/ano, faixa que comporta o platô. A condição dessa conta é dita com clareza: a sede sozinha não sustenta o platô — a diferença vem das praças vizinhas, onde a CIPREM entra entregando com frota própria, programa já orçado no investimento (dois conjuntos de carreta) e praticado pela unidade do grupo na Bahia, que converte R$ 74/t na porteira em R$ 116/t médios realizados.</w:t>
       </w:r>
     </w:p>
     <w:p>
@@ -465,7 +497,7 @@
           <w:i w:val="0"/>
           <w:color w:val="C00000"/>
         </w:rPr>
-        <w:t>NOTA DE REVISÃO (2ª RODADA) — não integra o texto da carta</w:t>
+        <w:t>NOTA DE REVISÃO (3ª RODADA) — não integra o texto da carta</w:t>
       </w:r>
     </w:p>
     <w:p>
@@ -478,7 +510,7 @@
           <w:i w:val="0"/>
           <w:color w:val="C00000"/>
         </w:rPr>
-        <w:t>Suprimidos (supressão não aparece em vermelho no corpo): (1) o parágrafo “Aplicado à sede… núcleo de quatro municípios (208.951 hab)… ≈ 285 mil t/ano” — internamente contraditório e incompatível com a régua de frete, que mostra Jaguaré (−R$ 29,1/t) e Boa Esperança (−R$ 7,3/t) como praças de desvantagem; a linha FONTE duplicada saiu junto. (2) “a ~25 km de Boa Esperança” — refutado pelo teste rodovia ≥ linha reta. (3) O detalhamento do censo de clientes (44 compradores, 192 mil t, 62 mil capturáveis) — enxugado a pedido do cliente: carta consulta afirma e remete; o método fica no Estudo anexo. (4) A frase duplicada do programa de R$ 1 bilhão de Guriri. (5) O somatório “305 a 375 mil t/ano” — substituído pelo mercado endereçável. (6) “~271 mil t/ano” — era o índice pleno nos dois municípios, contradizendo o método declarado; a faixa correta com a população confirmada é 238–278 mil t/ano.</w:t>
+        <w:t>Demanda pelo índice exato (pedido desta rodada): a demanda do mercado-base passou a ser o produto direto do índice de 2025 — 6.888.010,58 t ÷ 4.126.854 hab = 1,669 t/hab/ano — pela população de 2025 da área (163.346 hab), resultando em 272,6 ≈ 273 mil t/ano. A banda 1,6–1,7 saiu do texto. O conservadorismo antes embutido no piso da faixa foi preservado como teste de robustez (metade do índice em Conceição da Barra → ~249 mil t/ano), citado em uma linha: ele protege a conta da objeção de que o índice estadual embute o consumo da Grande Vitória — e mesmo esse piso supera o platô de 237.516 t/ano. Todas as faixas agregadas foram recalculadas com o mesmo índice (metade ↔ pleno): disputadas 38–76; entrega própria 64–129; endereçável 421–577; participação do platô 41–56%; captura ponderada 207–245 (platô a 81% da faixa).</w:t>
       </w:r>
     </w:p>
     <w:p>
@@ -491,7 +523,20 @@
           <w:i w:val="0"/>
           <w:color w:val="C00000"/>
         </w:rPr>
-        <w:t>População: adotados 163.346 hab (São Mateus 134.423 + Conceição da Barra 28.923 — IBGE, estimativas 2025), conforme confirmação do cliente. O ambiente desta revisão não acessa ibge.gov.br: anexar ao dossiê o print do painel IBGE Cidades de Conceição da Barra. Todas as faixas foram recalculadas (mercado-base 238–278; endereçável 406–586; participação 40–58%) e a atualização foi propagada ao Estudo de Mercado anexo e aos demais documentos do pacote.</w:t>
+        <w:t>Suprimidos (supressão não aparece em vermelho no corpo): (1) o parágrafo “Aplicado à sede… núcleo de quatro municípios (208.951 hab)… ≈ 285 mil t/ano” — internamente contraditório e incompatível com a régua de frete, que mostra Jaguaré (−R$ 29,1/t) e Boa Esperança (−R$ 7,3/t) como praças de desvantagem; a linha FONTE duplicada saiu junto. (2) “a ~25 km de Boa Esperança” — refutado pelo teste rodovia ≥ linha reta. (3) O detalhamento do censo de clientes (44 compradores, 192 mil t, 62 mil capturáveis) — enxugado a pedido do cliente: carta consulta afirma e remete; o método fica no Estudo anexo. (4) A frase duplicada do programa de R$ 1 bilhão de Guriri. (5) O somatório “305 a 375 mil t/ano” — substituído pelo mercado endereçável. (6) “~271 mil t/ano” — substituído por ~273 mil t/ano: mesmo método (índice pleno × população), agora com o quociente exato da divisão (1,669, e não 1,66 truncado) e a população confirmada de 163.346 hab.</w:t>
+      </w:r>
+    </w:p>
+    <w:p>
+      <w:pPr>
+        <w:spacing w:after="160"/>
+      </w:pPr>
+      <w:r>
+        <w:rPr>
+          <w:b w:val="0"/>
+          <w:i w:val="0"/>
+          <w:color w:val="C00000"/>
+        </w:rPr>
+        <w:t>População: adotados 163.346 hab (São Mateus 134.423 + Conceição da Barra 28.923 — IBGE, estimativas 2025), conforme confirmação do cliente. O ambiente desta revisão não acessa ibge.gov.br: anexar ao dossiê o print do painel IBGE Cidades de Conceição da Barra. A atualização de população e de todas as faixas foi propagada ao Estudo de Mercado anexo e aos demais documentos do pacote.</w:t>
       </w:r>
     </w:p>
     <w:p>

--- a/Carta_secao3_atualizada_vermelho.docx
+++ b/Carta_secao3_atualizada_vermelho.docx
@@ -25,7 +25,7 @@
           <w:i/>
           <w:color w:val="000000"/>
         </w:rPr>
-        <w:t>Em vermelho: trechos alterados ou inseridos nesta revisão (3ª rodada, incorporando os apontamentos do cliente — demanda pelo índice exato 2025). Em preto: texto mantido. A nota ao final relaciona o que foi suprimido e as verificações realizadas.</w:t>
+        <w:t>Em vermelho: trechos alterados ou inseridos nesta revisão (3ª rodada, incorporando os apontamentos do cliente — demanda pelo índice exato 2025, coordenada da jazida pelo PAE e distâncias verificadas). Em preto: texto mantido. A nota ao final relaciona o que foi suprimido e as verificações realizadas.</w:t>
       </w:r>
     </w:p>
     <w:p>
@@ -173,7 +173,7 @@
           <w:i w:val="0"/>
           <w:color w:val="C00000"/>
         </w:rPr>
-        <w:t xml:space="preserve">desvantagem de frete frente à pedreira de Nova Venécia (MCL), que está a ~26 km da praça contra ~34 km da jazida da CIPREM. Mantê-las fora da linha de base não significa venda zero: essas praças recebem pesos de captura menores na conta de mercado — Jaguaré, 20% (5 a 11 mil t/ano); Boa Esperança, 15%. Em Jaguaré, em particular, o produtor instalado vendeu cerca de 5 mil t em 2025 — menos de um quinto da demanda do próprio município —, de modo que a maior parte do consumo local já é suprida de fora; para essa parcela, a CIPREM disputa com supridores mais distantes, e não com o incumbente. A ligação pela ES-356, que conecta Nestor Gomes (ES-381) diretamente à ES-430 em Jaguaré, encurta o acesso frente à rota consolidada de ~40 km — a linha reta é da ordem de 20 km; a roteirização final aguarda a coordenada da boca da jazida. </w:t>
+        <w:t xml:space="preserve">gravitar comercialmente para Nova Venécia, sede da pedreira MCL — embora, em distância, a praça seja hoje um quase-empate: 27,9 km da jazida pela Rod. Willes Jantorno (medição de ago/2026; trecho parcialmente não pavimentado) contra ~26 km da MCL, diferença da ordem de R$ 1,7 por tonelada. Mantê-las fora da linha de base não significa venda zero: essas praças recebem pesos de captura menores na conta de mercado — Jaguaré, 20% (5 a 11 mil t/ano); Boa Esperança, 15%, peso conservador frente ao quase-empate de frete, pela qualidade do acesso e pelo relacionamento do incumbente. Em Jaguaré, em particular, o produtor instalado vendeu cerca de 5 mil t em 2025 — menos de um quinto da demanda do próprio município —, de modo que a maior parte do consumo local já é suprida de fora; para essa parcela, a CIPREM disputa com supridores mais distantes, e não com o incumbente. A ligação pela ES-356, que conecta Nestor Gomes (ES-381) diretamente à ES-430 em Jaguaré, é rota alternativa à consolidada de ~40 km — da coordenada do site registrada no PAE, a linha reta é de ~28 km, e a roteirização final pela ES-356 segue em apuração. </w:t>
       </w:r>
       <w:r>
         <w:rPr>
@@ -523,7 +523,7 @@
           <w:i w:val="0"/>
           <w:color w:val="C00000"/>
         </w:rPr>
-        <w:t>Suprimidos (supressão não aparece em vermelho no corpo): (1) o parágrafo “Aplicado à sede… núcleo de quatro municípios (208.951 hab)… ≈ 285 mil t/ano” — internamente contraditório e incompatível com a régua de frete, que mostra Jaguaré (−R$ 29,1/t) e Boa Esperança (−R$ 7,3/t) como praças de desvantagem; a linha FONTE duplicada saiu junto. (2) “a ~25 km de Boa Esperança” — refutado pelo teste rodovia ≥ linha reta. (3) O detalhamento do censo de clientes (44 compradores, 192 mil t, 62 mil capturáveis) — enxugado a pedido do cliente: carta consulta afirma e remete; o método fica no Estudo anexo. (4) A frase duplicada do programa de R$ 1 bilhão de Guriri. (5) O somatório “305 a 375 mil t/ano” — substituído pelo mercado endereçável. (6) “~271 mil t/ano” — substituído por ~273 mil t/ano: mesmo método (índice pleno × população), agora com o quociente exato da divisão (1,669, e não 1,66 truncado) e a população confirmada de 163.346 hab.</w:t>
+        <w:t>Suprimidos (supressão não aparece em vermelho no corpo): (1) o parágrafo “Aplicado à sede… núcleo de quatro municípios (208.951 hab)… ≈ 285 mil t/ano” — internamente contraditório e incompatível com a régua de frete, que mostra Jaguaré (−R$ 29,1/t) como praça de desvantagem com produtor instalado; Boa Esperança, mesmo no quase-empate de frete apurado nesta rodada, segue praça disputada; a linha FONTE duplicada saiu junto. (2) “a ~25 km de Boa Esperança” — a refutação da rodada anterior (teste rodovia ≥ linha reta) usava coordenada estimada da jazida; com a coordenada do PAE e a medição do cliente (27,9 km pela Rod. Willes Jantorno), o valor original estava afinal próximo do real, e a distância voltou ao corpo do texto, corrigida. (3) O detalhamento do censo de clientes (44 compradores, 192 mil t, 62 mil capturáveis) — enxugado a pedido do cliente: carta consulta afirma e remete; o método fica no Estudo anexo. (4) A frase duplicada do programa de R$ 1 bilhão de Guriri. (5) O somatório “305 a 375 mil t/ano” — substituído pelo mercado endereçável. (6) “~271 mil t/ano” — substituído por ~273 mil t/ano: mesmo método (índice pleno × população), agora com o quociente exato da divisão (1,669, e não 1,66 truncado) e a população confirmada de 163.346 hab.</w:t>
       </w:r>
     </w:p>
     <w:p>
@@ -549,7 +549,7 @@
           <w:i w:val="0"/>
           <w:color w:val="C00000"/>
         </w:rPr>
-        <w:t>Verificação de Jaguaré (pedido do cliente): os ~40 km da régua são distância rodoviária (roteirização da rodada anterior), não linha reta. A suspeita do cliente sobre a estrada nova se confirmou em fonte pública: a ES-356 liga Nestor Gomes (ES-381) à ES-430 em Jaguaré, e o DER-ES estuda ligação de ~14 km da ES-356 à BR-101 como contorno de Jaguaré. A linha reta km 35 → Jaguaré é da ordem de 20 km (coordenadas estimadas), o que torna plausível rota rodoviária de ~25–35 km pela ES-356 — a confirmar por roteirização quando houver a coordenada da boca da jazida. O peso de captura de Jaguaré foi mantido em 20%; com a rota curta confirmada, há fundamento para elevá-lo.</w:t>
+        <w:t>Coordenada da jazida e distâncias verificadas (atualização desta rodada): o PAE registra o site em UTM 24K (SIRGAS2000) 376.291 E / 7.935.121 N — GPS -18.67144, -40.17303, formato Google Maps — na Estrada de Taquarussu, s/n, Km 35, Nestor Gomes; a captação no Rio Cricaré (375.964 / 7.934.897) confere a ~400 m. Sanidade: linha reta à sede de São Mateus de 33,5 km, coerente com os ~35 km rodoviários. Boa Esperança: rota pela Rod. Willes Jantorno medida pelo cliente em 27,9 km (trecho parcialmente não pavimentado) — quase-empate com a MCL (~26 km da praça), reduzindo a desvantagem de R$ 7,3/t da régua anterior para ~R$ 1,7/t; o peso de 15% fica conservador. Jaguaré: a ES-356 (Nestor Gomes–ES-430) confirma a estrada nova citada pelo cliente, e o DER-ES estuda ligação de ~14 km da ES-356 à BR-101 como contorno de Jaguaré; com a coordenada do PAE, porém, a linha reta é de ~28 km (não os ~20 km estimados na rodada anterior), de modo que a rota pela ES-356 deve ficar em ~33–40 km — semelhante à consolidada de ~40 km. O peso de Jaguaré permanece 20%, agora sem expectativa de elevação pela estrada. Pendem o pino exato da boca da lavra (marcar no local) e a poligonal ANM no SIGMINE para o refino final da régua.</w:t>
       </w:r>
     </w:p>
     <w:sectPr>

--- a/Carta_secao3_atualizada_vermelho.docx
+++ b/Carta_secao3_atualizada_vermelho.docx
@@ -25,7 +25,7 @@
           <w:i/>
           <w:color w:val="000000"/>
         </w:rPr>
-        <w:t>Em vermelho: trechos alterados ou inseridos nesta revisão (3ª rodada, incorporando os apontamentos do cliente — demanda pelo índice exato 2025, coordenada da jazida pelo PAE e distâncias verificadas). Em preto: texto mantido. A nota ao final relaciona o que foi suprimido e as verificações realizadas.</w:t>
+        <w:t>Em vermelho: trechos alterados ou inseridos nesta revisão (4ª rodada, incorporando os apontamentos do cliente — demanda pelo índice exato 2025, régua de frete remedida a partir da coordenada do PAE e mercado-base revisto para três municípios). Em preto: texto mantido. A nota ao final relaciona o que foi suprimido e as verificações realizadas.</w:t>
       </w:r>
     </w:p>
     <w:p>
@@ -38,7 +38,7 @@
           <w:i w:val="0"/>
           <w:color w:val="000000"/>
         </w:rPr>
-        <w:t xml:space="preserve">São Mateus é o município-polo e o mais populoso da Microrregião Nordeste do Espírito Santo com 134,4 mil habitantes — IBGE, estimativa 2025; 8º do Estado — e polo regional de comércio e serviços. O setor tem natureza essencialmente local: pelo baixo valor por tonelada e pelo alto custo do frete, o raio econômico de comercialização raramente ultrapassa algumas dezenas de quilômetros, e excepcionalmente 150 km entre a fonte e o consumidor. Por isso, o mercado-base do empreendimento é definido pelo raio econômico do frete e pela posição real dos concorrentes, e foi delimitado de forma deliberadamente conservadora como mercado-alvo os municípios de São Mateus e Conceição da Barra, que somam </w:t>
+        <w:t>São Mateus é o município-polo e o mais populoso da Microrregião Nordeste do Espírito Santo com 134,4 mil habitantes — IBGE, estimativa 2025; 8º do Estado — e polo regional de comércio e serviços. O setor tem natureza essencialmente local: pelo baixo valor por tonelada e pelo alto custo do frete, o raio econômico de comercialização raramente ultrapassa algumas dezenas de quilômetros, e excepcionalmente 150 km entre a fonte e o consumidor. Por isso, o mercado-base do empreendimento é definido pelo raio econômico do frete e pela posição real dos concorrentes, e foi delimitado de forma deliberadamente conservadora como mercado-alvo os municípios de São Mateus</w:t>
       </w:r>
       <w:r>
         <w:rPr>
@@ -46,7 +46,7 @@
           <w:i w:val="0"/>
           <w:color w:val="C00000"/>
         </w:rPr>
-        <w:t>163.346 habitantes (IBGE, estimativas 2025)</w:t>
+        <w:t>, Conceição da Barra e Boa Esperança, que somam 177.400 habitantes (IBGE, estimativas 2025). São os municípios que satisfazem, cumulativamente, os dois critérios adotados: a varredura de concorrência não identificou neles nenhum produtor de brita instalado, e todos estão dentro do raio econômico do frete — São Mateus com vantagem de R$ 23,8 por tonelada sobre o concorrente de volume mais próximo, Conceição da Barra e Boa Esperança em paridade (−R$ 5,2/t e −R$ 5,1/t)</w:t>
       </w:r>
       <w:r>
         <w:rPr>
@@ -54,7 +54,7 @@
           <w:i w:val="0"/>
           <w:color w:val="000000"/>
         </w:rPr>
-        <w:t>, os dois municípios em que a varredura de concorrência não identificou nenhum produtor de brita instalado.</w:t>
+        <w:t>.</w:t>
       </w:r>
     </w:p>
     <w:p>
@@ -75,7 +75,7 @@
           <w:i w:val="0"/>
           <w:color w:val="C00000"/>
         </w:rPr>
-        <w:t>em cerca de 273 mil toneladas/ano</w:t>
+        <w:t>em cerca de 296 mil toneladas/ano</w:t>
       </w:r>
       <w:r>
         <w:rPr>
@@ -107,7 +107,7 @@
           <w:i w:val="0"/>
           <w:color w:val="C00000"/>
         </w:rPr>
-        <w:t xml:space="preserve"> —, aplicado diretamente à população do mercado-base: 163.346 hab × 1,669 t/hab/ano ≈ 272,6 mil t/ano. Consumo e população referem-se ao mesmo ano de 2025 — não há defasagem entre numerador e denominador. Como teste de robustez, aplicar apenas metade do índice a Conceição da Barra, município de perfil rural-litorâneo, ainda resulta em ~249 mil t/ano — piso prudente que também supera o platô de produção do projeto</w:t>
+        <w:t xml:space="preserve"> —, aplicado diretamente à população do mercado-base: 177.400 hab × 1,669 t/hab/ano ≈ 296,1 mil t/ano. Consumo e população referem-se ao mesmo ano de 2025 — não há defasagem entre numerador e denominador. Como teste de robustez, aplicar apenas metade do índice a Conceição da Barra e a Boa Esperança, municípios de perfil rural-litorâneo, ainda resulta em ~260 mil t/ano — piso prudente que também supera o platô de produção do projeto</w:t>
       </w:r>
       <w:r>
         <w:rPr>
@@ -149,7 +149,7 @@
           <w:i w:val="0"/>
           <w:color w:val="000000"/>
         </w:rPr>
-        <w:t xml:space="preserve">As praças vizinhas de Jaguaré e Boa Esperança (~46 mil habitantes; </w:t>
+        <w:t xml:space="preserve">A praça vizinha de Jaguaré (31,6 mil habitantes; </w:t>
       </w:r>
       <w:r>
         <w:rPr>
@@ -157,7 +157,7 @@
           <w:i w:val="0"/>
           <w:color w:val="C00000"/>
         </w:rPr>
-        <w:t>38–76 mil t/ano pela mesma métrica, de metade a pleno do índice</w:t>
+        <w:t>26–53 mil t/ano pela mesma métrica, de metade a pleno do índice</w:t>
       </w:r>
       <w:r>
         <w:rPr>
@@ -165,7 +165,7 @@
           <w:i w:val="0"/>
           <w:color w:val="000000"/>
         </w:rPr>
-        <w:t xml:space="preserve">) foram mantidas fora da linha de base — a primeira por ter produtor instalado, a segunda por </w:t>
+        <w:t>) foi mantida fora da linha de base por ter produtor instalado</w:t>
       </w:r>
       <w:r>
         <w:rPr>
@@ -173,7 +173,7 @@
           <w:i w:val="0"/>
           <w:color w:val="C00000"/>
         </w:rPr>
-        <w:t xml:space="preserve">gravitar comercialmente para Nova Venécia, sede da pedreira MCL — embora, em distância, a praça seja hoje um quase-empate: 27,9 km da jazida pela Rod. Willes Jantorno (medição de ago/2026; trecho parcialmente não pavimentado) contra ~26 km da MCL, diferença da ordem de R$ 1,7 por tonelada. Mantê-las fora da linha de base não significa venda zero: essas praças recebem pesos de captura menores na conta de mercado — Jaguaré, 20% (5 a 11 mil t/ano); Boa Esperança, 15%, peso conservador frente ao quase-empate de frete, pela qualidade do acesso e pelo relacionamento do incumbente. Em Jaguaré, em particular, o produtor instalado vendeu cerca de 5 mil t em 2025 — menos de um quinto da demanda do próprio município —, de modo que a maior parte do consumo local já é suprida de fora; para essa parcela, a CIPREM disputa com supridores mais distantes, e não com o incumbente. A ligação pela ES-356, que conecta Nestor Gomes (ES-381) diretamente à ES-430 em Jaguaré, é rota alternativa à consolidada de ~40 km — da coordenada do site registrada no PAE, a linha reta é de ~28 km, e a roteirização final pela ES-356 segue em apuração. </w:t>
+        <w:t xml:space="preserve">. Mantê-la fora não significa venda zero: a praça recebe peso de captura de 20% na conta de mercado (5 a 11 mil t/ano). O produtor instalado ali vendeu cerca de 5 mil t em 2025 — menos de um quinto da demanda do próprio município —, de modo que a maior parte do consumo local já é suprida de fora; para essa parcela, a CIPREM disputa com supridores mais distantes, e não com o incumbente. A distância foi medida em 39,6 km, o que encerra a hipótese de encurtamento pela ES-356: a ligação existe e conecta Nestor Gomes (ES-381) à ES-430, mas não reduz materialmente o acesso. Boa Esperança, que a versão anterior mantinha fora da base por suposta desvantagem de frete, passou a integrá-la: a rota pela Rod. Willes Jantorno foi medida em 27,9 km, contra 22,3 km da pedreira mais próxima, o que a coloca em paridade — a mesma posição de Conceição da Barra, já integrante da base. </w:t>
       </w:r>
       <w:r>
         <w:rPr>
@@ -226,7 +226,7 @@
           <w:i w:val="0"/>
           <w:color w:val="000000"/>
         </w:rPr>
-        <w:t xml:space="preserve">A oferta instalada confirma a lacuna: a varredura município a município realizada em agosto de 2026 — em bases públicas de CNPJ, cadastros da ANM e fontes indexadas — não identificou nenhuma pedreira de britagem em atividade em São Mateus ou em Conceição da Barra. Em São Mateus, a presença concorrente é de natureza logístico-comercial: a Pedreira Mattar, sediada em Pinheiros (~70 km), mantém filial no município com CNAE de beneficiamento, sem atividade de extração associada. A operação de britagem mais próxima é a Mineração Usibrita, em Jaguaré (~40 km da sede), ainda em escala reduzida e situada fora do mercado-base. </w:t>
+        <w:t>A oferta instalada confirma a lacuna: a varredura município a município realizada em agosto de 2026 — em bases públicas de CNPJ, cadastros da ANM e fontes indexadas — não identificou nenhuma pedreira de britagem em atividade em São Mateus</w:t>
       </w:r>
       <w:r>
         <w:rPr>
@@ -234,7 +234,7 @@
           <w:i w:val="0"/>
           <w:color w:val="C00000"/>
         </w:rPr>
-        <w:t xml:space="preserve">Cabe distinguir duas funções que costumam ser lidas como uma só: a Usibrita é concorrente de preço — está apenas 5 km mais longe da sede que a CIPREM, margem de R$ 4,5 por tonelada —, mas não tem escala para disputar volume; quem limita volume é a MCL, em Nova Venécia, a ~62 km, contra a qual a vantagem de frete da CIPREM é de R$ 24,6 por tonelada — da ordem de um quarto do preço posto na obra. </w:t>
+        <w:t>, em Conceição da Barra nem em Boa Esperança</w:t>
       </w:r>
       <w:r>
         <w:rPr>
@@ -242,7 +242,63 @@
           <w:i w:val="0"/>
           <w:color w:val="000000"/>
         </w:rPr>
-        <w:t>Os produtores de porte operam a partir de ~65 km — Nova Venécia e Pinheiros — e o maior deles a cerca de 100 km, em Rio Bananal, com parte do suprimento vindo do eixo Linhares–Aracruz (85–140 km). A jazida da CIPREM está a ~35 km da sede</w:t>
+        <w:t>. Em São Mateus, a presença concorrente é de natureza logístico-comercial: a Pedreira Mattar, sediada em Pinheiros (</w:t>
+      </w:r>
+      <w:r>
+        <w:rPr>
+          <w:b w:val="0"/>
+          <w:i w:val="0"/>
+          <w:color w:val="C00000"/>
+        </w:rPr>
+        <w:t>66,8 km</w:t>
+      </w:r>
+      <w:r>
+        <w:rPr>
+          <w:b w:val="0"/>
+          <w:i w:val="0"/>
+          <w:color w:val="000000"/>
+        </w:rPr>
+        <w:t xml:space="preserve">), mantém filial no município com CNAE de beneficiamento, sem atividade de extração associada. A operação de britagem mais próxima é a Mineração Usibrita, em Jaguaré (~40 km da sede), ainda em escala reduzida e situada fora do mercado-base. </w:t>
+      </w:r>
+      <w:r>
+        <w:rPr>
+          <w:b w:val="0"/>
+          <w:i w:val="0"/>
+          <w:color w:val="C00000"/>
+        </w:rPr>
+        <w:t xml:space="preserve">Cabe distinguir duas funções que costumam ser lidas como uma só: a Usibrita é concorrente de preço — chega à sede praticamente da mesma distância que a CIPREM, de modo que ancora o preço da praça —, mas não tem escala para disputar volume; quem limita volume são os produtores de porte, e contra o mais próximo deles, em Pinheiros, a 66,8 km, a vantagem de frete da CIPREM é de R$ 23,8 por tonelada, alcançando R$ 31,7 contra a pedreira de Nova Venécia, a 75,5 km — da ordem de um quarto a um terço do preço posto na obra. </w:t>
+      </w:r>
+      <w:r>
+        <w:rPr>
+          <w:b w:val="0"/>
+          <w:i w:val="0"/>
+          <w:color w:val="000000"/>
+        </w:rPr>
+        <w:t xml:space="preserve">Os produtores de porte operam a partir de </w:t>
+      </w:r>
+      <w:r>
+        <w:rPr>
+          <w:b w:val="0"/>
+          <w:i w:val="0"/>
+          <w:color w:val="C00000"/>
+        </w:rPr>
+        <w:t>66,8 km — Pinheiros e Nova Venécia —</w:t>
+      </w:r>
+      <w:r>
+        <w:rPr>
+          <w:b w:val="0"/>
+          <w:i w:val="0"/>
+          <w:color w:val="000000"/>
+        </w:rPr>
+        <w:t xml:space="preserve"> e o maior deles a cerca de 100 km, em Rio Bananal, com parte do suprimento vindo do eixo Linhares–Aracruz (85–140 km). A jazida da CIPREM está a </w:t>
+      </w:r>
+      <w:r>
+        <w:rPr>
+          <w:b w:val="0"/>
+          <w:i w:val="0"/>
+          <w:color w:val="C00000"/>
+        </w:rPr>
+        <w:t>40,7 km da sede — distância medida em roteirizador a partir da coordenada do empreendimento registrada no PAE (GPS -18,67144, -40,17303) —</w:t>
       </w:r>
       <w:r>
         <w:rPr>
@@ -414,7 +470,23 @@
           <w:i w:val="0"/>
           <w:color w:val="000000"/>
         </w:rPr>
-        <w:t xml:space="preserve"> um pátio de beneficiamento e distribuição de uma pedreira que tem sua sede em Pinheiros (~70 km) — e, </w:t>
+        <w:t xml:space="preserve"> um pátio de beneficiamento e distribuição de uma pedreira que tem sua sede em Pinheiros (</w:t>
+      </w:r>
+      <w:r>
+        <w:rPr>
+          <w:b w:val="0"/>
+          <w:i w:val="0"/>
+          <w:color w:val="C00000"/>
+        </w:rPr>
+        <w:t>66,8 km</w:t>
+      </w:r>
+      <w:r>
+        <w:rPr>
+          <w:b w:val="0"/>
+          <w:i w:val="0"/>
+          <w:color w:val="000000"/>
+        </w:rPr>
+        <w:t xml:space="preserve">) — e, </w:t>
       </w:r>
       <w:r>
         <w:rPr>
@@ -446,7 +518,39 @@
           <w:i w:val="0"/>
           <w:color w:val="000000"/>
         </w:rPr>
-        <w:t xml:space="preserve"> (unidade em Rio Bananal, ~360 mil t/ano) e os demais a 60–70 km (Nova Venécia e Pinheiros). A jazida da CIPREM está a ~35 km da sede do município: em um produto cujo preço posto na obra é dominado pelo frete, é vantagem competitiva estrutural no maior polo de demanda da região — a operação substitui suprimento de longa distância por produção local.</w:t>
+        <w:t xml:space="preserve"> (unidade em Rio Bananal, ~360 mil t/ano) e os demais a </w:t>
+      </w:r>
+      <w:r>
+        <w:rPr>
+          <w:b w:val="0"/>
+          <w:i w:val="0"/>
+          <w:color w:val="C00000"/>
+        </w:rPr>
+        <w:t>66,8 km (Pinheiros) e 75,5 km (Nova Venécia)</w:t>
+      </w:r>
+      <w:r>
+        <w:rPr>
+          <w:b w:val="0"/>
+          <w:i w:val="0"/>
+          <w:color w:val="000000"/>
+        </w:rPr>
+        <w:t xml:space="preserve">. A jazida da CIPREM está a </w:t>
+      </w:r>
+      <w:r>
+        <w:rPr>
+          <w:b w:val="0"/>
+          <w:i w:val="0"/>
+          <w:color w:val="C00000"/>
+        </w:rPr>
+        <w:t>40,7 km</w:t>
+      </w:r>
+      <w:r>
+        <w:rPr>
+          <w:b w:val="0"/>
+          <w:i w:val="0"/>
+          <w:color w:val="000000"/>
+        </w:rPr>
+        <w:t xml:space="preserve"> da sede do município: em um produto cujo preço posto na obra é dominado pelo frete, é vantagem competitiva estrutural no maior polo de demanda da região — a operação substitui suprimento de longa distância por produção local.</w:t>
       </w:r>
     </w:p>
     <w:p>
@@ -459,7 +563,7 @@
           <w:i w:val="0"/>
           <w:color w:val="C00000"/>
         </w:rPr>
-        <w:t>Somando todas as camadas, o mercado efetivamente endereçável pelo empreendimento é de 421 a 577 mil t/ano. Essa soma reúne: a demanda corrente do mercado-base (249 a 273 mil t/ano — do piso prudente ao índice pleno de 1,669 t/hab/ano), as praças disputadas de Jaguaré e Boa Esperança (38 a 76 mil t/ano), as praças alcançáveis por entrega própria em Nova Venécia e Pinheiros (64 a 129 mil t/ano) e as obras públicas catalogadas (70 a 100 mil t/ano). Contra essa base, o platô de produção do projeto — 237.516 t/ano, 90% do teto licenciado, alcançado a partir do 3º ano de operação — representa 41% a 56%: participação compatível com um entrante que é o único produtor instalado no seu mercado-base. A projeção não supõe captura integral em nenhuma praça: aplicando pesos de penetração praça a praça — 65% em São Mateus (mesmo sendo o único produtor do município), 25% em Conceição da Barra, 20% em Jaguaré (5 a 11 mil t/ano), 15% em Boa Esperança, 10% nas praças-sede de concorrente e 60% nas obras públicas —, a captura resulta em 207 a 245 mil t/ano, faixa que comporta o platô. A condição dessa conta é dita com clareza: a sede sozinha não sustenta o platô — a diferença vem das praças vizinhas, onde a CIPREM entra entregando com frota própria, programa já orçado no investimento (dois conjuntos de carreta) e praticado pela unidade do grupo na Bahia, que converte R$ 74/t na porteira em R$ 116/t médios realizados.</w:t>
+        <w:t>Somando todas as camadas, o mercado efetivamente endereçável pelo empreendimento é de 421 a 577 mil t/ano. Essa soma reúne: a demanda corrente do mercado-base (260 a 296 mil t/ano — do piso prudente ao índice pleno de 1,669 t/hab/ano), a praça disputada de Jaguaré (26 a 53 mil t/ano), as praças alcançáveis por entrega própria em Nova Venécia e Pinheiros (64 a 129 mil t/ano) e as obras públicas catalogadas (70 a 100 mil t/ano). Contra essa base, o platô de produção do projeto — 237.516 t/ano, 90% do teto licenciado, alcançado a partir do 3º ano de operação — representa 41% a 56%: participação compatível com um entrante que é o único produtor instalado no seu mercado-base. A projeção não supõe captura integral em nenhuma praça: aplicando pesos de penetração praça a praça — 65% em São Mateus (mesmo sendo o único produtor do município), 25% em Conceição da Barra, 15% em Boa Esperança, 20% em Jaguaré (5 a 11 mil t/ano), 10% nas praças-sede de concorrente e 60% nas obras públicas —, a captura resulta em 207 a 245 mil t/ano, faixa que comporta o platô. A condição dessa conta é dita com clareza: a sede sozinha não sustenta o platô — a diferença vem das praças vizinhas, onde a CIPREM entra entregando com frota própria, programa já orçado no investimento (dois conjuntos de carreta) e praticado pela unidade do grupo na Bahia, que converte R$ 74/t na porteira em R$ 116/t médios realizados.</w:t>
       </w:r>
     </w:p>
     <w:p>
@@ -497,7 +601,7 @@
           <w:i w:val="0"/>
           <w:color w:val="C00000"/>
         </w:rPr>
-        <w:t>NOTA DE REVISÃO (3ª RODADA) — não integra o texto da carta</w:t>
+        <w:t>NOTA DE REVISÃO (4ª RODADA) — não integra o texto da carta</w:t>
       </w:r>
     </w:p>
     <w:p>
@@ -510,7 +614,7 @@
           <w:i w:val="0"/>
           <w:color w:val="C00000"/>
         </w:rPr>
-        <w:t>Demanda pelo índice exato (pedido desta rodada): a demanda do mercado-base passou a ser o produto direto do índice de 2025 — 6.888.010,58 t ÷ 4.126.854 hab = 1,669 t/hab/ano — pela população de 2025 da área (163.346 hab), resultando em 272,6 ≈ 273 mil t/ano. A banda 1,6–1,7 saiu do texto. O conservadorismo antes embutido no piso da faixa foi preservado como teste de robustez (metade do índice em Conceição da Barra → ~249 mil t/ano), citado em uma linha: ele protege a conta da objeção de que o índice estadual embute o consumo da Grande Vitória — e mesmo esse piso supera o platô de 237.516 t/ano. Todas as faixas agregadas foram recalculadas com o mesmo índice (metade ↔ pleno): disputadas 38–76; entrega própria 64–129; endereçável 421–577; participação do platô 41–56%; captura ponderada 207–245 (platô a 81% da faixa).</w:t>
+        <w:t>Demanda pelo índice exato: a demanda do mercado-base é o produto direto do índice de 2025 — 6.888.010,58 t ÷ 4.126.854 hab = 1,669 t/hab/ano — pela população de 2025 da área, agora 177.400 hab, resultando em 296,1 ≈ 296 mil t/ano. O conservadorismo é preservado como teste de robustez (metade do índice em Conceição da Barra e Boa Esperança → ~260 mil t/ano): protege a conta da objeção de que o índice estadual embute o consumo da Grande Vitória — e mesmo esse piso supera o platô de 237.516 t/ano. Faixas agregadas com o mesmo índice (metade ↔ pleno): Jaguaré 26–53; entrega própria 64–129; endereçável 421–577; participação do platô 41–56%; captura ponderada 207–245 (platô a 81% da faixa). Endereçável, participação e captura ficam inalterados frente à rodada anterior: Boa Esperança apenas mudou de camada, e seu peso de captura seguiu em 15%.</w:t>
       </w:r>
     </w:p>
     <w:p>
@@ -523,7 +627,7 @@
           <w:i w:val="0"/>
           <w:color w:val="C00000"/>
         </w:rPr>
-        <w:t>Suprimidos (supressão não aparece em vermelho no corpo): (1) o parágrafo “Aplicado à sede… núcleo de quatro municípios (208.951 hab)… ≈ 285 mil t/ano” — internamente contraditório e incompatível com a régua de frete, que mostra Jaguaré (−R$ 29,1/t) como praça de desvantagem com produtor instalado; Boa Esperança, mesmo no quase-empate de frete apurado nesta rodada, segue praça disputada; a linha FONTE duplicada saiu junto. (2) “a ~25 km de Boa Esperança” — a refutação da rodada anterior (teste rodovia ≥ linha reta) usava coordenada estimada da jazida; com a coordenada do PAE e a medição do cliente (27,9 km pela Rod. Willes Jantorno), o valor original estava afinal próximo do real, e a distância voltou ao corpo do texto, corrigida. (3) O detalhamento do censo de clientes (44 compradores, 192 mil t, 62 mil capturáveis) — enxugado a pedido do cliente: carta consulta afirma e remete; o método fica no Estudo anexo. (4) A frase duplicada do programa de R$ 1 bilhão de Guriri. (5) O somatório “305 a 375 mil t/ano” — substituído pelo mercado endereçável. (6) “~271 mil t/ano” — substituído por ~273 mil t/ano: mesmo método (índice pleno × população), agora com o quociente exato da divisão (1,669, e não 1,66 truncado) e a população confirmada de 163.346 hab.</w:t>
+        <w:t>Suprimidos (supressão não aparece em vermelho no corpo): (1) o parágrafo “Aplicado à sede… núcleo de quatro municípios (208.951 hab)… ≈ 285 mil t/ano” — internamente contraditório e incompatível com a régua de frete, que mostra Jaguaré (−R$ 28,8/t) como praça de desvantagem com produtor instalado; o núcleo de quatro municípios continua sem amparo, mas Boa Esperança, medida nesta rodada, passou a integrar o mercado-base pelos critérios declarados; a linha FONTE duplicada saiu junto. (2) “a ~25 km de Boa Esperança” — a refutação da rodada anterior (teste rodovia ≥ linha reta) usava coordenada estimada da jazida; com a coordenada do PAE e a medição do cliente (27,9 km pela Rod. Willes Jantorno), o valor original estava afinal próximo do real, e a distância voltou ao corpo do texto, corrigida. (3) O detalhamento do censo de clientes (44 compradores, 192 mil t, 62 mil capturáveis) — enxugado a pedido do cliente: carta consulta afirma e remete; o método fica no Estudo anexo. (4) A frase duplicada do programa de R$ 1 bilhão de Guriri. (5) O somatório “305 a 375 mil t/ano” — substituído pelo mercado endereçável. (6) “~271 mil t/ano” — substituído por ~296 mil t/ano: mesmo método (índice pleno × população), agora com o quociente exato da divisão (1,669, e não 1,66 truncado) e a população da base revista (177.400 hab).</w:t>
       </w:r>
     </w:p>
     <w:p>
@@ -536,7 +640,7 @@
           <w:i w:val="0"/>
           <w:color w:val="C00000"/>
         </w:rPr>
-        <w:t>População: adotados 163.346 hab (São Mateus 134.423 + Conceição da Barra 28.923 — IBGE, estimativas 2025), conforme confirmação do cliente. O ambiente desta revisão não acessa ibge.gov.br: anexar ao dossiê o print do painel IBGE Cidades de Conceição da Barra. A atualização de população e de todas as faixas foi propagada ao Estudo de Mercado anexo e aos demais documentos do pacote.</w:t>
+        <w:t>Recorte do mercado-base revisto nesta rodada: passa de dois para três municípios — São Mateus 134.423 + Conceição da Barra 28.923 + Boa Esperança 14.054 = 177.400 hab (IBGE, estimativas 2025). O critério declarado não mudou; passou a ser aplicado sem exceção, em duas condições cumulativas: ausência de produtor de brita instalado e posição dentro do raio econômico do frete. Boa Esperança sempre satisfez a primeira e era excluída pela segunda, com base em distância estimada de 34 km (−R$ 7,3/t); medida em 27,9 km, ela fica em paridade (−R$ 5,1/t contra a pedreira de Pinheiros, a 22,3 km) — praticamente a mesma posição de Conceição da Barra (−R$ 5,2/t), que já integrava a base. Mantê-la fora seria arbitrário. Note-se que a revisão não infla nenhum número a jusante: a praça já era contada como camada disputada, de modo que o mercado endereçável, a participação do platô e a captura permanecem idênticos. O ambiente desta revisão não acessa ibge.gov.br: anexar ao dossiê o print do painel IBGE Cidades de Conceição da Barra e de Boa Esperança. A atualização foi propagada ao Estudo de Mercado anexo e aos demais documentos do pacote.</w:t>
       </w:r>
     </w:p>
     <w:p>
@@ -549,7 +653,7 @@
           <w:i w:val="0"/>
           <w:color w:val="C00000"/>
         </w:rPr>
-        <w:t>Coordenada da jazida e distâncias verificadas (atualização desta rodada): o PAE registra o site em UTM 24K (SIRGAS2000) 376.291 E / 7.935.121 N — GPS -18.67144, -40.17303, formato Google Maps — na Estrada de Taquarussu, s/n, Km 35, Nestor Gomes; a captação no Rio Cricaré (375.964 / 7.934.897) confere a ~400 m. Sanidade: linha reta à sede de São Mateus de 33,5 km, coerente com os ~35 km rodoviários. Boa Esperança: rota pela Rod. Willes Jantorno medida pelo cliente em 27,9 km (trecho parcialmente não pavimentado) — quase-empate com a MCL (~26 km da praça), reduzindo a desvantagem de R$ 7,3/t da régua anterior para ~R$ 1,7/t; o peso de 15% fica conservador. Jaguaré: a ES-356 (Nestor Gomes–ES-430) confirma a estrada nova citada pelo cliente, e o DER-ES estuda ligação de ~14 km da ES-356 à BR-101 como contorno de Jaguaré; com a coordenada do PAE, porém, a linha reta é de ~28 km (não os ~20 km estimados na rodada anterior), de modo que a rota pela ES-356 deve ficar em ~33–40 km — semelhante à consolidada de ~40 km. O peso de Jaguaré permanece 20%, agora sem expectativa de elevação pela estrada. Pendem o pino exato da boca da lavra (marcar no local) e a poligonal ANM no SIGMINE para o refino final da régua.</w:t>
+        <w:t>Régua de frete remedida (origem das distâncias desta versão): o PAE registra o site em UTM 24K (SIRGAS2000) 376.291 E / 7.935.121 N — GPS -18.67144, -40.17303 — na Estrada de Taquarussu, s/n, Km 35, Nestor Gomes. A partir desse ponto, todas as praças foram medidas uma a uma em roteirizador (ago/2026), substituindo a decomposição pelo marco km 35: São Mateus 40,7 km (e não os ~35 km antes adotados) · Boa Esperança 27,9 · Nova Venécia 37,3 · Jaguaré 39,6 · Pinheiros 45,9 · Vila Pavão 59,3 · Conceição da Barra 73,2 · Vila Valério 77,6 · Sooretama 83,9 · Pedro Canário 88,3 · Montanha 90,3. Também foram medidas as distâncias dos concorrentes: Nova Venécia→São Mateus 75,5 km, Pinheiros→São Mateus 66,8, Pinheiros→Conceição da Barra 67,5 e Pinheiros→Boa Esperança 22,3. Duas consequências. Primeira: a divergência registrada na versão anterior sobre a distância da pedreira de Nova Venécia (62 km adotados contra ~74 km indicados pelo teste de coordenadas) está resolvida em favor do maior valor, e a vantagem de frete na sede sobe de R$ 24,6 para R$ 31,7/t contra ela — adotando-se, porém, como número de referência os R$ 23,8/t contra a pedreira de Pinheiros, por ser o concorrente de volume mais próximo, hipótese menos favorável à CIPREM. Segunda: contra o concorrente de preço em São Mateus, a CIPREM não tem mais os R$ 4,5/t de vantagem antes declarados — as duas chegam à praça praticamente da mesma distância. Todas as medições passam no teste rodovia ≥ linha reta, e a geometria fecha (37,3 + 40,7 ≈ 75,5). Pendências: a distância da Usibrita a São Mateus, ainda estimada em ~40 km; a distância ao distrito-sede de Nestor Gomes (~10 km); o pino exato da boca da lavra e a poligonal ANM no SIGMINE.</w:t>
       </w:r>
     </w:p>
     <w:sectPr>

--- a/Carta_secao3_atualizada_vermelho.docx
+++ b/Carta_secao3_atualizada_vermelho.docx
@@ -25,7 +25,7 @@
           <w:i/>
           <w:color w:val="000000"/>
         </w:rPr>
-        <w:t>Em vermelho: trechos alterados ou inseridos nesta revisão (4ª rodada, incorporando os apontamentos do cliente — demanda pelo índice exato 2025, régua de frete remedida a partir da coordenada do PAE e mercado-base revisto para três municípios). Em preto: texto mantido. A nota ao final relaciona o que foi suprimido e as verificações realizadas.</w:t>
+        <w:t>Em vermelho: trechos alterados ou inseridos nesta revisão (5ª rodada, incorporando os apontamentos do cliente — demanda pelo índice exato 2025, régua de frete integralmente medida a partir da coordenada do PAE e mercado-base revisto para três municípios). Em preto: texto mantido. A nota ao final relaciona o que foi suprimido e as verificações realizadas.</w:t>
       </w:r>
     </w:p>
     <w:p>
@@ -258,7 +258,7 @@
           <w:i w:val="0"/>
           <w:color w:val="000000"/>
         </w:rPr>
-        <w:t xml:space="preserve">), mantém filial no município com CNAE de beneficiamento, sem atividade de extração associada. A operação de britagem mais próxima é a Mineração Usibrita, em Jaguaré (~40 km da sede), ainda em escala reduzida e situada fora do mercado-base. </w:t>
+        <w:t>), mantém filial no município com CNAE de beneficiamento, sem atividade de extração associada. A operação de britagem mais próxima é a Mineração Usibrita, em Jaguaré (</w:t>
       </w:r>
       <w:r>
         <w:rPr>
@@ -266,7 +266,23 @@
           <w:i w:val="0"/>
           <w:color w:val="C00000"/>
         </w:rPr>
-        <w:t xml:space="preserve">Cabe distinguir duas funções que costumam ser lidas como uma só: a Usibrita é concorrente de preço — chega à sede praticamente da mesma distância que a CIPREM, de modo que ancora o preço da praça —, mas não tem escala para disputar volume; quem limita volume são os produtores de porte, e contra o mais próximo deles, em Pinheiros, a 66,8 km, a vantagem de frete da CIPREM é de R$ 23,8 por tonelada, alcançando R$ 31,7 contra a pedreira de Nova Venécia, a 75,5 km — da ordem de um quarto a um terço do preço posto na obra. </w:t>
+        <w:t>57,1 km da sede, medidos a partir da coordenada da cava</w:t>
+      </w:r>
+      <w:r>
+        <w:rPr>
+          <w:b w:val="0"/>
+          <w:i w:val="0"/>
+          <w:color w:val="000000"/>
+        </w:rPr>
+        <w:t xml:space="preserve">), ainda em escala reduzida e situada fora do mercado-base. </w:t>
+      </w:r>
+      <w:r>
+        <w:rPr>
+          <w:b w:val="0"/>
+          <w:i w:val="0"/>
+          <w:color w:val="C00000"/>
+        </w:rPr>
+        <w:t xml:space="preserve">Cabe distinguir duas funções que costumam ser lidas como uma só: a Usibrita é o produtor mais próximo de São Mateus e serve de referência de preço na praça, mas nem nisso alcança a CIPREM — chega à sede de 57,1 km contra 40,7 km, R$ 14,9 por tonelada atrás no frete — e não tem escala para disputar volume. Quem limita volume são os produtores de porte, e contra o mais próximo deles, em Pinheiros, a 66,8 km, a vantagem de frete da CIPREM é de R$ 23,8 por tonelada, alcançando R$ 31,7 contra a pedreira de Nova Venécia, a 75,5 km — da ordem de um quarto a um terço do preço posto na obra. </w:t>
       </w:r>
       <w:r>
         <w:rPr>
@@ -306,7 +322,7 @@
           <w:i w:val="0"/>
           <w:color w:val="C00000"/>
         </w:rPr>
-        <w:t>, e o corredor de Nestor Gomes que a serve fica a 10 km ou menos, onde a vantagem de frete alcança R$ 31,9 por tonelada</w:t>
+        <w:t>, e o distrito-sede de Nestor Gomes, no corredor que a serve, foi medido a 12,3 km, onde a vantagem de frete alcança R$ 31,7 por tonelada e o custo de servir cai a R$ 11,2/t, contra R$ 37,0/t até a sede do município</w:t>
       </w:r>
       <w:r>
         <w:rPr>
@@ -502,7 +518,23 @@
           <w:i w:val="0"/>
           <w:color w:val="000000"/>
         </w:rPr>
-        <w:t xml:space="preserve">, o único produtor é uma operação de pequena escala em Jaguaré (~40 km da sede), com vendas da ordem de 5 mil t em 2025 pela base de arrecadação da CFEM (ANM, granito/ES). Os produtores diretos de porte operam em locais mais distantes: o maior a </w:t>
+        <w:t>, o único produtor é uma operação de pequena escala em Jaguaré (</w:t>
+      </w:r>
+      <w:r>
+        <w:rPr>
+          <w:b w:val="0"/>
+          <w:i w:val="0"/>
+          <w:color w:val="C00000"/>
+        </w:rPr>
+        <w:t>57,1 km da sede</w:t>
+      </w:r>
+      <w:r>
+        <w:rPr>
+          <w:b w:val="0"/>
+          <w:i w:val="0"/>
+          <w:color w:val="000000"/>
+        </w:rPr>
+        <w:t xml:space="preserve">), com vendas da ordem de 5 mil t em 2025 pela base de arrecadação da CFEM (ANM, granito/ES). Os produtores diretos de porte operam em locais mais distantes: o maior a </w:t>
       </w:r>
       <w:r>
         <w:rPr>
@@ -601,7 +633,7 @@
           <w:i w:val="0"/>
           <w:color w:val="C00000"/>
         </w:rPr>
-        <w:t>NOTA DE REVISÃO (4ª RODADA) — não integra o texto da carta</w:t>
+        <w:t>NOTA DE REVISÃO (5ª RODADA) — não integra o texto da carta</w:t>
       </w:r>
     </w:p>
     <w:p>
@@ -653,7 +685,20 @@
           <w:i w:val="0"/>
           <w:color w:val="C00000"/>
         </w:rPr>
-        <w:t>Régua de frete remedida (origem das distâncias desta versão): o PAE registra o site em UTM 24K (SIRGAS2000) 376.291 E / 7.935.121 N — GPS -18.67144, -40.17303 — na Estrada de Taquarussu, s/n, Km 35, Nestor Gomes. A partir desse ponto, todas as praças foram medidas uma a uma em roteirizador (ago/2026), substituindo a decomposição pelo marco km 35: São Mateus 40,7 km (e não os ~35 km antes adotados) · Boa Esperança 27,9 · Nova Venécia 37,3 · Jaguaré 39,6 · Pinheiros 45,9 · Vila Pavão 59,3 · Conceição da Barra 73,2 · Vila Valério 77,6 · Sooretama 83,9 · Pedro Canário 88,3 · Montanha 90,3. Também foram medidas as distâncias dos concorrentes: Nova Venécia→São Mateus 75,5 km, Pinheiros→São Mateus 66,8, Pinheiros→Conceição da Barra 67,5 e Pinheiros→Boa Esperança 22,3. Duas consequências. Primeira: a divergência registrada na versão anterior sobre a distância da pedreira de Nova Venécia (62 km adotados contra ~74 km indicados pelo teste de coordenadas) está resolvida em favor do maior valor, e a vantagem de frete na sede sobe de R$ 24,6 para R$ 31,7/t contra ela — adotando-se, porém, como número de referência os R$ 23,8/t contra a pedreira de Pinheiros, por ser o concorrente de volume mais próximo, hipótese menos favorável à CIPREM. Segunda: contra o concorrente de preço em São Mateus, a CIPREM não tem mais os R$ 4,5/t de vantagem antes declarados — as duas chegam à praça praticamente da mesma distância. Todas as medições passam no teste rodovia ≥ linha reta, e a geometria fecha (37,3 + 40,7 ≈ 75,5). Pendências: a distância da Usibrita a São Mateus, ainda estimada em ~40 km; a distância ao distrito-sede de Nestor Gomes (~10 km); o pino exato da boca da lavra e a poligonal ANM no SIGMINE.</w:t>
+        <w:t>Régua de frete remedida (origem das distâncias desta versão): o PAE registra o site em UTM 24K (SIRGAS2000) 376.291 E / 7.935.121 N — GPS -18.67144, -40.17303 — na Estrada de Taquarussu, s/n, Km 35, Nestor Gomes. A partir desse ponto, todas as praças foram medidas uma a uma em roteirizador (ago/2026), substituindo a decomposição pelo marco km 35: São Mateus 40,7 km (e não os ~35 km antes adotados) · Boa Esperança 27,9 · Nova Venécia 37,3 · Jaguaré 39,6 · Pinheiros 45,9 · Vila Pavão 59,3 · Conceição da Barra 73,2 · Vila Valério 77,6 · Sooretama 83,9 · Pedro Canário 88,3 · Montanha 90,3. Também foram medidas as distâncias dos concorrentes: Nova Venécia→São Mateus 75,5 km, Pinheiros→São Mateus 66,8, Pinheiros→Conceição da Barra 67,5 e Pinheiros→Boa Esperança 22,3. Duas consequências. Primeira: a divergência registrada na versão anterior sobre a distância da pedreira de Nova Venécia (62 km adotados contra ~74 km indicados pelo teste de coordenadas) está resolvida em favor do maior valor, e a vantagem de frete na sede sobe de R$ 24,6 para R$ 31,7/t contra ela — adotando-se, porém, como número de referência os R$ 23,8/t contra a pedreira de Pinheiros, por ser o concorrente de volume mais próximo, hipótese menos favorável à CIPREM. Segunda: contra o concorrente de preço em São Mateus, a CIPREM não tem mais os R$ 4,5/t de vantagem antes declarados — as duas chegam à praça praticamente da mesma distância. Todas as medições passam no teste rodovia ≥ linha reta, e a geometria fecha (37,3 + 40,7 ≈ 75,5).</w:t>
+      </w:r>
+    </w:p>
+    <w:p>
+      <w:pPr>
+        <w:spacing w:after="160"/>
+      </w:pPr>
+      <w:r>
+        <w:rPr>
+          <w:b w:val="0"/>
+          <w:i w:val="0"/>
+          <w:color w:val="C00000"/>
+        </w:rPr>
+        <w:t>Duas linhas que faltavam, fechadas nesta rodada. Primeira, a Usibrita: a coordenada da cava (-18,873416, -40,198803) situa-a a 57,1 km da sede de São Mateus, e não aos ~40 km que o estudo vinha estimando. A consequência precisa ser dita sem rodeio, porque corrige a própria revisão anterior: com a estimativa de 40 km, a 4ª rodada havia declarado empate técnico nessa linha (−R$ 0,6/t) e retirado do texto a vantagem de R$ 4,5/t que a versão original afirmava; a medição mostra que a vantagem existe e é maior que a original — R$ 14,9/t. A redação original acertou a direção pelo motivo errado, e a correção da rodada passada foi na direção oposta à realidade. Com isso não resta nenhuma linha de paridade contra concorrente em São Mateus: a CIPREM produz mais perto da praça que qualquer concorrente, de qualquer porte, com margem de 16,4 km sobre o mais próximo deles. A medição passa no teste de sanidade (linha reta de 39,8 km; razão 1,43) e corrobora, por triangulação, os ~8 km entre a Usibrita e a sede de Jaguaré, de modo que a linha de Jaguaré (−R$ 28,8/t) fica confirmada. Segunda, o corredor: o distrito-sede de Nestor Gomes foi medido a 12,3 km da jazida, e a vantagem derivada dos trechos medidos (R$ 31,7/t) confirma os R$ 31,9/t antes publicados. O que distingue o corredor, porém, não é vantagem maior — é a mesma da sede — e sim o custo próprio de servi-lo: R$ 11,2/t de frete contra R$ 37,0/t até a sede. Restam apenas refinos que não tocam o argumento: o pino exato da boca da lavra, a poligonal ANM no SIGMINE e a medição direta de MCL → Nestor Gomes, hoje derivada da geometria.</w:t>
       </w:r>
     </w:p>
     <w:sectPr>

--- a/Carta_secao3_atualizada_vermelho.docx
+++ b/Carta_secao3_atualizada_vermelho.docx
@@ -25,7 +25,7 @@
           <w:i/>
           <w:color w:val="000000"/>
         </w:rPr>
-        <w:t>Em vermelho: trechos alterados ou inseridos nesta revisão (5ª rodada, incorporando os apontamentos do cliente — demanda pelo índice exato 2025, régua de frete integralmente medida a partir da coordenada do PAE e mercado-base revisto para três municípios). Em preto: texto mantido. A nota ao final relaciona o que foi suprimido e as verificações realizadas.</w:t>
+        <w:t>Em vermelho: trechos alterados ou inseridos nesta revisão (6ª rodada, incorporando os apontamentos do cliente — demanda pelo índice exato 2025, régua de frete integralmente medida a partir da coordenada do PAE, mercado-base revisto para três municípios e régua restrita a praças de mercado). Em preto: texto mantido. A nota ao final relaciona o que foi suprimido e as verificações realizadas.</w:t>
       </w:r>
     </w:p>
     <w:p>
@@ -322,7 +322,7 @@
           <w:i w:val="0"/>
           <w:color w:val="C00000"/>
         </w:rPr>
-        <w:t>, e o distrito-sede de Nestor Gomes, no corredor que a serve, foi medido a 12,3 km, onde a vantagem de frete alcança R$ 31,7 por tonelada e o custo de servir cai a R$ 11,2/t, contra R$ 37,0/t até a sede do município</w:t>
+        <w:t>, dentro do próprio município</w:t>
       </w:r>
       <w:r>
         <w:rPr>
@@ -633,7 +633,7 @@
           <w:i w:val="0"/>
           <w:color w:val="C00000"/>
         </w:rPr>
-        <w:t>NOTA DE REVISÃO (5ª RODADA) — não integra o texto da carta</w:t>
+        <w:t>NOTA DE REVISÃO (6ª RODADA) — não integra o texto da carta</w:t>
       </w:r>
     </w:p>
     <w:p>
@@ -698,7 +698,20 @@
           <w:i w:val="0"/>
           <w:color w:val="C00000"/>
         </w:rPr>
-        <w:t>Duas linhas que faltavam, fechadas nesta rodada. Primeira, a Usibrita: a coordenada da cava (-18,873416, -40,198803) situa-a a 57,1 km da sede de São Mateus, e não aos ~40 km que o estudo vinha estimando. A consequência precisa ser dita sem rodeio, porque corrige a própria revisão anterior: com a estimativa de 40 km, a 4ª rodada havia declarado empate técnico nessa linha (−R$ 0,6/t) e retirado do texto a vantagem de R$ 4,5/t que a versão original afirmava; a medição mostra que a vantagem existe e é maior que a original — R$ 14,9/t. A redação original acertou a direção pelo motivo errado, e a correção da rodada passada foi na direção oposta à realidade. Com isso não resta nenhuma linha de paridade contra concorrente em São Mateus: a CIPREM produz mais perto da praça que qualquer concorrente, de qualquer porte, com margem de 16,4 km sobre o mais próximo deles. A medição passa no teste de sanidade (linha reta de 39,8 km; razão 1,43) e corrobora, por triangulação, os ~8 km entre a Usibrita e a sede de Jaguaré, de modo que a linha de Jaguaré (−R$ 28,8/t) fica confirmada. Segunda, o corredor: o distrito-sede de Nestor Gomes foi medido a 12,3 km da jazida, e a vantagem derivada dos trechos medidos (R$ 31,7/t) confirma os R$ 31,9/t antes publicados. O que distingue o corredor, porém, não é vantagem maior — é a mesma da sede — e sim o custo próprio de servi-lo: R$ 11,2/t de frete contra R$ 37,0/t até a sede. Restam apenas refinos que não tocam o argumento: o pino exato da boca da lavra, a poligonal ANM no SIGMINE e a medição direta de MCL → Nestor Gomes, hoje derivada da geometria.</w:t>
+        <w:t>Duas linhas que faltavam, fechadas nesta rodada. Primeira, a Usibrita: a coordenada da cava (-18,873416, -40,198803) situa-a a 57,1 km da sede de São Mateus, e não aos ~40 km que o estudo vinha estimando. A consequência precisa ser dita sem rodeio, porque corrige a própria revisão anterior: com a estimativa de 40 km, a 4ª rodada havia declarado empate técnico nessa linha (−R$ 0,6/t) e retirado do texto a vantagem de R$ 4,5/t que a versão original afirmava; a medição mostra que a vantagem existe e é maior que a original — R$ 14,9/t. A redação original acertou a direção pelo motivo errado, e a correção da rodada passada foi na direção oposta à realidade. Com isso não resta nenhuma linha de paridade contra concorrente em São Mateus: a CIPREM produz mais perto da praça que qualquer concorrente, de qualquer porte, com margem de 16,4 km sobre o mais próximo deles. A medição passa no teste de sanidade (linha reta de 39,8 km; razão 1,43) e corrobora, por triangulação, os ~8 km entre a Usibrita e a sede de Jaguaré, de modo que a linha de Jaguaré (−R$ 28,8/t) fica confirmada. Segunda, o corredor: o distrito-sede de Nestor Gomes foi medido a 12,3 km da jazida, e a vantagem derivada dos trechos medidos (R$ 31,7/t) confirma os R$ 31,9/t antes publicados. O que distingue o corredor, porém, não é vantagem maior — é a mesma da sede — e sim o custo próprio de servi-lo: R$ 11,2/t de frete contra R$ 37,0/t até a sede. Restam apenas refinos que não tocam o argumento: o pino exato da boca da lavra e a poligonal ANM no SIGMINE.</w:t>
+      </w:r>
+    </w:p>
+    <w:p>
+      <w:pPr>
+        <w:spacing w:after="160"/>
+      </w:pPr>
+      <w:r>
+        <w:rPr>
+          <w:b w:val="0"/>
+          <w:i w:val="0"/>
+          <w:color w:val="C00000"/>
+        </w:rPr>
+        <w:t>Linha do corredor de Nestor Gomes suprimida da régua de frete (a supressão não aparece em vermelho no corpo). O ponto foi levantado na revisão do cliente: Nestor Gomes é distrito de São Mateus, e a população do município — que já inclui os moradores do distrito — entra uma única vez na conta de demanda; a linha não estaria contando duas vezes a mesma coisa? Nos valores, não havia dupla contagem, e isso foi verificado nos três pontos onde poderia haver: a linha do corredor não carregava população (a coluna trazia “proximidade imediata”, enquanto a de São Mateus traz 134,4 mil hab); a demanda do item 6 aplica o índice a São Mateus uma vez só, sobre 134.423 hab; e os pesos de captura do item 8 aplicam um único percentual de 65% ao conjunto “sede, Guriri e corredor”. Nenhuma tonelada era contada duas vezes. A linha saiu, ainda assim, por três razões somadas: numa tabela em que cada linha é uma praça de mercado, uma linha que não é praça se lê como erro; com Nestor Gomes medido em 12,3 km, a vantagem derivada (R$ 31,7/t) saiu idêntica à da própria sede, de modo que a linha não trazia número novo; e a distância do concorrente até o distrito era a única da régua obtida por derivação geométrica, e não por medição — de sorte que a igualdade com a sede era consequência aritmética da própria derivação, não achado independente. Retirada a linha, a régua passa a repousar inteiramente em distâncias medidas ponta a ponta. O único fato genuíno e medido do corredor foi preservado no item 8 do Estudo, onde pertence: entregar junto à cava custa R$ 11,2/t de frete contra R$ 37,0/t até a sede — gradiente de margem dentro de um mercado já contado, que orienta prioridade comercial sem constituir mercado adicional.</w:t>
       </w:r>
     </w:p>
     <w:sectPr>

--- a/Carta_secao3_atualizada_vermelho.docx
+++ b/Carta_secao3_atualizada_vermelho.docx
@@ -25,7 +25,7 @@
           <w:i/>
           <w:color w:val="000000"/>
         </w:rPr>
-        <w:t>Em vermelho: trechos alterados ou inseridos nesta revisão (6ª rodada, incorporando os apontamentos do cliente — demanda pelo índice exato 2025, régua de frete integralmente medida a partir da coordenada do PAE, mercado-base revisto para três municípios e régua restrita a praças de mercado). Em preto: texto mantido. A nota ao final relaciona o que foi suprimido e as verificações realizadas.</w:t>
+        <w:t>Em vermelho: trechos alterados ou inseridos nesta revisão (7ª rodada, incorporando os apontamentos do cliente — demanda pelo índice exato 2025, régua de frete integralmente medida, mercado-base de três municípios, e agora a memória de cálculo das obras/Guriri com o horizonte de 14 anos). Em preto: texto mantido. A nota ao final relaciona o que foi suprimido e as verificações realizadas.</w:t>
       </w:r>
     </w:p>
     <w:p>
@@ -399,7 +399,7 @@
           <w:i w:val="0"/>
           <w:color w:val="C00000"/>
         </w:rPr>
-        <w:t>350 a 400 mil m² de vias — entre 450 e 520 mil toneladas de agregados ao longo dos próximos anos. As projeções do empreendimento incorporam 75 a 90 mil t desse potencial, cerca de 15% a 20%; o restante permanece como demanda adicional, real e já contratada em parte, não incorporada às projeções de receita.</w:t>
+        <w:t>350 a 400 mil m² de vias — entre 490 e 560 mil toneladas de agregados, das quais 206 a 235 mil de brita, distribuídas ao longo de cerca de uma década pela própria lógica construtiva: pavimenta-se depois de drenar, bacia a bacia (a Bacia 2 conclui em 2028; a Bacia 1 corre por 1.620 dias contratuais; a Bacia 3 ainda será licitada). As projeções do empreendimento incorporam apenas a brita da malha remanescente — 75 a 90 mil t, cerca de um terço do potencial de brita de Guriri; os outros dois terços correspondem à malha das Bacias 1 e 2, já contada na camada de obras contratadas. O restante permanece como demanda adicional, real e já contratada em parte, não incorporada às projeções de receita. O balneário é, no fundo, demanda REPRIMIDA de pavimentação: ~144 logradouros oficiais cresceram sobre ruas de areia porque alagavam, e a macrodrenagem remove exatamente esse bloqueio. E a régua temporal fecha com a dívida: pelo SAC, a produção que quita as parcelas com folga (DSCR 1,3) cai de ~210 mil t/ano no pico (ano 3) para ~139 mil no ano 14, enquanto a captura recorrente sem nenhuma obra é de 165 a 185 mil t/ano — a memória de cálculo anexa (Memória de Cálculo — Obras e Guriri) demonstra, ano a ano, que as camadas extraordinárias são reforço da janela crítica, não condição de sobrevivência.</w:t>
       </w:r>
       <w:r>
         <w:rPr>
@@ -633,7 +633,20 @@
           <w:i w:val="0"/>
           <w:color w:val="C00000"/>
         </w:rPr>
-        <w:t>NOTA DE REVISÃO (6ª RODADA) — não integra o texto da carta</w:t>
+        <w:t>NOTA DE REVISÃO (7ª RODADA) — não integra o texto da carta</w:t>
+      </w:r>
+    </w:p>
+    <w:p>
+      <w:pPr>
+        <w:spacing w:after="160"/>
+      </w:pPr>
+      <w:r>
+        <w:rPr>
+          <w:b w:val="0"/>
+          <w:i w:val="0"/>
+          <w:color w:val="C00000"/>
+        </w:rPr>
+        <w:t>Obras e Guriri — memória de cálculo anexa e duas correções de unidade. A pedido do cliente, cada frase conclusiva do parágrafo de obras foi decomposta em fonte, coeficiente e conta na Memória de Cálculo — Obras e Guriri, anexa ao pacote, com verificação por agente revisor independente. Duas correções decorrem dela, e ambas AUMENTAM os números: (1) o potencial da malha completa de Guriri usava 1,3 t/m² contra o fator declarado de 1,4 — corrigido de 450–520 para 490–560 mil t de agregados; (2) o “cerca de 15% a 20%” comparava a brita incorporada (75–90 mil t) com o potencial em agregados — unidades misturadas; na mesma unidade, as projeções incorporam cerca de UM TERÇO do potencial de brita de Guriri (75–90 de 206–235 mil t). Entram ainda dois fatos documentais novos: a Bacia 1 tem prazo contratual de 1.620 dias (~4,4 anos), e os bairros oficiais Guriri Norte e Guriri Sul somam ~144 logradouros com CEP, com numeração que alcança a Rua 48 e a Avenida 12ª — acima da premissa de grade (31 ruas/11 avenidas), o que indica que a estimativa de área é piso. O texto passa a explicitar o horizonte: pela lógica construtiva (pavimenta-se depois de drenar, bacia a bacia), a pavimentação se espalha por ~uma década; e o pareamento com a dívida (SAC) mostra a produção exigida CAINDO de ~210 para ~139 mil t/ano (DSCR 1,3) enquanto a captura recorrente sem obras é de 165–185 mil t/ano — as obras são reforço da janela crítica, não condição de sobrevivência. Segue pendente o inventário rua a rua medido: o protocolo de 17 medições está na planilha Levantamento_Guriri.xlsx, e o resultado substituirá a estimativa de grade (350–400 mil m²) quando preenchido.</w:t>
       </w:r>
     </w:p>
     <w:p>

--- a/Carta_secao3_atualizada_vermelho.docx
+++ b/Carta_secao3_atualizada_vermelho.docx
@@ -399,7 +399,7 @@
           <w:i w:val="0"/>
           <w:color w:val="C00000"/>
         </w:rPr>
-        <w:t>350 a 400 mil m² de vias — entre 490 e 560 mil toneladas de agregados, das quais 206 a 235 mil de brita, distribuídas ao longo de cerca de uma década pela própria lógica construtiva: pavimenta-se depois de drenar, bacia a bacia (a Bacia 2 conclui em 2028; a Bacia 1 corre por 1.620 dias contratuais; a Bacia 3 ainda será licitada). As projeções do empreendimento incorporam apenas a brita da malha remanescente — 75 a 90 mil t, cerca de um terço do potencial de brita de Guriri; os outros dois terços correspondem à malha das Bacias 1 e 2, já contada na camada de obras contratadas. O restante permanece como demanda adicional, real e já contratada em parte, não incorporada às projeções de receita. O balneário é, no fundo, demanda REPRIMIDA de pavimentação: ~144 logradouros oficiais cresceram sobre ruas de areia porque alagavam, e a macrodrenagem remove exatamente esse bloqueio. E a régua temporal fecha com a dívida: pelo SAC, a produção que quita as parcelas com folga (DSCR 1,3) cai de ~210 mil t/ano no pico (ano 3) para ~139 mil no ano 14, enquanto a captura recorrente sem nenhuma obra é de 165 a 185 mil t/ano — a memória de cálculo anexa (Memória de Cálculo — Obras e Guriri) demonstra, ano a ano, que as camadas extraordinárias são reforço da janela crítica, não condição de sobrevivência.</w:t>
+        <w:t>350 a 400 mil m² de vias — entre 490 e 560 mil toneladas de agregados, das quais 206 a 235 mil de brita, distribuídas ao longo de cerca de uma década pela própria lógica construtiva: pavimenta-se depois de drenar, bacia a bacia (a Bacia 2 conclui em 2028; a Bacia 1 corre por 1.620 dias contratuais; a Bacia 3 ainda será licitada). As projeções do empreendimento incorporam apenas a brita da malha remanescente — 75 a 90 mil t, pouco mais de um terço do potencial de brita de Guriri; os outros dois terços correspondem à malha das Bacias 1 e 2, já contada na camada de obras contratadas. O restante permanece como demanda adicional, real e já contratada em parte, não incorporada às projeções de receita. O balneário é, no fundo, demanda REPRIMIDA de pavimentação: ~144 logradouros oficiais cresceram sobre ruas de areia porque alagavam, e a macrodrenagem remove exatamente esse bloqueio. E a régua temporal fecha com a dívida: pelo SAC, a produção que quita as parcelas com folga (DSCR 1,3) cai de ~210 mil t/ano no pico (ano 3) para ~139 mil no ano 14, enquanto a captura recorrente sem nenhuma obra é de 165 a 185 mil t/ano — a memória de cálculo anexa (Memória de Cálculo — Obras e Guriri) demonstra, ano a ano, que as camadas extraordinárias são reforço da janela crítica, não condição de sobrevivência.</w:t>
       </w:r>
       <w:r>
         <w:rPr>
@@ -646,7 +646,7 @@
           <w:i w:val="0"/>
           <w:color w:val="C00000"/>
         </w:rPr>
-        <w:t>Obras e Guriri — memória de cálculo anexa e duas correções de unidade. A pedido do cliente, cada frase conclusiva do parágrafo de obras foi decomposta em fonte, coeficiente e conta na Memória de Cálculo — Obras e Guriri, anexa ao pacote, com verificação por agente revisor independente. Duas correções decorrem dela, e ambas AUMENTAM os números: (1) o potencial da malha completa de Guriri usava 1,3 t/m² contra o fator declarado de 1,4 — corrigido de 450–520 para 490–560 mil t de agregados; (2) o “cerca de 15% a 20%” comparava a brita incorporada (75–90 mil t) com o potencial em agregados — unidades misturadas; na mesma unidade, as projeções incorporam cerca de UM TERÇO do potencial de brita de Guriri (75–90 de 206–235 mil t). Entram ainda dois fatos documentais novos: a Bacia 1 tem prazo contratual de 1.620 dias (~4,4 anos), e os bairros oficiais Guriri Norte e Guriri Sul somam ~144 logradouros com CEP, com numeração que alcança a Rua 48 e a Avenida 12ª — acima da premissa de grade (31 ruas/11 avenidas), o que indica que a estimativa de área é piso. O texto passa a explicitar o horizonte: pela lógica construtiva (pavimenta-se depois de drenar, bacia a bacia), a pavimentação se espalha por ~uma década; e o pareamento com a dívida (SAC) mostra a produção exigida CAINDO de ~210 para ~139 mil t/ano (DSCR 1,3) enquanto a captura recorrente sem obras é de 165–185 mil t/ano — as obras são reforço da janela crítica, não condição de sobrevivência. Segue pendente o inventário rua a rua medido: o protocolo de 17 medições está na planilha Levantamento_Guriri.xlsx, e o resultado substituirá a estimativa de grade (350–400 mil m²) quando preenchido.</w:t>
+        <w:t>Obras e Guriri — memória de cálculo anexa e duas correções de unidade. A pedido do cliente, cada frase conclusiva do parágrafo de obras foi decomposta em fonte, coeficiente e conta na Memória de Cálculo — Obras e Guriri, anexa ao pacote, com verificação por agente revisor independente. Duas correções decorrem dela, e ambas AUMENTAM os números: (1) o potencial da malha completa de Guriri usava 1,3 t/m² contra o fator declarado de 1,4 — corrigido de 450–520 para 490–560 mil t de agregados; (2) o “cerca de 15% a 20%” comparava a brita incorporada (75–90 mil t) com o potencial em agregados — unidades misturadas; na mesma unidade, as projeções incorporam pouco mais de um terço do potencial de brita de Guriri (75–90 de 206–235 mil t). Entram ainda dois fatos documentais novos: a Bacia 1 tem prazo contratual de 1.620 dias (~4,4 anos), e os bairros oficiais Guriri Norte e Guriri Sul somam ~144 logradouros com CEP, com numeração que alcança a Rua 48 e a Avenida 12ª — acima da premissa de grade (31 ruas/11 avenidas), o que indica que a estimativa de área é piso. O texto passa a explicitar o horizonte: pela lógica construtiva (pavimenta-se depois de drenar, bacia a bacia), a pavimentação se espalha por ~uma década; e o pareamento com a dívida (SAC) mostra a produção exigida CAINDO de ~210 para ~139 mil t/ano (DSCR 1,3) enquanto a captura recorrente sem obras é de 165–185 mil t/ano — as obras são reforço da janela crítica, não condição de sobrevivência. Segue pendente o inventário rua a rua medido: o protocolo de 17 medições está na planilha Levantamento_Guriri.xlsx, e o resultado substituirá a estimativa de grade (350–400 mil m²) quando preenchido.</w:t>
       </w:r>
     </w:p>
     <w:p>

--- a/Carta_secao3_atualizada_vermelho.docx
+++ b/Carta_secao3_atualizada_vermelho.docx
@@ -25,7 +25,7 @@
           <w:i/>
           <w:color w:val="000000"/>
         </w:rPr>
-        <w:t>Em vermelho: trechos alterados ou inseridos nesta revisão (7ª rodada, incorporando os apontamentos do cliente — demanda pelo índice exato 2025, régua de frete integralmente medida, mercado-base de três municípios, e agora a memória de cálculo das obras/Guriri com o horizonte de 14 anos). Em preto: texto mantido. A nota ao final relaciona o que foi suprimido e as verificações realizadas.</w:t>
+        <w:t>Em vermelho: trechos alterados ou inseridos nesta revisão (8ª rodada, incorporando os apontamentos do cliente — demanda pelo índice exato 2025, régua de frete integralmente medida, mercado-base de três municípios, memória de cálculo das obras/Guriri com horizonte de 14 anos, e agora o referencial de coeficientes rebaseado nas composições oficiais DER-ES/SINAPI). Em preto: texto mantido. A nota ao final relaciona o que foi suprimido e as verificações realizadas.</w:t>
       </w:r>
     </w:p>
     <w:p>
@@ -399,7 +399,7 @@
           <w:i w:val="0"/>
           <w:color w:val="C00000"/>
         </w:rPr>
-        <w:t>350 a 400 mil m² de vias — entre 490 e 560 mil toneladas de agregados, das quais 206 a 235 mil de brita, distribuídas ao longo de cerca de uma década pela própria lógica construtiva: pavimenta-se depois de drenar, bacia a bacia (a Bacia 2 conclui em 2028; a Bacia 1 corre por 1.620 dias contratuais; a Bacia 3 ainda será licitada). As projeções do empreendimento incorporam apenas a brita da malha remanescente — 75 a 90 mil t, pouco mais de um terço do potencial de brita de Guriri; os outros dois terços correspondem à malha das Bacias 1 e 2, já contada na camada de obras contratadas. O restante permanece como demanda adicional, real e já contratada em parte, não incorporada às projeções de receita. O balneário é, no fundo, demanda REPRIMIDA de pavimentação: ~144 logradouros oficiais cresceram sobre ruas de areia porque alagavam, e a macrodrenagem remove exatamente esse bloqueio. E a régua temporal fecha com a dívida: pelo SAC, a produção que quita as parcelas com folga (DSCR 1,3) cai de ~210 mil t/ano no pico (ano 3) para ~139 mil no ano 14, enquanto a captura recorrente sem nenhuma obra é de 165 a 185 mil t/ano — a memória de cálculo anexa (Memória de Cálculo — Obras e Guriri) demonstra, ano a ano, que as camadas extraordinárias são reforço da janela crítica, não condição de sobrevivência.</w:t>
+        <w:t>350 a 400 mil m² de vias — entre 256 e 374 mil toneladas de agregados, das quais 219 a 312 mil de produtos de britagem (banda composicional das tabelas oficiais DER-ES/SINAPI — memória de cálculo anexa), distribuídas ao longo de cerca de uma década pela própria lógica construtiva: pavimenta-se depois de drenar, bacia a bacia (a Bacia 2 conclui em 2028; a Bacia 1 corre por 1.620 dias contratuais; a Bacia 3 ainda será licitada). As projeções do empreendimento incorporam apenas a malha remanescente — 78 a 117 mil t de produtos de britagem, pouco mais de um terço do potencial de Guriri; os outros dois terços correspondem à malha das Bacias 1 e 2, já contada na camada de obras contratadas. O restante permanece como demanda adicional, real e já contratada em parte, não incorporada às projeções de receita. O balneário é, no fundo, demanda REPRIMIDA de pavimentação: ~144 logradouros oficiais cresceram sobre ruas de areia porque alagavam, e a macrodrenagem remove exatamente esse bloqueio. E a régua temporal fecha com a dívida: pelo SAC, a produção que quita as parcelas com folga (DSCR 1,3) cai de ~210 mil t/ano no pico (ano 3) para ~139 mil no ano 14, enquanto a captura recorrente sem nenhuma obra é de 165 a 185 mil t/ano — a memória de cálculo anexa (Memória de Cálculo — Obras e Guriri) demonstra, ano a ano, que as camadas extraordinárias são reforço da janela crítica, não condição de sobrevivência.</w:t>
       </w:r>
       <w:r>
         <w:rPr>
@@ -633,7 +633,20 @@
           <w:i w:val="0"/>
           <w:color w:val="C00000"/>
         </w:rPr>
-        <w:t>NOTA DE REVISÃO (7ª RODADA) — não integra o texto da carta</w:t>
+        <w:t>NOTA DE REVISÃO (8ª RODADA) — não integra o texto da carta</w:t>
+      </w:r>
+    </w:p>
+    <w:p>
+      <w:pPr>
+        <w:spacing w:after="160"/>
+      </w:pPr>
+      <w:r>
+        <w:rPr>
+          <w:b w:val="0"/>
+          <w:i w:val="0"/>
+          <w:color w:val="C00000"/>
+        </w:rPr>
+        <w:t>Referencial de coeficientes rebaseado — e uma correção contra nós, dita sem rodeio. A pedido do cliente, cada coeficiente que converte obra em tonelada ganhou dossiê próprio (Anexo C da memória): fonte primária, status (oficial / setorial / premissa) e faixa mínima–máxima por tipo de obra. A verificação de fontes expôs um erro nosso: o fator de 1,4 t/m² usado para a pavimentação de Guriri era, na origem, o fator de EDIFICAÇÃO da tabela ANEPAC (1.360 t/1.000 m²), transplantado indevidamente — a linha setorial de pavimentação urbana (0,20–0,33 t/m²) cobre só recapeamento de pista simples. O fator foi substituído por uma banda derivada camada a camada das COMPOSIÇÕES OFICIAIS DER-ES/LABOR-UFES e SINAPI-ES (colchão de pó de 10 cm, blocos, base de BGS, meio-fio, sarjeta, calçada, drenagem): 0,73–0,94 t/m² de agregados, dos quais 0,63–0,78 t/m² de produtos de britagem. Efeito duplo e simétrico: os AGREGADOS TOTAIS de Guriri caem (490–560 → 256–374 mil t), mas os PRODUTOS DE BRITAGEM — o que a CIPREM vende — sobem (206–235 → 219–312 mil t na malha completa; 75–90 → 78–117 mil t no remanescente incorporado), porque em intertravado sobre areia praticamente todo agregado comprado é produto de pedreira, e a participação nacional de 42% subestimava isso. A reconstrução obra a obra pelas composições soma 723–951 mil t, coincidindo ponta a ponta com a faixa publicada de 700–950. O share incorporado segue em pouco mais de um terço (35,7%–37,5%), a camada estrutural do exhibit passa de 12–15 para 13–19 mil t/ano (anos 5–10), e a checagem ANEPAC do índice per capita foi precisada: a série regional traz 4,1 t/hab/ano para SUL E SUDESTE (não “Sudeste” isolado) — a demanda corrente, porém, nunca dependeu dela: vem do RAL/ANM. Nenhum outro número do pacote se move.</w:t>
       </w:r>
     </w:p>
     <w:p>

--- a/Carta_secao3_atualizada_vermelho.docx
+++ b/Carta_secao3_atualizada_vermelho.docx
@@ -646,7 +646,7 @@
           <w:i w:val="0"/>
           <w:color w:val="C00000"/>
         </w:rPr>
-        <w:t>Referencial de coeficientes rebaseado — e uma correção contra nós, dita sem rodeio. A pedido do cliente, cada coeficiente que converte obra em tonelada ganhou dossiê próprio (Anexo C da memória): fonte primária, status (oficial / setorial / premissa) e faixa mínima–máxima por tipo de obra. A verificação de fontes expôs um erro nosso: o fator de 1,4 t/m² usado para a pavimentação de Guriri era, na origem, o fator de EDIFICAÇÃO da tabela ANEPAC (1.360 t/1.000 m²), transplantado indevidamente — a linha setorial de pavimentação urbana (0,20–0,33 t/m²) cobre só recapeamento de pista simples. O fator foi substituído por uma banda derivada camada a camada das COMPOSIÇÕES OFICIAIS DER-ES/LABOR-UFES e SINAPI-ES (colchão de pó de 10 cm, blocos, base de BGS, meio-fio, sarjeta, calçada, drenagem): 0,73–0,94 t/m² de agregados, dos quais 0,63–0,78 t/m² de produtos de britagem. Efeito duplo e simétrico: os AGREGADOS TOTAIS de Guriri caem (490–560 → 256–374 mil t), mas os PRODUTOS DE BRITAGEM — o que a CIPREM vende — sobem (206–235 → 219–312 mil t na malha completa; 75–90 → 78–117 mil t no remanescente incorporado), porque em intertravado sobre areia praticamente todo agregado comprado é produto de pedreira, e a participação nacional de 42% subestimava isso. A reconstrução obra a obra pelas composições soma 723–951 mil t, coincidindo ponta a ponta com a faixa publicada de 700–950. O share incorporado segue em pouco mais de um terço (35,7%–37,5%), a camada estrutural do exhibit passa de 12–15 para 13–19 mil t/ano (anos 5–10), e a checagem ANEPAC do índice per capita foi precisada: a série regional traz 4,1 t/hab/ano para SUL E SUDESTE (não “Sudeste” isolado) — a demanda corrente, porém, nunca dependeu dela: vem do RAL/ANM. Nenhum outro número do pacote se move.</w:t>
+        <w:t>Referencial de coeficientes rebaseado — e uma correção contra nós, dita sem rodeio. A pedido do cliente, cada coeficiente que converte obra em tonelada ganhou dossiê próprio (Anexo C da memória): fonte primária, status (oficial / setorial / premissa) e faixa mínima–máxima por tipo de obra. A verificação de fontes expôs um erro nosso: o fator de 1,4 t/m² usado para a pavimentação de Guriri era, na origem, o fator de EDIFICAÇÃO da tabela ANEPAC (1.360 t/1.000 m²), transplantado indevidamente — a linha setorial de pavimentação urbana (0,20–0,33 t/m²) cobre só recapeamento de pista simples. O fator foi substituído por uma banda derivada camada a camada das COMPOSIÇÕES OFICIAIS DER-ES/LABOR-UFES e SINAPI-ES (colchão de pó de 10 cm, blocos, base de BGS, meio-fio, sarjeta, calçada, drenagem): 0,73–0,93 t/m² de agregados, dos quais 0,62–0,78 t/m² de produtos de britagem. Efeito duplo e simétrico: os AGREGADOS TOTAIS de Guriri caem (490–560 → 256–374 mil t), mas os PRODUTOS DE BRITAGEM — o que a CIPREM vende — sobem (206–235 → 219–312 mil t na malha completa; 75–90 → 78–117 mil t no remanescente incorporado), porque em intertravado sobre areia praticamente todo agregado comprado é produto de pedreira, e a participação nacional de 42% subestimava isso. A reconstrução obra a obra pelas composições soma 723–951 mil t — o teto da faixa publicada (700–950) coincide, e o piso publicado é ~3% mais conservador que o composicional. O share incorporado segue em pouco mais de um terço (35,7%–37,5%), a camada estrutural do exhibit passa de 12–15 para 13–19 mil t/ano (anos 5–10), e a checagem ANEPAC do índice per capita foi precisada: a série regional traz 4,1 t/hab/ano para SUL E SUDESTE (não “Sudeste” isolado) — a demanda corrente, porém, nunca dependeu dela: vem do RAL/ANM. Nenhum outro número do pacote se move.</w:t>
       </w:r>
     </w:p>
     <w:p>

--- a/Carta_secao3_atualizada_vermelho.docx
+++ b/Carta_secao3_atualizada_vermelho.docx
@@ -25,7 +25,7 @@
           <w:i/>
           <w:color w:val="000000"/>
         </w:rPr>
-        <w:t>Em vermelho: trechos alterados ou inseridos nesta revisão (8ª rodada, incorporando os apontamentos do cliente — demanda pelo índice exato 2025, régua de frete integralmente medida, mercado-base de três municípios, memória de cálculo das obras/Guriri com horizonte de 14 anos, e agora o referencial de coeficientes rebaseado nas composições oficiais DER-ES/SINAPI). Em preto: texto mantido. A nota ao final relaciona o que foi suprimido e as verificações realizadas.</w:t>
+        <w:t>Em vermelho: trechos alterados ou inseridos nesta revisão (9ª rodada, incorporando os apontamentos do cliente — demanda pelo índice exato 2025, régua de frete integralmente medida, mercado-base de três municípios, memória de cálculo das obras/Guriri com horizonte de 14 anos, referencial de coeficientes nas composições oficiais DER-ES/SINAPI e, agora, o inventário viário medido de Guriri). Em preto: texto mantido. A nota ao final relaciona o que foi suprimido e as verificações realizadas.</w:t>
       </w:r>
     </w:p>
     <w:p>
@@ -391,7 +391,7 @@
           <w:i w:val="0"/>
           <w:color w:val="000000"/>
         </w:rPr>
-        <w:t xml:space="preserve">Elas destravam ainda um potencial estrutural maior: a malha planejada de Guriri (11 avenidas e 31 ruas ao longo de ~8 km) permanece majoritariamente sem pavimentação definitiva, e sua pavimentação completa, viabilizada justamente pela macrodrenagem em curso, representa </w:t>
+        <w:t xml:space="preserve">Elas destravam ainda um potencial estrutural maior: a malha de Guriri permanece majoritariamente sem pavimentação definitiva, e sua pavimentação completa, viabilizada justamente pela macrodrenagem em curso, representa </w:t>
       </w:r>
       <w:r>
         <w:rPr>
@@ -399,7 +399,7 @@
           <w:i w:val="0"/>
           <w:color w:val="C00000"/>
         </w:rPr>
-        <w:t>350 a 400 mil m² de vias — entre 256 e 374 mil toneladas de agregados, das quais 219 a 312 mil de produtos de britagem (banda composicional das tabelas oficiais DER-ES/SINAPI — memória de cálculo anexa), distribuídas ao longo de cerca de uma década pela própria lógica construtiva: pavimenta-se depois de drenar, bacia a bacia (a Bacia 2 conclui em 2028; a Bacia 1 corre por 1.620 dias contratuais; a Bacia 3 ainda será licitada). As projeções do empreendimento incorporam apenas a malha remanescente — 78 a 117 mil t de produtos de britagem, pouco mais de um terço do potencial de Guriri; os outros dois terços correspondem à malha das Bacias 1 e 2, já contada na camada de obras contratadas. O restante permanece como demanda adicional, real e já contratada em parte, não incorporada às projeções de receita. O balneário é, no fundo, demanda REPRIMIDA de pavimentação: ~144 logradouros oficiais cresceram sobre ruas de areia porque alagavam, e a macrodrenagem remove exatamente esse bloqueio. E a régua temporal fecha com a dívida: pelo SAC, a produção que quita as parcelas com folga (DSCR 1,3) cai de ~210 mil t/ano no pico (ano 3) para ~139 mil no ano 14, enquanto a captura recorrente sem nenhuma obra é de 165 a 185 mil t/ano — a memória de cálculo anexa (Memória de Cálculo — Obras e Guriri) demonstra, ano a ano, que as camadas extraordinárias são reforço da janela crítica, não condição de sobrevivência.</w:t>
+        <w:t>um volume agora medido, e não estimado: o levantamento dos projetos dos 21 loteamentos que formam o balneário apurou 193,4 km de vias, das quais apenas 20,1% pavimentadas — faltam 1.236.048 m² de pista e 581.856 m² de calçada, ou 891 a 1.166 mil toneladas de agregados, das quais 765 a 968 mil de produtos de britagem (banda composicional das tabelas oficiais DER-ES/SINAPI — memória de cálculo anexa). As Bacias 1 e 2 da macrodrenagem cobrem apenas 20,2% desse total: ao ritmo contratual do próprio Estado (125 mil m² em 1.620 dias), concluir a pavimentação de Guriri levaria 44 anos com uma bacia por vez, ou 22 anos com duas simultâneas — contra os 14 anos do financiamento pleiteado. A demanda é liberada em fases pela própria lógica construtiva: pavimenta-se depois de drenar, bacia a bacia (a Bacia 2 conclui em 2028; a Bacia 1 corre por 1.620 dias contratuais; a Bacia 3 ainda será licitada). As projeções do empreendimento incorporam apenas 78 a 117 mil t de produtos de britagem — cerca de um décimo do potencial medido de Guriri, e o equivalente a 3,2 a 4,1 anos de produção integral da pedreira no platô. Parte do restante corresponde à malha das Bacias 1 e 2, já contada na camada de obras contratadas. O restante permanece como demanda adicional, real e já contratada em parte, não incorporada às projeções de receita. O balneário é, no fundo, demanda REPRIMIDA de pavimentação: ~144 logradouros oficiais cresceram sobre ruas de areia porque alagavam, e a macrodrenagem remove exatamente esse bloqueio. E a régua temporal fecha com a dívida: pelo SAC, a produção que quita as parcelas com folga (DSCR 1,3) cai de ~210 mil t/ano no pico (ano 3) para ~139 mil no ano 14, enquanto a captura recorrente sem nenhuma obra é de 165 a 185 mil t/ano — a memória de cálculo anexa (Memória de Cálculo — Obras e Guriri) demonstra, ano a ano, que as camadas extraordinárias são reforço da janela crítica, não condição de sobrevivência.</w:t>
       </w:r>
       <w:r>
         <w:rPr>
@@ -633,7 +633,20 @@
           <w:i w:val="0"/>
           <w:color w:val="C00000"/>
         </w:rPr>
-        <w:t>NOTA DE REVISÃO (8ª RODADA) — não integra o texto da carta</w:t>
+        <w:t>NOTA DE REVISÃO (9ª RODADA) — não integra o texto da carta</w:t>
+      </w:r>
+    </w:p>
+    <w:p>
+      <w:pPr>
+        <w:spacing w:after="160"/>
+      </w:pPr>
+      <w:r>
+        <w:rPr>
+          <w:b w:val="0"/>
+          <w:i w:val="0"/>
+          <w:color w:val="C00000"/>
+        </w:rPr>
+        <w:t>Inventário viário de Guriri: a estimativa saiu, o dado medido entrou — e a correção é grande. A malha do balneário foi levantada nos PROJETOS DOS 21 LOTEAMENTOS que o compõem, com o status de pavimentação de cada rua verificado em satélite e REVERIFICADO por um segundo revisor a cada 350 metros. Resultado: 193.373 m de vias (193,4 km), das quais 38.868 m (20,1%) pavimentados; faltam 154.506 m de pista — 1.236.048 m² à largura de projeto de 8 m — mais 581.856 m² de calçada. A estimativa por grade que as versões anteriores usavam (40–48 km / 350–400 mil m²) SUBESTIMAVA a malha em 4,0 a 4,8 vezes: ela supunha ~11 avenidas e ~31 ruas numa grade única, quando o balneário é formado por 21 loteamentos distintos. Em toneladas, o que falta pavimentar passa de 256–374 para 891–1.166 mil t de agregados, e de 219–312 para 765–968 mil t de produtos de britagem. Três consequências para o argumento: as Bacias 1 e 2 cobrem apenas 20,2% do que falta, restando 986.048 m² sem contrato; ao ritmo contratual do próprio Estado a pavimentação de Guriri leva de 22 a 44 anos, contra os 14 do financiamento; e o volume que as projeções incorporam (78–117 mil t, inalterado) passa de “pouco mais de um terço” para CERCA DE UM DÉCIMO do potencial — o estudo era ainda mais conservador do que declarava. Registre-se com todas as letras o que NÃO mudou: nenhuma projeção de receita foi tocada. As vendas seguem em 63 mil t (ano 1), 126 mil (ano 2) e 237.516 t/ano a partir do ano 3; a captura ponderada, em 207–245 mil t/ano; o mercado endereçável, em 421–577 mil t/ano; a participação do platô, em 41–56%. O inventário não serviu para aumentar receita — serviu para demonstrar que a demanda sobrevive ao prazo do financiamento. Pendência declarada: a quebra por loteamento não integra esta versão e pode ser anexada.</w:t>
       </w:r>
     </w:p>
     <w:p>

--- a/Carta_secao3_atualizada_vermelho.docx
+++ b/Carta_secao3_atualizada_vermelho.docx
@@ -25,7 +25,7 @@
           <w:i/>
           <w:color w:val="000000"/>
         </w:rPr>
-        <w:t>Em vermelho: trechos alterados ou inseridos nesta revisão (9ª rodada, incorporando os apontamentos do cliente — demanda pelo índice exato 2025, régua de frete integralmente medida, mercado-base de três municípios, memória de cálculo das obras/Guriri com horizonte de 14 anos, referencial de coeficientes nas composições oficiais DER-ES/SINAPI e, agora, o inventário viário medido de Guriri). Em preto: texto mantido. A nota ao final relaciona o que foi suprimido e as verificações realizadas.</w:t>
+        <w:t>Em vermelho: trechos alterados ou inseridos nesta revisão (11ª rodada, incorporando os apontamentos do cliente — demanda pelo índice exato 2025, régua de frete integralmente medida, mercado-base de três municípios, memória de cálculo das obras/Guriri com horizonte de 14 anos, referencial de coeficientes nas composições oficiais DER-ES/SINAPI e, agora, o levantamento viário final de Guriri — 437 vias medidas e 637 pontos auditados no Google Street View). Em preto: texto mantido. A nota ao final relaciona o que foi suprimido e as verificações realizadas.</w:t>
       </w:r>
     </w:p>
     <w:p>
@@ -399,7 +399,7 @@
           <w:i w:val="0"/>
           <w:color w:val="C00000"/>
         </w:rPr>
-        <w:t>um volume agora medido, e não estimado: o levantamento dos projetos dos 21 loteamentos que formam o balneário apurou 193,4 km de vias, das quais apenas 20,1% pavimentadas — faltam 1.236.048 m² de pista e 581.856 m² de calçada, ou 891 a 1.166 mil toneladas de agregados, das quais 765 a 968 mil de produtos de britagem (banda composicional das tabelas oficiais DER-ES/SINAPI — memória de cálculo anexa). As Bacias 1 e 2 da macrodrenagem cobrem apenas 20,2% desse total: ao ritmo contratual do próprio Estado (125 mil m² em 1.620 dias), concluir a pavimentação de Guriri levaria 44 anos com uma bacia por vez, ou 22 anos com duas simultâneas — contra os 14 anos do financiamento pleiteado. A demanda é liberada em fases pela própria lógica construtiva: pavimenta-se depois de drenar, bacia a bacia (a Bacia 2 conclui em 2028; a Bacia 1 corre por 1.620 dias contratuais; a Bacia 3 ainda será licitada). As projeções do empreendimento incorporam apenas 78 a 117 mil t de produtos de britagem — cerca de um décimo do potencial medido de Guriri, e o equivalente a 3,2 a 4,1 anos de produção integral da pedreira no platô. Parte do restante corresponde à malha das Bacias 1 e 2, já contada na camada de obras contratadas. O restante permanece como demanda adicional, real e já contratada em parte, não incorporada às projeções de receita. O balneário é, no fundo, demanda REPRIMIDA de pavimentação: ~144 logradouros oficiais cresceram sobre ruas de areia porque alagavam, e a macrodrenagem remove exatamente esse bloqueio. E a régua temporal fecha com a dívida: pelo SAC, a produção que quita as parcelas com folga (DSCR 1,3) cai de ~210 mil t/ano no pico (ano 3) para ~139 mil no ano 14, enquanto a captura recorrente sem nenhuma obra é de 165 a 185 mil t/ano — a memória de cálculo anexa (Memória de Cálculo — Obras e Guriri) demonstra, ano a ano, que as camadas extraordinárias são reforço da janela crítica, não condição de sobrevivência.</w:t>
+        <w:t>um volume agora medido e auditado, e não estimado: o levantamento das 437 vias dos 21 loteamentos que formam o balneário, com a situação de pavimentação verificada em 637 pontos — um a cada ~350 m de via — no Google Street View, apurou 193,4 km de vias, das quais apenas 26,6% pavimentadas — faltam 1.135.968 m² de pista e 566.492 m² de calçada, ou 822 a 1.077 mil toneladas de agregados, das quais 705 a 893 mil de produtos de britagem (banda composicional das tabelas oficiais DER-ES/SINAPI — memória de cálculo anexa). As Bacias 1 e 2 da macrodrenagem cobrem apenas 22,0% desse total: ao ritmo contratual do próprio Estado (125 mil m² em 1.620 dias), concluir a pavimentação de Guriri levaria 40 anos com uma bacia por vez, ou 20 anos com duas simultâneas — contra os 14 anos do financiamento pleiteado. A demanda é liberada em fases pela própria lógica construtiva: pavimenta-se depois de drenar, bacia a bacia (a Bacia 2 conclui em 2028; a Bacia 1 corre por 1.620 dias contratuais; a Bacia 3 ainda será licitada). As projeções do empreendimento incorporam apenas 78 a 117 mil t de produtos de britagem — cerca de um décimo do potencial medido de Guriri, e o equivalente a 3,0 a 3,8 anos de produção integral da pedreira no platô. Parte do restante corresponde à malha das Bacias 1 e 2, já contada na camada de obras contratadas. O restante permanece como demanda adicional, real e já contratada em parte, não incorporada às projeções de receita. O balneário é, no fundo, demanda REPRIMIDA de pavimentação: ~144 logradouros oficiais cresceram sobre ruas de areia porque alagavam, e a macrodrenagem remove exatamente esse bloqueio. E a régua temporal fecha com a dívida: pelo SAC, a produção que quita as parcelas com folga (DSCR 1,3) cai de ~210 mil t/ano no pico (ano 3) para ~139 mil no ano 14, enquanto a captura recorrente sem nenhuma obra é de 165 a 185 mil t/ano — a memória de cálculo anexa (Memória de Cálculo — Obras e Guriri) demonstra, ano a ano, que as camadas extraordinárias são reforço da janela crítica, não condição de sobrevivência.</w:t>
       </w:r>
       <w:r>
         <w:rPr>
@@ -633,7 +633,7 @@
           <w:i w:val="0"/>
           <w:color w:val="C00000"/>
         </w:rPr>
-        <w:t>NOTA DE REVISÃO (9ª RODADA) — não integra o texto da carta</w:t>
+        <w:t>NOTA DE REVISÃO (11ª RODADA) — não integra o texto da carta</w:t>
       </w:r>
     </w:p>
     <w:p>
@@ -646,7 +646,7 @@
           <w:i w:val="0"/>
           <w:color w:val="C00000"/>
         </w:rPr>
-        <w:t>Inventário viário de Guriri: a estimativa saiu, o dado medido entrou — e a correção é grande. A malha do balneário foi levantada nos PROJETOS DOS 21 LOTEAMENTOS que o compõem, com o status de pavimentação de cada rua verificado em satélite e REVERIFICADO por um segundo revisor a cada 350 metros. Resultado: 193.373 m de vias (193,4 km), das quais 38.868 m (20,1%) pavimentados; faltam 154.506 m de pista — 1.236.048 m² à largura de projeto de 8 m — mais 581.856 m² de calçada. A estimativa por grade que as versões anteriores usavam (40–48 km / 350–400 mil m²) SUBESTIMAVA a malha em 4,0 a 4,8 vezes: ela supunha ~11 avenidas e ~31 ruas numa grade única, quando o balneário é formado por 21 loteamentos distintos. Em toneladas, o que falta pavimentar passa de 256–374 para 891–1.166 mil t de agregados, e de 219–312 para 765–968 mil t de produtos de britagem. Três consequências para o argumento: as Bacias 1 e 2 cobrem apenas 20,2% do que falta, restando 986.048 m² sem contrato; ao ritmo contratual do próprio Estado a pavimentação de Guriri leva de 22 a 44 anos, contra os 14 do financiamento; e o volume que as projeções incorporam (78–117 mil t, inalterado) passa de “pouco mais de um terço” para CERCA DE UM DÉCIMO do potencial — o estudo era ainda mais conservador do que declarava. Registre-se com todas as letras o que NÃO mudou: nenhuma projeção de receita foi tocada. As vendas seguem em 63 mil t (ano 1), 126 mil (ano 2) e 237.516 t/ano a partir do ano 3; a captura ponderada, em 207–245 mil t/ano; o mercado endereçável, em 421–577 mil t/ano; a participação do platô, em 41–56%. O inventário não serviu para aumentar receita — serviu para demonstrar que a demanda sobrevive ao prazo do financiamento. Pendência declarada: a quebra por loteamento não integra esta versão e pode ser anexada.</w:t>
+        <w:t>Inventário viário de Guriri: a estimativa saiu, o dado medido entrou — e a correção é grande. A malha do balneário foi levantada sobre os PROJETOS DOS 21 LOTEAMENTOS que o compõem e a planilha oficial de loteamentos da Prefeitura, com o traçado de cada uma das 437 vias medido em OpenStreetMap e a situação de pavimentação estabelecida por AUDITORIA DE 637 PONTOS — um a cada ~350 m de via —, verificados um a um no Google Street View, classificando a superfície da pista (asfalto e bloquete = pavimentada; saibro e areia = não) e a existência de calçada nas testadas. Resultado: 193.375 m de vias (193,4 km), das quais 51.379 m (26,6%) pavimentados; faltam 141.996 m de pista — 1.135.968 m² à largura de projeto de 8 m — mais 566.492 m² de calçada. A estimativa por grade que as versões anteriores usavam (40–48 km / 350–400 mil m²) SUBESTIMAVA a malha em 4,0 a 4,8 vezes: ela supunha ~11 avenidas e ~31 ruas numa grade única, quando o balneário é formado por 21 loteamentos distintos. Em toneladas, o que falta pavimentar passa de 256–374 para 822–1.077 mil t de agregados, e de 219–312 para 705–893 mil t de produtos de britagem. Três consequências para o argumento: as Bacias 1 e 2 cobrem apenas 22,0% do que falta, restando 885.968 m² sem contrato; ao ritmo contratual do próprio Estado a pavimentação de Guriri leva de 20 a 40 anos, contra os 14 do financiamento; e o volume que as projeções incorporam (78–117 mil t, inalterado) passa de “pouco mais de um terço” para CERCA DE UM DÉCIMO do potencial — o estudo era ainda mais conservador do que declarava. Registre-se com todas as letras o que NÃO mudou: nenhuma projeção de receita foi tocada. As vendas seguem em 63 mil t (ano 1), 126 mil (ano 2) e 237.516 t/ano a partir do ano 3; a captura ponderada, em 207–245 mil t/ano; o mercado endereçável, em 421–577 mil t/ano; a participação do platô, em 41–56%. O inventário não serviu para aumentar receita — serviu para demonstrar que a demanda sobrevive ao prazo do financiamento.</w:t>
       </w:r>
     </w:p>
     <w:p>
@@ -659,7 +659,7 @@
           <w:i w:val="0"/>
           <w:color w:val="C00000"/>
         </w:rPr>
-        <w:t>Referencial de coeficientes rebaseado — e uma correção contra nós, dita sem rodeio. A pedido do cliente, cada coeficiente que converte obra em tonelada ganhou dossiê próprio (Anexo C da memória): fonte primária, status (oficial / setorial / premissa) e faixa mínima–máxima por tipo de obra. A verificação de fontes expôs um erro nosso: o fator de 1,4 t/m² usado para a pavimentação de Guriri era, na origem, o fator de EDIFICAÇÃO da tabela ANEPAC (1.360 t/1.000 m²), transplantado indevidamente — a linha setorial de pavimentação urbana (0,20–0,33 t/m²) cobre só recapeamento de pista simples. O fator foi substituído por uma banda derivada camada a camada das COMPOSIÇÕES OFICIAIS DER-ES/LABOR-UFES e SINAPI-ES (colchão de pó de 10 cm, blocos, base de BGS, meio-fio, sarjeta, calçada, drenagem): 0,73–0,93 t/m² de agregados, dos quais 0,62–0,78 t/m² de produtos de britagem. Efeito duplo e simétrico: os AGREGADOS TOTAIS de Guriri caem (490–560 → 256–374 mil t), mas os PRODUTOS DE BRITAGEM — o que a CIPREM vende — sobem (206–235 → 219–312 mil t na malha completa; 75–90 → 78–117 mil t no remanescente incorporado), porque em intertravado sobre areia praticamente todo agregado comprado é produto de pedreira, e a participação nacional de 42% subestimava isso. A reconstrução obra a obra pelas composições soma 723–951 mil t — o teto da faixa publicada (700–950) coincide, e o piso publicado é ~3% mais conservador que o composicional. O share incorporado segue em pouco mais de um terço (35,7%–37,5%), a camada estrutural do exhibit passa de 12–15 para 13–19 mil t/ano (anos 5–10), e a checagem ANEPAC do índice per capita foi precisada: a série regional traz 4,1 t/hab/ano para SUL E SUDESTE (não “Sudeste” isolado) — a demanda corrente, porém, nunca dependeu dela: vem do RAL/ANM. Nenhum outro número do pacote se move.</w:t>
+        <w:t>Retratação e pendência resolvida — o que esta 11ª rodada corrigiu da 10ª. A revisão anterior publicou totais PRELIMINARES do mesmo levantamento, recebidos antes do fechamento da auditoria de campo virtual: 38.868 m pavimentados (20,1%), 154.506 m e 1.236.048 m² a pavimentar, 145.465 m e 581.856 m² de passeio, com o método descrito como “satélite com reverificação a cada 350 m”. A planilha final de 19/08/2026 os substitui: a pista pavimentada sobe para 51.379 m (26,6%) e o que falta cai para 141.996 m, reduzindo o potencial em cerca de 8% — ajuste DESFAVORÁVEL ao nosso argumento e registrado por isso mesmo. O método real também é outro, e melhor: medição do traçado em OpenStreetMap sobre as plantas, mais auditoria completa de 637 pontos no Google Street View, com 69% da metragem decidida por ponto próprio. Duas informações novas entram no pacote. (1) CAMADA DE CONFIANÇA: 136.394 m (70,5% da malha) têm traçado medido sobre imagem e 56.979 m são vias previstas em planta, cuja existência física deve ser confirmada em campo antes de orçar; descontadas integralmente estas últimas, o que falta pavimentar em via medida ainda representa 430 a 542 mil t de produtos de britagem — sozinhas, mais de quatro vezes o que as projeções incorporam. (2) A PENDÊNCIA DECLARADA NA RODADA ANTERIOR ESTÁ RESOLVIDA: a quebra por loteamento é agora o Anexo A-3 da memória de cálculo, com as 21 linhas — proprietário/empreendedor, matrícula de registro, área oficial, nº de vias, pontos auditados, extensão, pavimentado, falta em m e m² e potencial de britagem de cada loteamento —, o que permite auditar o inventário loteamento a loteamento. Todos os números desta rodada são lidos diretamente da planilha-fonte pelo gerador dos documentos, sem digitação intermediária, e a soma das 21 linhas fecha com o total geral em todas as colunas.</w:t>
       </w:r>
     </w:p>
     <w:p>
@@ -672,7 +672,20 @@
           <w:i w:val="0"/>
           <w:color w:val="C00000"/>
         </w:rPr>
-        <w:t>Obras e Guriri — memória de cálculo anexa e duas correções de unidade. A pedido do cliente, cada frase conclusiva do parágrafo de obras foi decomposta em fonte, coeficiente e conta na Memória de Cálculo — Obras e Guriri, anexa ao pacote, com verificação por agente revisor independente. Duas correções decorrem dela, e ambas AUMENTAM os números: (1) o potencial da malha completa de Guriri usava 1,3 t/m² contra o fator declarado de 1,4 — corrigido de 450–520 para 490–560 mil t de agregados; (2) o “cerca de 15% a 20%” comparava a brita incorporada (75–90 mil t) com o potencial em agregados — unidades misturadas; na mesma unidade, as projeções incorporam pouco mais de um terço do potencial de brita de Guriri (75–90 de 206–235 mil t). Entram ainda dois fatos documentais novos: a Bacia 1 tem prazo contratual de 1.620 dias (~4,4 anos), e os bairros oficiais Guriri Norte e Guriri Sul somam ~144 logradouros com CEP, com numeração que alcança a Rua 48 e a Avenida 12ª — acima da premissa de grade (31 ruas/11 avenidas), o que indica que a estimativa de área é piso. O texto passa a explicitar o horizonte: pela lógica construtiva (pavimenta-se depois de drenar, bacia a bacia), a pavimentação se espalha por ~uma década; e o pareamento com a dívida (SAC) mostra a produção exigida CAINDO de ~210 para ~139 mil t/ano (DSCR 1,3) enquanto a captura recorrente sem obras é de 165–185 mil t/ano — as obras são reforço da janela crítica, não condição de sobrevivência. Segue pendente o inventário rua a rua medido: o protocolo de 17 medições está na planilha Levantamento_Guriri.xlsx, e o resultado substituirá a estimativa de grade (350–400 mil m²) quando preenchido.</w:t>
+        <w:t>Referencial de coeficientes rebaseado — e uma correção contra nós, dita sem rodeio. A pedido do cliente, cada coeficiente que converte obra em tonelada ganhou dossiê próprio (Anexo C da memória): fonte primária, status (oficial / setorial / premissa) e faixa mínima–máxima por tipo de obra. A verificação de fontes expôs um erro nosso: o fator de 1,4 t/m² usado para a pavimentação de Guriri era, na origem, o fator de EDIFICAÇÃO da tabela ANEPAC (1.360 t/1.000 m²), transplantado indevidamente — a linha setorial de pavimentação urbana (0,20–0,33 t/m²) cobre só recapeamento de pista simples. O fator foi substituído por uma banda derivada camada a camada das COMPOSIÇÕES OFICIAIS DER-ES/LABOR-UFES e SINAPI-ES (colchão de pó de 10 cm, blocos, base de BGS, meio-fio, sarjeta, calçada, drenagem): 0,73–0,93 t/m² de agregados, dos quais 0,62–0,78 t/m² de produtos de britagem. Efeito duplo e simétrico: os AGREGADOS TOTAIS de Guriri caem (490–560 → 256–374 mil t), mas os PRODUTOS DE BRITAGEM — o que a CIPREM vende — sobem (206–235 → 219–312 mil t na malha completa; 75–90 → 78–117 mil t no remanescente incorporado), porque em intertravado sobre areia praticamente todo agregado comprado é produto de pedreira, e a participação nacional de 42% subestimava isso. A reconstrução obra a obra pelas composições soma 723–951 mil t — o teto da faixa publicada (700–950) coincide, e o piso publicado é ~3% mais conservador que o composicional. O share incorporado ficava, então, em pouco mais de um terço (35,7%–37,5%) — leitura da época, derrubada pelo inventário medido para cerca de um décimo (ver a nota do inventário), a camada estrutural do exhibit passa de 12–15 para 13–19 mil t/ano (anos 5–10), e a checagem ANEPAC do índice per capita foi precisada: a série regional traz 4,1 t/hab/ano para SUL E SUDESTE (não “Sudeste” isolado) — a demanda corrente, porém, nunca dependeu dela: vem do RAL/ANM. Nenhum outro número do pacote se move.</w:t>
+      </w:r>
+    </w:p>
+    <w:p>
+      <w:pPr>
+        <w:spacing w:after="160"/>
+      </w:pPr>
+      <w:r>
+        <w:rPr>
+          <w:b w:val="0"/>
+          <w:i w:val="0"/>
+          <w:color w:val="C00000"/>
+        </w:rPr>
+        <w:t>Obras e Guriri — memória de cálculo anexa e duas correções de unidade. A pedido do cliente, cada frase conclusiva do parágrafo de obras foi decomposta em fonte, coeficiente e conta na Memória de Cálculo — Obras e Guriri, anexa ao pacote, com verificação por agente revisor independente. Duas correções decorrem dela, e ambas AUMENTAM os números: (1) o potencial da malha completa de Guriri usava 1,3 t/m² contra o fator declarado de 1,4 — corrigido de 450–520 para 490–560 mil t de agregados; (2) o “cerca de 15% a 20%” comparava a brita incorporada (75–90 mil t) com o potencial em agregados — unidades misturadas; na mesma unidade, as projeções incorporam pouco mais de um terço do potencial de brita de Guriri (75–90 de 206–235 mil t). Entram ainda dois fatos documentais novos: a Bacia 1 tem prazo contratual de 1.620 dias (~4,4 anos), e os bairros oficiais Guriri Norte e Guriri Sul somam ~144 logradouros com CEP, com numeração que alcança a Rua 48 e a Avenida 12ª — acima da premissa de grade (31 ruas/11 avenidas), o que indica que a estimativa de área é piso. O texto passa a explicitar o horizonte: pela lógica construtiva (pavimenta-se depois de drenar, bacia a bacia), a pavimentação se espalha por ~uma década; e o pareamento com a dívida (SAC) mostra a produção exigida CAINDO de ~210 para ~139 mil t/ano (DSCR 1,3) enquanto a captura recorrente sem obras é de 165–185 mil t/ano — as obras são reforço da janela crítica, não condição de sobrevivência. Ficava pendente, então, o inventário rua a rua medido — pendência ENCERRADA nas rodadas seguintes: o levantamento está feito e auditado ponto a ponto (ver a nota do inventário), e a planilha Levantamento_Guriri.xlsx passou a ser a camada de conversão em toneladas sobre o levantamento do cliente.</w:t>
       </w:r>
     </w:p>
     <w:p>

--- a/Carta_secao3_atualizada_vermelho.docx
+++ b/Carta_secao3_atualizada_vermelho.docx
@@ -25,7 +25,7 @@
           <w:i/>
           <w:color w:val="000000"/>
         </w:rPr>
-        <w:t>Em vermelho: trechos alterados ou inseridos nesta revisão (11ª rodada, incorporando os apontamentos do cliente — demanda pelo índice exato 2025, régua de frete integralmente medida, mercado-base de três municípios, memória de cálculo das obras/Guriri com horizonte de 14 anos, referencial de coeficientes nas composições oficiais DER-ES/SINAPI e, agora, o levantamento viário final de Guriri — 437 vias medidas e 637 pontos auditados no Google Street View). Em preto: texto mantido. A nota ao final relaciona o que foi suprimido e as verificações realizadas.</w:t>
+        <w:t>Em vermelho: trechos alterados ou inseridos nesta revisão (11ª rodada, incorporando os apontamentos do cliente — demanda pelo índice exato 2025, régua de frete integralmente medida, mercado-base de três municípios, memória de cálculo das obras/Guriri com horizonte de 14 anos, referencial de coeficientes nas composições oficiais DER-ES/SINAPI e, agora, o levantamento viário final de Guriri — 437 vias medidas e 496 pontos auditados em campo virtual). Em preto: texto mantido. A nota ao final relaciona o que foi suprimido e as verificações realizadas.</w:t>
       </w:r>
     </w:p>
     <w:p>
@@ -399,7 +399,7 @@
           <w:i w:val="0"/>
           <w:color w:val="C00000"/>
         </w:rPr>
-        <w:t>um volume agora medido e auditado, e não estimado: o levantamento das 437 vias dos 21 loteamentos que formam o balneário, com a situação de pavimentação verificada em 637 pontos — um a cada ~350 m de via — no Google Street View, apurou 193,4 km de vias, das quais apenas 26,6% pavimentadas — faltam 1.135.968 m² de pista e 566.492 m² de calçada, ou 822 a 1.077 mil toneladas de agregados, das quais 705 a 893 mil de produtos de britagem (banda composicional das tabelas oficiais DER-ES/SINAPI — memória de cálculo anexa). As Bacias 1 e 2 da macrodrenagem cobrem apenas 22,0% desse total: ao ritmo contratual do próprio Estado (125 mil m² em 1.620 dias), concluir a pavimentação de Guriri levaria 40 anos com uma bacia por vez, ou 20 anos com duas simultâneas — contra os 14 anos do financiamento pleiteado. A demanda é liberada em fases pela própria lógica construtiva: pavimenta-se depois de drenar, bacia a bacia (a Bacia 2 conclui em 2028; a Bacia 1 corre por 1.620 dias contratuais; a Bacia 3 ainda será licitada). As projeções do empreendimento incorporam apenas 78 a 117 mil t de produtos de britagem — cerca de um décimo do potencial medido de Guriri, e o equivalente a 3,0 a 3,8 anos de produção integral da pedreira no platô. Parte do restante corresponde à malha das Bacias 1 e 2, já contada na camada de obras contratadas. O restante permanece como demanda adicional, real e já contratada em parte, não incorporada às projeções de receita. O balneário é, no fundo, demanda REPRIMIDA de pavimentação: ~144 logradouros oficiais cresceram sobre ruas de areia porque alagavam, e a macrodrenagem remove exatamente esse bloqueio. E a régua temporal fecha com a dívida: pelo SAC, a produção que quita as parcelas com folga (DSCR 1,3) cai de ~210 mil t/ano no pico (ano 3) para ~139 mil no ano 14, enquanto a captura recorrente sem nenhuma obra é de 165 a 185 mil t/ano — a memória de cálculo anexa (Memória de Cálculo — Obras e Guriri) demonstra, ano a ano, que as camadas extraordinárias são reforço da janela crítica, não condição de sobrevivência.</w:t>
+        <w:t>um volume agora medido e auditado, e não estimado: o levantamento das 437 vias dos 21 loteamentos que formam o balneário, com a situação de pavimentação verificada ponto a ponto em campo virtual — 496 pontos auditáveis via a via, um a cada ~390 m —, apurou 193,4 km de vias, das quais apenas 26,6% pavimentadas — faltam 1.135.968 m² de pista e 566.492 m² de calçada, ou 822 a 1.077 mil toneladas de agregados, das quais 705 a 893 mil de produtos de britagem (banda composicional das tabelas oficiais DER-ES/SINAPI — memória de cálculo anexa). As Bacias 1 e 2 da macrodrenagem cobrem apenas 22,0% da pista faltante: ao ritmo contratual do próprio Estado (125 mil m² em 1.620 dias), concluir a pavimentação de Guriri levaria 40 anos com uma bacia por vez, ou 20 anos com duas simultâneas — contra os 14 anos do financiamento pleiteado. A demanda é liberada em fases pela própria lógica construtiva: pavimenta-se depois de drenar, bacia a bacia (a Bacia 2 conclui em 2028; a Bacia 1 corre por 1.620 dias contratuais; a Bacia 3 ainda será licitada). As projeções do empreendimento incorporam apenas 78 a 117 mil t de produtos de britagem — cerca de um décimo do potencial medido de Guriri, e o equivalente a 3,0 a 3,8 anos de produção integral da pedreira no platô. Parte do restante corresponde à malha das Bacias 1 e 2, já contada na camada de obras contratadas. O restante permanece como demanda adicional, real e já contratada em parte, não incorporada às projeções de receita. O balneário é, no fundo, demanda REPRIMIDA de pavimentação: ~144 logradouros oficiais cresceram sobre ruas de areia porque alagavam, e a macrodrenagem remove exatamente esse bloqueio. E a régua temporal fecha com a dívida: pelo SAC, a produção que quita as parcelas com folga (DSCR 1,3) cai de ~210 mil t/ano no pico (ano 3) para ~139 mil no ano 14, enquanto a captura recorrente sem nenhuma obra é de 165 a 185 mil t/ano — a memória de cálculo anexa (Memória de Cálculo — Obras e Guriri) demonstra, ano a ano, que as camadas extraordinárias são reforço da janela crítica, não condição de sobrevivência.</w:t>
       </w:r>
       <w:r>
         <w:rPr>
@@ -646,7 +646,7 @@
           <w:i w:val="0"/>
           <w:color w:val="C00000"/>
         </w:rPr>
-        <w:t>Inventário viário de Guriri: a estimativa saiu, o dado medido entrou — e a correção é grande. A malha do balneário foi levantada sobre os PROJETOS DOS 21 LOTEAMENTOS que o compõem e a planilha oficial de loteamentos da Prefeitura, com o traçado de cada uma das 437 vias medido em OpenStreetMap e a situação de pavimentação estabelecida por AUDITORIA DE 637 PONTOS — um a cada ~350 m de via —, verificados um a um no Google Street View, classificando a superfície da pista (asfalto e bloquete = pavimentada; saibro e areia = não) e a existência de calçada nas testadas. Resultado: 193.375 m de vias (193,4 km), das quais 51.379 m (26,6%) pavimentados; faltam 141.996 m de pista — 1.135.968 m² à largura de projeto de 8 m — mais 566.492 m² de calçada. A estimativa por grade que as versões anteriores usavam (40–48 km / 350–400 mil m²) SUBESTIMAVA a malha em 4,0 a 4,8 vezes: ela supunha ~11 avenidas e ~31 ruas numa grade única, quando o balneário é formado por 21 loteamentos distintos. Em toneladas, o que falta pavimentar passa de 256–374 para 822–1.077 mil t de agregados, e de 219–312 para 705–893 mil t de produtos de britagem. Três consequências para o argumento: as Bacias 1 e 2 cobrem apenas 22,0% do que falta, restando 885.968 m² sem contrato; ao ritmo contratual do próprio Estado a pavimentação de Guriri leva de 20 a 40 anos, contra os 14 do financiamento; e o volume que as projeções incorporam (78–117 mil t, inalterado) passa de “pouco mais de um terço” para CERCA DE UM DÉCIMO do potencial — o estudo era ainda mais conservador do que declarava. Registre-se com todas as letras o que NÃO mudou: nenhuma projeção de receita foi tocada. As vendas seguem em 63 mil t (ano 1), 126 mil (ano 2) e 237.516 t/ano a partir do ano 3; a captura ponderada, em 207–245 mil t/ano; o mercado endereçável, em 421–577 mil t/ano; a participação do platô, em 41–56%. O inventário não serviu para aumentar receita — serviu para demonstrar que a demanda sobrevive ao prazo do financiamento.</w:t>
+        <w:t>Inventário viário de Guriri: a estimativa saiu, o dado medido entrou — e a correção é grande. A malha do balneário foi levantada sobre os PROJETOS DOS 21 LOTEAMENTOS que o compõem e a planilha oficial de loteamentos da Prefeitura, com o traçado de cada uma das 437 vias medido em OpenStreetMap e a situação de pavimentação estabelecida por AUDITORIA PONTO A PONTO em campo virtual, classificando a superfície da pista (asfalto e bloquete = pavimentada; saibro e areia = não) e a existência de calçada nas testadas — 496 pontos auditáveis via a via (462 no Google Street View e 34 em imagem de satélite), um a cada ~390 m, contra 637 declarados no resumo da planilha; adota-se o menor, o auditável. Resultado: 193.375 m de vias (193,4 km), das quais 51.379 m (26,6%) pavimentados; faltam 141.996 m de pista — 1.135.968 m² à largura de projeto de 8 m — mais 566.492 m² de calçada. A estimativa por grade que as versões anteriores usavam (40–48 km / 350–400 mil m²) SUBESTIMAVA a malha em 4,0 a 4,8 vezes: ela supunha ~11 avenidas e ~31 ruas numa grade única, quando o balneário é formado por 21 loteamentos distintos. Em toneladas, o que falta pavimentar passa de 256–374 para 822–1.077 mil t de agregados, e de 219–312 para 705–893 mil t de produtos de britagem. Três consequências para o argumento: as Bacias 1 e 2 cobrem apenas 22,0% do que falta, restando 885.968 m² sem contrato; ao ritmo contratual do próprio Estado a pavimentação de Guriri leva de 20 a 40 anos, contra os 14 do financiamento; e o volume que as projeções incorporam (78–117 mil t, inalterado) passa de “pouco mais de um terço” para CERCA DE UM DÉCIMO do potencial — o estudo era ainda mais conservador do que declarava. Registre-se com todas as letras o que NÃO mudou: nenhuma projeção de receita foi tocada. As vendas seguem em 63 mil t (ano 1), 126 mil (ano 2) e 237.516 t/ano a partir do ano 3; a captura ponderada, em 207–245 mil t/ano; o mercado endereçável, em 421–577 mil t/ano; a participação do platô, em 41–56%. O inventário não serviu para aumentar receita — serviu para demonstrar que a demanda sobrevive ao prazo do financiamento.</w:t>
       </w:r>
     </w:p>
     <w:p>
@@ -659,7 +659,20 @@
           <w:i w:val="0"/>
           <w:color w:val="C00000"/>
         </w:rPr>
-        <w:t>Retratação e pendência resolvida — o que esta 11ª rodada corrigiu da 10ª. A revisão anterior publicou totais PRELIMINARES do mesmo levantamento, recebidos antes do fechamento da auditoria de campo virtual: 38.868 m pavimentados (20,1%), 154.506 m e 1.236.048 m² a pavimentar, 145.465 m e 581.856 m² de passeio, com o método descrito como “satélite com reverificação a cada 350 m”. A planilha final de 19/08/2026 os substitui: a pista pavimentada sobe para 51.379 m (26,6%) e o que falta cai para 141.996 m, reduzindo o potencial em cerca de 8% — ajuste DESFAVORÁVEL ao nosso argumento e registrado por isso mesmo. O método real também é outro, e melhor: medição do traçado em OpenStreetMap sobre as plantas, mais auditoria completa de 637 pontos no Google Street View, com 69% da metragem decidida por ponto próprio. Duas informações novas entram no pacote. (1) CAMADA DE CONFIANÇA: 136.394 m (70,5% da malha) têm traçado medido sobre imagem e 56.979 m são vias previstas em planta, cuja existência física deve ser confirmada em campo antes de orçar; descontadas integralmente estas últimas, o que falta pavimentar em via medida ainda representa 430 a 542 mil t de produtos de britagem — sozinhas, mais de quatro vezes o que as projeções incorporam. (2) A PENDÊNCIA DECLARADA NA RODADA ANTERIOR ESTÁ RESOLVIDA: a quebra por loteamento é agora o Anexo A-3 da memória de cálculo, com as 21 linhas — proprietário/empreendedor, matrícula de registro, área oficial, nº de vias, pontos auditados, extensão, pavimentado, falta em m e m² e potencial de britagem de cada loteamento —, o que permite auditar o inventário loteamento a loteamento. Todos os números desta rodada são lidos diretamente da planilha-fonte pelo gerador dos documentos, sem digitação intermediária, e a soma das 21 linhas fecha com o total geral em todas as colunas.</w:t>
+        <w:t>Retratação e pendência resolvida — o que esta 11ª rodada corrigiu da 10ª. A revisão anterior publicou totais PRELIMINARES do mesmo levantamento, recebidos antes do fechamento da auditoria de campo virtual: 38.868 m pavimentados (20,1%), 154.506 m e 1.236.048 m² a pavimentar, 145.465 m e 581.856 m² de passeio, com o método descrito como “satélite com reverificação a cada 350 m”. A planilha final de 19/08/2026 os substitui: a pista pavimentada sobe para 51.379 m (26,6%) e o que falta cai para 141.996 m, reduzindo o potencial em cerca de 8% — ajuste DESFAVORÁVEL ao nosso argumento e registrado por isso mesmo. O método real também é outro, e melhor: medição do traçado em OpenStreetMap sobre as plantas, mais auditoria ponto a ponto em campo virtual (496 pontos auditáveis), com 69% da metragem decidida por ponto próprio. Duas informações novas entram no pacote. (1) CAMADA DE CONFIANÇA: 136.394 m (70,5% da malha) têm traçado medido sobre imagem e 56.979 m são vias previstas em planta, cuja existência física deve ser confirmada em campo antes de orçar; descontadas integralmente estas últimas, o que falta pavimentar em via medida ainda representa 430 a 542 mil t de produtos de britagem — sozinhas, mais de quatro vezes o que as projeções incorporam. (2) A PENDÊNCIA DECLARADA NA RODADA ANTERIOR ESTÁ RESOLVIDA: a quebra por loteamento é agora o Anexo A-3 da memória de cálculo, com as 21 linhas — proprietário/empreendedor, matrícula de registro, área oficial, nº de vias, pontos auditados, extensão, pavimentado, falta em m e m² e potencial de britagem de cada loteamento —, o que permite auditar o inventário loteamento a loteamento. Todos os números desta rodada são lidos diretamente da planilha-fonte pelo gerador dos documentos, sem digitação intermediária, e a soma das 21 linhas fecha com o total geral em todas as colunas.</w:t>
+      </w:r>
+    </w:p>
+    <w:p>
+      <w:pPr>
+        <w:spacing w:after="160"/>
+      </w:pPr>
+      <w:r>
+        <w:rPr>
+          <w:b w:val="0"/>
+          <w:i w:val="0"/>
+          <w:color w:val="C00000"/>
+        </w:rPr>
+        <w:t>Terceira auditoria cega, e o que ela derrubou. Antes de publicar esta versão, um terceiro agente auditor recebeu apenas a planilha-fonte, os fatores e as 14 afirmações numéricas desta rodada — sem nenhuma derivação nossa e sem acesso aos documentos — com a instrução de tentar DERRUBAR cada uma. PLACAR: 3 CONFERE · 9 CONFERE COM RESSALVA · 2 DIVERGE. Quatro correções foram acatadas e já estão no texto. (1) A CONTAGEM DE PONTOS: o resumo da planilha declara 637 pontos, mas as 21 abas somam 496 via a via — o mesmo número por dois caminhos independentes —, e 120 dos declarados são de satélite, não de Street View. O pacote passa a citar 496, o número auditável, e nomeia os três loteamentos sem nenhum ponto próprio. (2) ESCOPO: o texto alternava entre “pista” e “pista mais calçada” sem declarar qual estava em uso, sempre na direção que aumentava o número; o horizonte passa a usar PISTA SÓ como referência, com a calçada mostrada à parte. (3) ESCOAMENTO: dizer que o resíduo escoa em 20 anos contradizia os 40 anos do ritmo de uma bacia; a memória foi reescrita para escoar ao ritmo contratual do próprio Estado, e o argumento deixa de ser de magnitude e passa a ser de DURAÇÃO — 17 a 21 mil t/ano por três décadas, contra os 13–19 mil t/ano por seis anos que as projeções contam. (4) DENOMINADOR DO SHARE: os 9%–17% valem contra o inventário completo; contra a base estritamente medida são 14% a 27%, e as duas leituras passam a ser publicadas lado a lado. Acrescentou-se ainda a sensibilidade da largura de pista — os 8 m são premissa escalar, sem coluna de largura na fonte; a 7 m o potencial cai 13%. Nenhuma projeção de receita se moveu por nada disso.</w:t>
       </w:r>
     </w:p>
     <w:p>

--- a/Carta_secao3_atualizada_vermelho.docx
+++ b/Carta_secao3_atualizada_vermelho.docx
@@ -25,7 +25,7 @@
           <w:i/>
           <w:color w:val="000000"/>
         </w:rPr>
-        <w:t>Em vermelho: trechos alterados ou inseridos nesta revisão (11ª rodada, incorporando os apontamentos do cliente — demanda pelo índice exato 2025, régua de frete integralmente medida, mercado-base de três municípios, memória de cálculo das obras/Guriri com horizonte de 14 anos, referencial de coeficientes nas composições oficiais DER-ES/SINAPI e, agora, o levantamento viário final de Guriri — 437 vias medidas e 496 pontos auditados em campo virtual). Em preto: texto mantido. A nota ao final relaciona o que foi suprimido e as verificações realizadas.</w:t>
+        <w:t>Em vermelho: trechos alterados ou inseridos nesta revisão (12ª rodada, incorporando os apontamentos do cliente — demanda pelo índice exato 2025, régua de frete integralmente medida, mercado-base de três municípios, memória de cálculo das obras/Guriri com horizonte de 14 anos, referencial de coeficientes nas composições oficiais DER-ES/SINAPI e, agora, o levantamento viário RECONCILIADO de Guriri — 437 vias medidas e 637 pontos auditados, listados um a um com coordenada e data). Em preto: texto mantido. A nota ao final relaciona o que foi suprimido e as verificações realizadas.</w:t>
       </w:r>
     </w:p>
     <w:p>
@@ -399,7 +399,7 @@
           <w:i w:val="0"/>
           <w:color w:val="C00000"/>
         </w:rPr>
-        <w:t>um volume agora medido e auditado, e não estimado: o levantamento das 437 vias dos 21 loteamentos que formam o balneário, com a situação de pavimentação verificada ponto a ponto em campo virtual — 496 pontos auditáveis via a via, um a cada ~390 m —, apurou 193,4 km de vias, das quais apenas 26,6% pavimentadas — faltam 1.135.968 m² de pista e 566.492 m² de calçada, ou 822 a 1.077 mil toneladas de agregados, das quais 705 a 893 mil de produtos de britagem (banda composicional das tabelas oficiais DER-ES/SINAPI — memória de cálculo anexa). As Bacias 1 e 2 da macrodrenagem cobrem apenas 22,0% da pista faltante: ao ritmo contratual do próprio Estado (125 mil m² em 1.620 dias), concluir a pavimentação de Guriri levaria 40 anos com uma bacia por vez, ou 20 anos com duas simultâneas — contra os 14 anos do financiamento pleiteado. A demanda é liberada em fases pela própria lógica construtiva: pavimenta-se depois de drenar, bacia a bacia (a Bacia 2 conclui em 2028; a Bacia 1 corre por 1.620 dias contratuais; a Bacia 3 ainda será licitada). As projeções do empreendimento incorporam apenas 78 a 117 mil t de produtos de britagem — cerca de um décimo do potencial medido de Guriri, e o equivalente a 3,0 a 3,8 anos de produção integral da pedreira no platô. Parte do restante corresponde à malha das Bacias 1 e 2, já contada na camada de obras contratadas. O restante permanece como demanda adicional, real e já contratada em parte, não incorporada às projeções de receita. O balneário é, no fundo, demanda REPRIMIDA de pavimentação: ~144 logradouros oficiais cresceram sobre ruas de areia porque alagavam, e a macrodrenagem remove exatamente esse bloqueio. E a régua temporal fecha com a dívida: pelo SAC, a produção que quita as parcelas com folga (DSCR 1,3) cai de ~210 mil t/ano no pico (ano 3) para ~139 mil no ano 14, enquanto a captura recorrente sem nenhuma obra é de 165 a 185 mil t/ano — a memória de cálculo anexa (Memória de Cálculo — Obras e Guriri) demonstra, ano a ano, que as camadas extraordinárias são reforço da janela crítica, não condição de sobrevivência.</w:t>
+        <w:t>um volume agora medido e auditado, e não estimado: o levantamento das 437 vias dos 21 loteamentos que formam o balneário, com a situação de pavimentação verificada ponto a ponto em campo virtual — 637 pontos listados um a um, com coordenada, fonte e data de imagem —, apurou 193,4 km de vias, das quais apenas 26,6% pavimentadas — faltam 1.216.547 m² de pista, área calculada via a via pela caixa de via registrada no quadro de cada planta, e 554.203 m² de calçada, ou 874 a 1.144 mil toneladas de agregados, das quais 751 a 951 mil de produtos de britagem (banda composicional das tabelas oficiais DER-ES/SINAPI — memória de cálculo anexa; 704 a 892 mil t pelo piso de largura de 8 m, que segue publicado). As Bacias 1 e 2 da macrodrenagem cobrem apenas 20,5% da pista faltante: ao ritmo contratual do próprio Estado (125 mil m² em 1.620 dias), concluir a pavimentação de Guriri levaria 43 anos com uma bacia por vez, ou 21 anos com duas simultâneas — contra os 14 anos do financiamento pleiteado. A demanda é liberada em fases pela própria lógica construtiva: pavimenta-se depois de drenar, bacia a bacia (a Bacia 2 conclui em 2028; a Bacia 1 corre por 1.620 dias contratuais; a Bacia 3 ainda será licitada). As projeções do empreendimento incorporam apenas 78 a 117 mil t de produtos de britagem — cerca de um décimo do potencial medido de Guriri, e o equivalente a 3,2 a 4,0 anos de produção integral da pedreira no platô. Parte do restante corresponde à malha das Bacias 1 e 2, já contada na camada de obras contratadas. O restante permanece como demanda adicional, real e já contratada em parte, não incorporada às projeções de receita. O balneário é, no fundo, demanda REPRIMIDA de pavimentação: ~144 logradouros oficiais cresceram sobre ruas de areia porque alagavam, e a macrodrenagem remove exatamente esse bloqueio. E a régua temporal fecha com a dívida: pelo SAC, a produção que quita as parcelas com folga (DSCR 1,3) cai de ~210 mil t/ano no pico (ano 3) para ~139 mil no ano 14, enquanto a captura recorrente sem nenhuma obra é de 165 a 185 mil t/ano — a memória de cálculo anexa (Memória de Cálculo — Obras e Guriri) demonstra, ano a ano, que as camadas extraordinárias são reforço da janela crítica, não condição de sobrevivência.</w:t>
       </w:r>
       <w:r>
         <w:rPr>
@@ -633,7 +633,7 @@
           <w:i w:val="0"/>
           <w:color w:val="C00000"/>
         </w:rPr>
-        <w:t>NOTA DE REVISÃO (11ª RODADA) — não integra o texto da carta</w:t>
+        <w:t>NOTA DE REVISÃO (12ª RODADA) — não integra o texto da carta</w:t>
       </w:r>
     </w:p>
     <w:p>
@@ -646,7 +646,7 @@
           <w:i w:val="0"/>
           <w:color w:val="C00000"/>
         </w:rPr>
-        <w:t>Inventário viário de Guriri: a estimativa saiu, o dado medido entrou — e a correção é grande. A malha do balneário foi levantada sobre os PROJETOS DOS 21 LOTEAMENTOS que o compõem e a planilha oficial de loteamentos da Prefeitura, com o traçado de cada uma das 437 vias medido em OpenStreetMap e a situação de pavimentação estabelecida por AUDITORIA PONTO A PONTO em campo virtual, classificando a superfície da pista (asfalto e bloquete = pavimentada; saibro e areia = não) e a existência de calçada nas testadas — 496 pontos auditáveis via a via (462 no Google Street View e 34 em imagem de satélite), um a cada ~390 m, contra 637 declarados no resumo da planilha; adota-se o menor, o auditável. Resultado: 193.375 m de vias (193,4 km), das quais 51.379 m (26,6%) pavimentados; faltam 141.996 m de pista — 1.135.968 m² à largura de projeto de 8 m — mais 566.492 m² de calçada. A estimativa por grade que as versões anteriores usavam (40–48 km / 350–400 mil m²) SUBESTIMAVA a malha em 4,0 a 4,8 vezes: ela supunha ~11 avenidas e ~31 ruas numa grade única, quando o balneário é formado por 21 loteamentos distintos. Em toneladas, o que falta pavimentar passa de 256–374 para 822–1.077 mil t de agregados, e de 219–312 para 705–893 mil t de produtos de britagem. Três consequências para o argumento: as Bacias 1 e 2 cobrem apenas 22,0% do que falta, restando 885.968 m² sem contrato; ao ritmo contratual do próprio Estado a pavimentação de Guriri leva de 20 a 40 anos, contra os 14 do financiamento; e o volume que as projeções incorporam (78–117 mil t, inalterado) passa de “pouco mais de um terço” para CERCA DE UM DÉCIMO do potencial — o estudo era ainda mais conservador do que declarava. Registre-se com todas as letras o que NÃO mudou: nenhuma projeção de receita foi tocada. As vendas seguem em 63 mil t (ano 1), 126 mil (ano 2) e 237.516 t/ano a partir do ano 3; a captura ponderada, em 207–245 mil t/ano; o mercado endereçável, em 421–577 mil t/ano; a participação do platô, em 41–56%. O inventário não serviu para aumentar receita — serviu para demonstrar que a demanda sobrevive ao prazo do financiamento.</w:t>
+        <w:t>Inventário viário de Guriri: a estimativa saiu, o dado medido entrou — e a correção é grande. A malha do balneário foi levantada sobre os PROJETOS DOS 21 LOTEAMENTOS que o compõem e a planilha oficial de loteamentos da Prefeitura, com o traçado de cada uma das 437 vias medido em OpenStreetMap e a situação de pavimentação estabelecida por AUDITORIA PONTO A PONTO em campo virtual, classificando a superfície da pista (asfalto e bloquete = pavimentada; saibro e areia = não) e a existência de calçada nas testadas — 496 pontos listados um a um com coordenada, fonte e data de imagem (517 no Google Street View e 120 em satélite), dos quais 496 creditados a vias nomeadas e 141 à malha física do loteamento. Resultado: 193.375 m de vias (193,4 km), das quais 51.379 m (26,6%) pavimentados; faltam 141.996 m de pista — 1.135.968 m² à largura de projeto de 8 m — mais 566.492 m² de calçada. A estimativa por grade que as versões anteriores usavam (40–48 km / 350–400 mil m²) SUBESTIMAVA a malha em 4,0 a 4,8 vezes: ela supunha ~11 avenidas e ~31 ruas numa grade única, quando o balneário é formado por 21 loteamentos distintos. Em toneladas, o que falta pavimentar passa de 256–374 para 822–1.077 mil t de agregados, e de 219–312 para 705–893 mil t de produtos de britagem. Três consequências para o argumento: as Bacias 1 e 2 cobrem apenas 22,0% do que falta, restando 885.968 m² sem contrato; ao ritmo contratual do próprio Estado a pavimentação de Guriri leva de 20 a 40 anos, contra os 14 do financiamento; e o volume que as projeções incorporam (78–117 mil t, inalterado) passa de “pouco mais de um terço” para CERCA DE UM DÉCIMO do potencial — o estudo era ainda mais conservador do que declarava. Registre-se com todas as letras o que NÃO mudou: nenhuma projeção de receita foi tocada. As vendas seguem em 63 mil t (ano 1), 126 mil (ano 2) e 237.516 t/ano a partir do ano 3; a captura ponderada, em 207–245 mil t/ano; o mercado endereçável, em 421–577 mil t/ano; a participação do platô, em 41–56%. O inventário não serviu para aumentar receita — serviu para demonstrar que a demanda sobrevive ao prazo do financiamento.</w:t>
       </w:r>
     </w:p>
     <w:p>
@@ -659,7 +659,7 @@
           <w:i w:val="0"/>
           <w:color w:val="C00000"/>
         </w:rPr>
-        <w:t>Retratação e pendência resolvida — o que esta 11ª rodada corrigiu da 10ª. A revisão anterior publicou totais PRELIMINARES do mesmo levantamento, recebidos antes do fechamento da auditoria de campo virtual: 38.868 m pavimentados (20,1%), 154.506 m e 1.236.048 m² a pavimentar, 145.465 m e 581.856 m² de passeio, com o método descrito como “satélite com reverificação a cada 350 m”. A planilha final de 19/08/2026 os substitui: a pista pavimentada sobe para 51.379 m (26,6%) e o que falta cai para 141.996 m, reduzindo o potencial em cerca de 8% — ajuste DESFAVORÁVEL ao nosso argumento e registrado por isso mesmo. O método real também é outro, e melhor: medição do traçado em OpenStreetMap sobre as plantas, mais auditoria ponto a ponto em campo virtual (496 pontos auditáveis), com 69% da metragem decidida por ponto próprio. Duas informações novas entram no pacote. (1) CAMADA DE CONFIANÇA: 136.394 m (70,5% da malha) têm traçado medido sobre imagem e 56.979 m são vias previstas em planta, cuja existência física deve ser confirmada em campo antes de orçar; descontadas integralmente estas últimas, o que falta pavimentar em via medida ainda representa 430 a 542 mil t de produtos de britagem — sozinhas, mais de quatro vezes o que as projeções incorporam. (2) A PENDÊNCIA DECLARADA NA RODADA ANTERIOR ESTÁ RESOLVIDA: a quebra por loteamento é agora o Anexo A-3 da memória de cálculo, com as 21 linhas — proprietário/empreendedor, matrícula de registro, área oficial, nº de vias, pontos auditados, extensão, pavimentado, falta em m e m² e potencial de britagem de cada loteamento —, o que permite auditar o inventário loteamento a loteamento. Todos os números desta rodada são lidos diretamente da planilha-fonte pelo gerador dos documentos, sem digitação intermediária, e a soma das 21 linhas fecha com o total geral em todas as colunas.</w:t>
+        <w:t>Retratação e pendência resolvida — o que esta 11ª rodada corrigiu da 10ª. A revisão anterior publicou totais PRELIMINARES do mesmo levantamento, recebidos antes do fechamento da auditoria de campo virtual: 38.868 m pavimentados (20,1%), 154.506 m e 1.236.048 m² a pavimentar, 145.465 m e 581.856 m² de passeio, com o método descrito como “satélite com reverificação a cada 350 m”. A planilha final de 19/08/2026 os substitui: a pista pavimentada sobe para 51.379 m (26,6%) e o que falta cai para 141.996 m, reduzindo o potencial em cerca de 8% — ajuste DESFAVORÁVEL ao nosso argumento e registrado por isso mesmo. O método real também é outro, e melhor: medição do traçado em OpenStreetMap sobre as plantas, mais auditoria ponto a ponto em campo virtual, com 69% da metragem decidida por ponto próprio. Duas informações novas entram no pacote. (1) CAMADA DE CONFIANÇA: 136.394 m (70,5% da malha) têm traçado medido sobre imagem e 56.979 m são vias previstas em planta, cuja existência física deve ser confirmada em campo antes de orçar; descontadas integralmente estas últimas, o que falta pavimentar em via medida ainda representa 446 a 561 mil t de produtos de britagem (valores da versão reconciliada) — sozinhas, várias vezes o que as projeções incorporam. (2) A PENDÊNCIA DECLARADA NA RODADA ANTERIOR ESTÁ RESOLVIDA: a quebra por loteamento é agora o Anexo A-3 da memória de cálculo, com as 21 linhas — proprietário/empreendedor, matrícula de registro, área oficial, nº de vias, pontos auditados, extensão, pavimentado, falta em m e m² e potencial de britagem de cada loteamento —, o que permite auditar o inventário loteamento a loteamento. Todos os números desta rodada são lidos diretamente da planilha-fonte pelo gerador dos documentos, sem digitação intermediária, e a soma das 21 linhas fecha com o total geral em todas as colunas.</w:t>
       </w:r>
     </w:p>
     <w:p>
@@ -672,7 +672,20 @@
           <w:i w:val="0"/>
           <w:color w:val="C00000"/>
         </w:rPr>
-        <w:t>Terceira auditoria cega, e o que ela derrubou. Antes de publicar esta versão, um terceiro agente auditor recebeu apenas a planilha-fonte, os fatores e as 14 afirmações numéricas desta rodada — sem nenhuma derivação nossa e sem acesso aos documentos — com a instrução de tentar DERRUBAR cada uma. PLACAR: 3 CONFERE · 9 CONFERE COM RESSALVA · 2 DIVERGE. Quatro correções foram acatadas e já estão no texto. (1) A CONTAGEM DE PONTOS: o resumo da planilha declara 637 pontos, mas as 21 abas somam 496 via a via — o mesmo número por dois caminhos independentes —, e 120 dos declarados são de satélite, não de Street View. O pacote passa a citar 496, o número auditável, e nomeia os três loteamentos sem nenhum ponto próprio. (2) ESCOPO: o texto alternava entre “pista” e “pista mais calçada” sem declarar qual estava em uso, sempre na direção que aumentava o número; o horizonte passa a usar PISTA SÓ como referência, com a calçada mostrada à parte. (3) ESCOAMENTO: dizer que o resíduo escoa em 20 anos contradizia os 40 anos do ritmo de uma bacia; a memória foi reescrita para escoar ao ritmo contratual do próprio Estado, e o argumento deixa de ser de magnitude e passa a ser de DURAÇÃO — 17 a 21 mil t/ano por três décadas, contra os 13–19 mil t/ano por seis anos que as projeções contam. (4) DENOMINADOR DO SHARE: os 9%–17% valem contra o inventário completo; contra a base estritamente medida são 14% a 27%, e as duas leituras passam a ser publicadas lado a lado. Acrescentou-se ainda a sensibilidade da largura de pista — os 8 m são premissa escalar, sem coluna de largura na fonte; a 7 m o potencial cai 13%. Nenhuma projeção de receita se moveu por nada disso.</w:t>
+        <w:t>Desfecho da terceira auditoria: a fonte respondeu, reemitiu a planilha, e a checamos antes de adotar. Os cinco achados foram levados por escrito a quem produziu o levantamento. Todos PROCEDEM — nenhum foi contestado. Três eram falha de exposição, dois eram números sem base que foram retirados. (1) OS PONTOS: os 141 que não fechavam foram efetivamente verificados, sobre traçado existente, em vias sem nome correspondente na planta; a planilha reemitida reporta as duas colunas (496 creditados a vias nomeadas + 141 de malha física = 637) e traz uma aba nova com os 637 listados um a um — id, coordenada, fonte, data da imagem, superfície e extensão representada. O pacote volta a citar 637, agora com a partição declarada e verificável. (2) A LARGURA: a caixa de via foi aberta; 138 das 437 vias têm caixa lida do quadro da planta, com regra de conversão declarada, e o m² passou a ser calculado via a via. A área de pista sobe 7,1% — mudança FAVORÁVEL a nós, e por isso o piso de 8 m segue publicado ao lado. (3) O PASSEIO: o percentual de calçada de dois loteamentos não tinha nenhuma leitura que o sustentasse e foi RETIRADO; o inventário de calçada cai de 566.492 para 554.203 m². (4) Escopo, escoamento e denominador do share, corrigidos por nós na rodada anterior, seguem como estão. Antes de adotar a versão nova fizemos doze checagens independentes — soma coluna a coluna, ids sem repetição, coordenadas dentro do polígono, partição de fontes, o teste de que os 517 pontos de Street View têm data de imagem e os 120 de satélite não têm, a regra de largura em cada uma das 437 vias e o m² de cada via — e todas fecham. Nenhuma projeção de receita se moveu.</w:t>
+      </w:r>
+    </w:p>
+    <w:p>
+      <w:pPr>
+        <w:spacing w:after="160"/>
+      </w:pPr>
+      <w:r>
+        <w:rPr>
+          <w:b w:val="0"/>
+          <w:i w:val="0"/>
+          <w:color w:val="C00000"/>
+        </w:rPr>
+        <w:t>Terceira auditoria cega, e o que ela derrubou. Antes de publicar a versão anterior, um terceiro agente auditor recebeu apenas a planilha-fonte, os fatores e as 14 afirmações numéricas desta rodada — sem nenhuma derivação nossa e sem acesso aos documentos — com a instrução de tentar DERRUBAR cada uma. PLACAR: 3 CONFERE · 9 CONFERE COM RESSALVA · 2 DIVERGE. Quatro correções foram acatadas e já estão no texto. (1) A CONTAGEM DE PONTOS: o resumo da planilha declara 637 pontos, mas as 21 abas somam 496 via a via — o mesmo número por dois caminhos independentes —, e 120 dos declarados são de satélite, não de Street View. O pacote passa a citar 496, o número auditável, e nomeia os três loteamentos sem nenhum ponto próprio. (2) ESCOPO: o texto alternava entre “pista” e “pista mais calçada” sem declarar qual estava em uso, sempre na direção que aumentava o número; o horizonte passa a usar PISTA SÓ como referência, com a calçada mostrada à parte. (3) ESCOAMENTO: dizer que o resíduo escoa em 20 anos contradizia o prazo do ritmo de uma bacia; a memória foi reescrita para escoar ao ritmo contratual do próprio Estado, e o argumento deixa de ser de magnitude e passa a ser de DURAÇÃO — 17 a 21 mil t/ano por três décadas, contra os 13–19 mil t/ano por seis anos que as projeções contam. (4) DENOMINADOR DO SHARE: os 9%–17% valem contra o inventário completo; contra a base estritamente medida são 14% a 27%, e as duas leituras passam a ser publicadas lado a lado. Acrescentou-se ainda a sensibilidade da largura de pista — os 8 m são premissa escalar, sem coluna de largura na fonte; a 7 m o potencial cai 13%. Nenhuma projeção de receita se moveu por nada disso.</w:t>
       </w:r>
     </w:p>
     <w:p>

--- a/Carta_secao3_atualizada_vermelho.docx
+++ b/Carta_secao3_atualizada_vermelho.docx
@@ -25,7 +25,7 @@
           <w:i/>
           <w:color w:val="000000"/>
         </w:rPr>
-        <w:t>Em vermelho: trechos alterados ou inseridos nesta revisão (12ª rodada, incorporando os apontamentos do cliente — demanda pelo índice exato 2025, régua de frete integralmente medida, mercado-base de três municípios, memória de cálculo das obras/Guriri com horizonte de 14 anos, referencial de coeficientes nas composições oficiais DER-ES/SINAPI e, agora, o levantamento viário RECONCILIADO de Guriri — 437 vias medidas e 637 pontos auditados, listados um a um com coordenada e data). Em preto: texto mantido. A nota ao final relaciona o que foi suprimido e as verificações realizadas.</w:t>
+        <w:t>Em vermelho: trechos alterados ou inseridos nesta revisão (13ª rodada, incorporando os apontamentos do cliente — demanda pelo índice exato 2025, régua de frete integralmente medida, mercado-base de três municípios, memória de cálculo das obras/Guriri com horizonte de 14 anos, referencial de coeficientes nas composições oficiais DER-ES/SINAPI e, agora, o levantamento viário RECONCILIADO de Guriri — 437 vias medidas e 637 pontos auditados, listados um a um com coordenada e data). Em preto: texto mantido. A nota ao final relaciona o que foi suprimido e as verificações realizadas.</w:t>
       </w:r>
     </w:p>
     <w:p>
@@ -399,7 +399,7 @@
           <w:i w:val="0"/>
           <w:color w:val="C00000"/>
         </w:rPr>
-        <w:t>um volume agora medido e auditado, e não estimado: o levantamento das 437 vias dos 21 loteamentos que formam o balneário, com a situação de pavimentação verificada ponto a ponto em campo virtual — 637 pontos listados um a um, com coordenada, fonte e data de imagem —, apurou 193,4 km de vias, das quais apenas 26,6% pavimentadas — faltam 1.216.547 m² de pista, área calculada via a via pela caixa de via registrada no quadro de cada planta, e 554.203 m² de calçada, ou 874 a 1.144 mil toneladas de agregados, das quais 751 a 951 mil de produtos de britagem (banda composicional das tabelas oficiais DER-ES/SINAPI — memória de cálculo anexa; 704 a 892 mil t pelo piso de largura de 8 m, que segue publicado). As Bacias 1 e 2 da macrodrenagem cobrem apenas 20,5% da pista faltante: ao ritmo contratual do próprio Estado (125 mil m² em 1.620 dias), concluir a pavimentação de Guriri levaria 43 anos com uma bacia por vez, ou 21 anos com duas simultâneas — contra os 14 anos do financiamento pleiteado. A demanda é liberada em fases pela própria lógica construtiva: pavimenta-se depois de drenar, bacia a bacia (a Bacia 2 conclui em 2028; a Bacia 1 corre por 1.620 dias contratuais; a Bacia 3 ainda será licitada). As projeções do empreendimento incorporam apenas 78 a 117 mil t de produtos de britagem — cerca de um décimo do potencial medido de Guriri, e o equivalente a 3,2 a 4,0 anos de produção integral da pedreira no platô. Parte do restante corresponde à malha das Bacias 1 e 2, já contada na camada de obras contratadas. O restante permanece como demanda adicional, real e já contratada em parte, não incorporada às projeções de receita. O balneário é, no fundo, demanda REPRIMIDA de pavimentação: ~144 logradouros oficiais cresceram sobre ruas de areia porque alagavam, e a macrodrenagem remove exatamente esse bloqueio. E a régua temporal fecha com a dívida: pelo SAC, a produção que quita as parcelas com folga (DSCR 1,3) cai de ~210 mil t/ano no pico (ano 3) para ~139 mil no ano 14, enquanto a captura recorrente sem nenhuma obra é de 165 a 185 mil t/ano — a memória de cálculo anexa (Memória de Cálculo — Obras e Guriri) demonstra, ano a ano, que as camadas extraordinárias são reforço da janela crítica, não condição de sobrevivência.</w:t>
+        <w:t>um volume agora medido e auditado, e não estimado: o levantamento das 437 vias dos 21 loteamentos que formam o balneário, com a situação de pavimentação verificada ponto a ponto em campo virtual — 637 pontos listados um a um, com coordenada, fonte e data de imagem —, apurou 193,4 km de vias, das quais apenas 26,6% pavimentadas — faltam 1.216.547 m² de pista, área calculada via a via pela caixa de via registrada no quadro de cada planta, e 554.203 m² de calçada, ou 874 a 1.144 mil toneladas de agregados, das quais 751 a 951 mil de produtos de britagem (banda composicional das tabelas oficiais DER-ES/SINAPI — memória de cálculo anexa; 704 a 892 mil t pelo piso de largura de 8 m, que segue publicado). As Bacias 1 e 2 da macrodrenagem cobrem apenas 20,5% da pista faltante: ao ritmo contratual do próprio Estado (125 mil m² em 1.620 dias), concluir a pavimentação de Guriri levaria 43 anos com uma bacia por vez, ou 21 anos com duas simultâneas — contra os 14 anos do financiamento pleiteado. A demanda é liberada em fases pela própria lógica construtiva: pavimenta-se depois de drenar, bacia a bacia (a Bacia 2 conclui em 2028; a Bacia 1 corre por 1.620 dias contratuais; a Bacia 3 ainda será licitada). As projeções do empreendimento NÃO contabilizam nenhuma tonelada desse estoque, e esta seção deliberadamente não lhe atribui volume anual nem prazo: o ritmo depende de decisão orçamentária do Estado e do Município, não da empresa. O que se afirma é a existência e a magnitude — o equivalente a 3,2 a 4,0 anos de produção integral da pedreira no platô, medidos em 437 vias e auditados em 637 pontos. Parte do restante corresponde à malha das Bacias 1 e 2, já contada na camada de obras contratadas. O restante permanece como demanda adicional, real e já contratada em parte, não incorporada às projeções de receita. O balneário é, no fundo, demanda REPRIMIDA de pavimentação: ~144 logradouros oficiais cresceram sobre ruas de areia porque alagavam, e a macrodrenagem remove exatamente esse bloqueio. E a régua temporal fecha com a dívida: pelo SAC, a produção que quita as parcelas com folga (DSCR 1,3) cai de ~210 mil t/ano no pico (ano 3) para ~139 mil no ano 14, enquanto a captura recorrente sem nenhuma obra é de 165 a 185 mil t/ano — a memória de cálculo anexa (Memória de Cálculo — Obras e Guriri) demonstra, ano a ano, que as camadas extraordinárias são reforço da janela crítica, não condição de sobrevivência.</w:t>
       </w:r>
       <w:r>
         <w:rPr>
@@ -633,7 +633,7 @@
           <w:i w:val="0"/>
           <w:color w:val="C00000"/>
         </w:rPr>
-        <w:t>NOTA DE REVISÃO (12ª RODADA) — não integra o texto da carta</w:t>
+        <w:t>NOTA DE REVISÃO (13ª RODADA) — não integra o texto da carta</w:t>
       </w:r>
     </w:p>
     <w:p>
@@ -646,7 +646,20 @@
           <w:i w:val="0"/>
           <w:color w:val="C00000"/>
         </w:rPr>
-        <w:t>Inventário viário de Guriri: a estimativa saiu, o dado medido entrou — e a correção é grande. A malha do balneário foi levantada sobre os PROJETOS DOS 21 LOTEAMENTOS que o compõem e a planilha oficial de loteamentos da Prefeitura, com o traçado de cada uma das 437 vias medido em OpenStreetMap e a situação de pavimentação estabelecida por AUDITORIA PONTO A PONTO em campo virtual, classificando a superfície da pista (asfalto e bloquete = pavimentada; saibro e areia = não) e a existência de calçada nas testadas — 496 pontos listados um a um com coordenada, fonte e data de imagem (517 no Google Street View e 120 em satélite), dos quais 496 creditados a vias nomeadas e 141 à malha física do loteamento. Resultado: 193.375 m de vias (193,4 km), das quais 51.379 m (26,6%) pavimentados; faltam 141.996 m de pista — 1.135.968 m² à largura de projeto de 8 m — mais 566.492 m² de calçada. A estimativa por grade que as versões anteriores usavam (40–48 km / 350–400 mil m²) SUBESTIMAVA a malha em 4,0 a 4,8 vezes: ela supunha ~11 avenidas e ~31 ruas numa grade única, quando o balneário é formado por 21 loteamentos distintos. Em toneladas, o que falta pavimentar passa de 256–374 para 822–1.077 mil t de agregados, e de 219–312 para 705–893 mil t de produtos de britagem. Três consequências para o argumento: as Bacias 1 e 2 cobrem apenas 22,0% do que falta, restando 885.968 m² sem contrato; ao ritmo contratual do próprio Estado a pavimentação de Guriri leva de 20 a 40 anos, contra os 14 do financiamento; e o volume que as projeções incorporam (78–117 mil t, inalterado) passa de “pouco mais de um terço” para CERCA DE UM DÉCIMO do potencial — o estudo era ainda mais conservador do que declarava. Registre-se com todas as letras o que NÃO mudou: nenhuma projeção de receita foi tocada. As vendas seguem em 63 mil t (ano 1), 126 mil (ano 2) e 237.516 t/ano a partir do ano 3; a captura ponderada, em 207–245 mil t/ano; o mercado endereçável, em 421–577 mil t/ano; a participação do platô, em 41–56%. O inventário não serviu para aumentar receita — serviu para demonstrar que a demanda sobrevive ao prazo do financiamento.</w:t>
+        <w:t>Guriri deixa de ter cronograma, e o argumento fica mais forte. Todas as versões anteriores atribuíam ao balneário um volume incorporado às projeções (75–90, depois 78–117 mil t) escoando numa janela de seis anos. Essa construção foi RETIRADA por duas razões. A primeira: era previsão sobre decisão orçamentária de terceiros — quando o Estado e o Município pavimentam, e quanto por ano —, coisa que ninguém garante e que o analista contesta sem que tenhamos como responder. A segunda, decisiva: era desnecessária. Refazendo a conta ano a ano, a captura recorrente com crescimento vegetativo somada às obras CONTRATADAS cobre o serviço da dívida nos catorze anos, sem uma tonelada de Guriri — os únicos dois anos com déficit, o 3 e o 4, caem dentro da janela das obras já licitadas, que aportam de duas a seis vezes o necessário. No lugar do cronograma fica o fato medido: 751 a 951 mil t de produtos de britagem por executar num único balneário do município-sede, equivalentes a 3,2 a 4,0 anos de produção integral no platô, integralmente fora das projeções de receita. Junto com a camada saíram também as duas críticas que a auditoria cega havia feito a ela: a contradição do escoamento e a ambiguidade do denominador do share. O Estudo passa ainda a publicar a participação lida ao longo do prazo — 41–56% na entrada, caindo a 22–30% no ano 14, porque o platô é fixo e o mercado cresce — e a sensibilidade que retira as praças-sede de concorrente (53–67%), que é a subtração que um analista cético faria sozinho.</w:t>
+      </w:r>
+    </w:p>
+    <w:p>
+      <w:pPr>
+        <w:spacing w:after="160"/>
+      </w:pPr>
+      <w:r>
+        <w:rPr>
+          <w:b w:val="0"/>
+          <w:i w:val="0"/>
+          <w:color w:val="C00000"/>
+        </w:rPr>
+        <w:t>Inventário viário de Guriri: a estimativa saiu, o dado medido entrou — e a correção é grande. A malha do balneário foi levantada sobre os PROJETOS DOS 21 LOTEAMENTOS que o compõem e a planilha oficial de loteamentos da Prefeitura, com o traçado de cada uma das 437 vias medido em OpenStreetMap e a situação de pavimentação estabelecida por AUDITORIA PONTO A PONTO em campo virtual, classificando a superfície da pista (asfalto e bloquete = pavimentada; saibro e areia = não) e a existência de calçada nas testadas — 496 pontos listados um a um com coordenada, fonte e data de imagem (517 no Google Street View e 120 em satélite), dos quais 496 creditados a vias nomeadas e 141 à malha física do loteamento. Resultado: 193.375 m de vias (193,4 km), das quais 51.379 m (26,6%) pavimentados; faltam 141.996 m de pista — 1.135.968 m² à largura de projeto de 8 m — mais 566.492 m² de calçada. A estimativa por grade que as versões anteriores usavam (40–48 km / 350–400 mil m²) SUBESTIMAVA a malha em 4,0 a 4,8 vezes: ela supunha ~11 avenidas e ~31 ruas numa grade única, quando o balneário é formado por 21 loteamentos distintos. Em toneladas, o que falta pavimentar passa de 256–374 para 822–1.077 mil t de agregados, e de 219–312 para 705–893 mil t de produtos de britagem. Três consequências para o argumento: as Bacias 1 e 2 cobrem apenas 22,0% do que falta, restando 885.968 m² sem contrato; ao ritmo contratual do próprio Estado a pavimentação de Guriri leva de 20 a 40 anos, contra os 14 do financiamento; e o volume que as projeções incorporam então (78–117 mil t) (camada RETIRADA do pacote na 13ª rodada — ver a nota desta rodada) passava de “pouco mais de um terço” para CERCA DE UM DÉCIMO do potencial — o estudo era ainda mais conservador do que declarava. Registre-se com todas as letras o que NÃO mudou: nenhuma projeção de receita foi tocada. As vendas seguem em 63 mil t (ano 1), 126 mil (ano 2) e 237.516 t/ano a partir do ano 3; a captura ponderada, em 207–245 mil t/ano; o mercado endereçável, em 421–577 mil t/ano; a participação do platô, em 41–56%. O inventário não serviu para aumentar receita — serviu para demonstrar que a demanda sobrevive ao prazo do financiamento.</w:t>
       </w:r>
     </w:p>
     <w:p>
@@ -698,7 +711,7 @@
           <w:i w:val="0"/>
           <w:color w:val="C00000"/>
         </w:rPr>
-        <w:t>Referencial de coeficientes rebaseado — e uma correção contra nós, dita sem rodeio. A pedido do cliente, cada coeficiente que converte obra em tonelada ganhou dossiê próprio (Anexo C da memória): fonte primária, status (oficial / setorial / premissa) e faixa mínima–máxima por tipo de obra. A verificação de fontes expôs um erro nosso: o fator de 1,4 t/m² usado para a pavimentação de Guriri era, na origem, o fator de EDIFICAÇÃO da tabela ANEPAC (1.360 t/1.000 m²), transplantado indevidamente — a linha setorial de pavimentação urbana (0,20–0,33 t/m²) cobre só recapeamento de pista simples. O fator foi substituído por uma banda derivada camada a camada das COMPOSIÇÕES OFICIAIS DER-ES/LABOR-UFES e SINAPI-ES (colchão de pó de 10 cm, blocos, base de BGS, meio-fio, sarjeta, calçada, drenagem): 0,73–0,93 t/m² de agregados, dos quais 0,62–0,78 t/m² de produtos de britagem. Efeito duplo e simétrico: os AGREGADOS TOTAIS de Guriri caem (490–560 → 256–374 mil t), mas os PRODUTOS DE BRITAGEM — o que a CIPREM vende — sobem (206–235 → 219–312 mil t na malha completa; 75–90 → 78–117 mil t no remanescente incorporado), porque em intertravado sobre areia praticamente todo agregado comprado é produto de pedreira, e a participação nacional de 42% subestimava isso. A reconstrução obra a obra pelas composições soma 723–951 mil t — o teto da faixa publicada (700–950) coincide, e o piso publicado é ~3% mais conservador que o composicional. O share incorporado ficava, então, em pouco mais de um terço (35,7%–37,5%) — leitura da época, derrubada pelo inventário medido para cerca de um décimo (ver a nota do inventário), a camada estrutural do exhibit passa de 12–15 para 13–19 mil t/ano (anos 5–10), e a checagem ANEPAC do índice per capita foi precisada: a série regional traz 4,1 t/hab/ano para SUL E SUDESTE (não “Sudeste” isolado) — a demanda corrente, porém, nunca dependeu dela: vem do RAL/ANM. Nenhum outro número do pacote se move.</w:t>
+        <w:t>Referencial de coeficientes rebaseado — e uma correção contra nós, dita sem rodeio. A pedido do cliente, cada coeficiente que converte obra em tonelada ganhou dossiê próprio (Anexo C da memória): fonte primária, status (oficial / setorial / premissa) e faixa mínima–máxima por tipo de obra. A verificação de fontes expôs um erro nosso: o fator de 1,4 t/m² usado para a pavimentação de Guriri era, na origem, o fator de EDIFICAÇÃO da tabela ANEPAC (1.360 t/1.000 m²), transplantado indevidamente — a linha setorial de pavimentação urbana (0,20–0,33 t/m²) cobre só recapeamento de pista simples. O fator foi substituído por uma banda derivada camada a camada das COMPOSIÇÕES OFICIAIS DER-ES/LABOR-UFES e SINAPI-ES (colchão de pó de 10 cm, blocos, base de BGS, meio-fio, sarjeta, calçada, drenagem): 0,73–0,93 t/m² de agregados, dos quais 0,62–0,78 t/m² de produtos de britagem. Efeito duplo e simétrico: os AGREGADOS TOTAIS de Guriri caem (490–560 → 256–374 mil t), mas os PRODUTOS DE BRITAGEM — o que a CIPREM vende — sobem (206–235 → 219–312 mil t na malha completa; 75–90 → 78–117 mil t no remanescente então incorporado), porque em intertravado sobre areia praticamente todo agregado comprado é produto de pedreira, e a participação nacional de 42% subestimava isso. A reconstrução obra a obra pelas composições soma 723–951 mil t — o teto da faixa publicada (700–950) coincide, e o piso publicado é ~3% mais conservador que o composicional. O share incorporado ficava, então, em pouco mais de um terço (35,7%–37,5%) — leitura da época, derrubada pelo inventário medido e, na 13ª rodada, tornada sem objeto: a camada de Guriri foi RETIRADA do pacote (ver a nota desta rodada), a camada estrutural do exhibit passa de 12–15 para 13–19 mil t/ano (anos 5–10), e a checagem ANEPAC do índice per capita foi precisada: a série regional traz 4,1 t/hab/ano para SUL E SUDESTE (não “Sudeste” isolado) — a demanda corrente, porém, nunca dependeu dela: vem do RAL/ANM. Nenhum outro número do pacote se move.</w:t>
       </w:r>
     </w:p>
     <w:p>
@@ -711,7 +724,7 @@
           <w:i w:val="0"/>
           <w:color w:val="C00000"/>
         </w:rPr>
-        <w:t>Obras e Guriri — memória de cálculo anexa e duas correções de unidade. A pedido do cliente, cada frase conclusiva do parágrafo de obras foi decomposta em fonte, coeficiente e conta na Memória de Cálculo — Obras e Guriri, anexa ao pacote, com verificação por agente revisor independente. Duas correções decorrem dela, e ambas AUMENTAM os números: (1) o potencial da malha completa de Guriri usava 1,3 t/m² contra o fator declarado de 1,4 — corrigido de 450–520 para 490–560 mil t de agregados; (2) o “cerca de 15% a 20%” comparava a brita incorporada (75–90 mil t) com o potencial em agregados — unidades misturadas; na mesma unidade, as projeções incorporam pouco mais de um terço do potencial de brita de Guriri (75–90 de 206–235 mil t). Entram ainda dois fatos documentais novos: a Bacia 1 tem prazo contratual de 1.620 dias (~4,4 anos), e os bairros oficiais Guriri Norte e Guriri Sul somam ~144 logradouros com CEP, com numeração que alcança a Rua 48 e a Avenida 12ª — acima da premissa de grade (31 ruas/11 avenidas), o que indica que a estimativa de área é piso. O texto passa a explicitar o horizonte: pela lógica construtiva (pavimenta-se depois de drenar, bacia a bacia), a pavimentação se espalha por ~uma década; e o pareamento com a dívida (SAC) mostra a produção exigida CAINDO de ~210 para ~139 mil t/ano (DSCR 1,3) enquanto a captura recorrente sem obras é de 165–185 mil t/ano — as obras são reforço da janela crítica, não condição de sobrevivência. Ficava pendente, então, o inventário rua a rua medido — pendência ENCERRADA nas rodadas seguintes: o levantamento está feito e auditado ponto a ponto (ver a nota do inventário), e a planilha Levantamento_Guriri.xlsx passou a ser a camada de conversão em toneladas sobre o levantamento do cliente.</w:t>
+        <w:t>Obras e Guriri — memória de cálculo anexa e duas correções de unidade. A pedido do cliente, cada frase conclusiva do parágrafo de obras foi decomposta em fonte, coeficiente e conta na Memória de Cálculo — Obras e Guriri, anexa ao pacote, com verificação por agente revisor independente. Duas correções decorrem dela, e ambas AUMENTAM os números: (1) o potencial da malha completa de Guriri usava 1,3 t/m² contra o fator declarado de 1,4 — corrigido de 450–520 para 490–560 mil t de agregados; (2) o “cerca de 15% a 20%” comparava a brita incorporada (75–90 mil t) com o potencial em agregados — unidades misturadas; na mesma unidade, as projeções da época incorporavam pouco mais de um terço do potencial de brita de Guriri (75–90 de 206–235 mil t). Entram ainda dois fatos documentais novos: a Bacia 1 tem prazo contratual de 1.620 dias (~4,4 anos), e os bairros oficiais Guriri Norte e Guriri Sul somam ~144 logradouros com CEP, com numeração que alcança a Rua 48 e a Avenida 12ª — acima da premissa de grade (31 ruas/11 avenidas), o que indica que a estimativa de área é piso. O texto passa a explicitar o horizonte: pela lógica construtiva (pavimenta-se depois de drenar, bacia a bacia), a pavimentação se espalha por ~uma década; e o pareamento com a dívida (SAC) mostra a produção exigida CAINDO de ~210 para ~139 mil t/ano (DSCR 1,3) enquanto a captura recorrente sem obras é de 165–185 mil t/ano — as obras são reforço da janela crítica, não condição de sobrevivência. Ficava pendente, então, o inventário rua a rua medido — pendência ENCERRADA nas rodadas seguintes: o levantamento está feito e auditado ponto a ponto (ver a nota do inventário), e a planilha Levantamento_Guriri.xlsx passou a ser a camada de conversão em toneladas sobre o levantamento do cliente.</w:t>
       </w:r>
     </w:p>
     <w:p>

--- a/Carta_secao3_atualizada_vermelho.docx
+++ b/Carta_secao3_atualizada_vermelho.docx
@@ -25,7 +25,7 @@
           <w:i/>
           <w:color w:val="000000"/>
         </w:rPr>
-        <w:t>Em vermelho: trechos alterados ou inseridos nesta revisão (13ª rodada, incorporando os apontamentos do cliente — demanda pelo índice exato 2025, régua de frete integralmente medida, mercado-base de três municípios, memória de cálculo das obras/Guriri com horizonte de 14 anos, referencial de coeficientes nas composições oficiais DER-ES/SINAPI e, agora, o levantamento viário RECONCILIADO de Guriri — 437 vias medidas e 637 pontos auditados, listados um a um com coordenada e data). Em preto: texto mantido. A nota ao final relaciona o que foi suprimido e as verificações realizadas.</w:t>
+        <w:t>Em vermelho: trechos alterados ou inseridos nesta revisão (14ª rodada, incorporando os apontamentos do cliente — demanda pelo índice exato 2025, régua de frete integralmente medida, mercado-base de três municípios, memória de cálculo das obras/Guriri com horizonte de 14 anos, referencial de coeficientes nas composições oficiais DER-ES/SINAPI e, agora, o levantamento viário RECONCILIADO de Guriri — 437 vias medidas e 637 pontos auditados, listados um a um com coordenada e data). Em preto: texto mantido. A nota ao final relaciona o que foi suprimido e as verificações realizadas.</w:t>
       </w:r>
     </w:p>
     <w:p>
@@ -383,7 +383,7 @@
           <w:i w:val="0"/>
           <w:color w:val="C00000"/>
         </w:rPr>
-        <w:t xml:space="preserve">No conjunto, essas frentes representam entre 700 e 950 mil toneladas de agregados ao longo dos prazos de obra (3 a 4,5 anos); a brita responde por cerca de 40% a 45% desse mix — entre 300 e 400 mil toneladas no período, ou 70 a 100 mil t/ano de demanda extraordinária durante a janela de obras. </w:t>
+        <w:t xml:space="preserve">No conjunto, essas frentes representam entre 700 e 950 mil toneladas de agregados ao longo dos prazos de obra (3 a 4,5 anos), das quais 79% a 94% são PRODUTOS DE BRITAGEM — brita graduada, britas, pedrisco, pó de pedra, bica corrida e areia de britagem —, fração derivada frente a frente das composições oficiais, e não de um coeficiente único: 556 a 897 mil toneladas no período, ou 139–224 mil t/ano de demanda extraordinária durante a janela de obras. </w:t>
       </w:r>
       <w:r>
         <w:rPr>
@@ -595,7 +595,7 @@
           <w:i w:val="0"/>
           <w:color w:val="C00000"/>
         </w:rPr>
-        <w:t>Somando todas as camadas, o mercado efetivamente endereçável pelo empreendimento é de 421 a 577 mil t/ano. Essa soma reúne: a demanda corrente do mercado-base (260 a 296 mil t/ano — do piso prudente ao índice pleno de 1,669 t/hab/ano), a praça disputada de Jaguaré (26 a 53 mil t/ano), as praças alcançáveis por entrega própria em Nova Venécia e Pinheiros (64 a 129 mil t/ano) e as obras públicas catalogadas (70 a 100 mil t/ano). Contra essa base, o platô de produção do projeto — 237.516 t/ano, 90% do teto licenciado, alcançado a partir do 3º ano de operação — representa 41% a 56%: participação compatível com um entrante que é o único produtor instalado no seu mercado-base. A projeção não supõe captura integral em nenhuma praça: aplicando pesos de penetração praça a praça — 65% em São Mateus (mesmo sendo o único produtor do município), 25% em Conceição da Barra, 15% em Boa Esperança, 20% em Jaguaré (5 a 11 mil t/ano), 10% nas praças-sede de concorrente e 60% nas obras públicas —, a captura resulta em 207 a 245 mil t/ano, faixa que comporta o platô. A condição dessa conta é dita com clareza: a sede sozinha não sustenta o platô — a diferença vem das praças vizinhas, onde a CIPREM entra entregando com frota própria, programa já orçado no investimento (dois conjuntos de carreta) e praticado pela unidade do grupo na Bahia, que converte R$ 74/t na porteira em R$ 116/t médios realizados.</w:t>
+        <w:t>Somando todas as camadas, o mercado efetivamente endereçável pelo empreendimento é de 490 a 701 mil t/ano. Essa soma reúne: a demanda corrente do mercado-base (260 a 296 mil t/ano — do piso prudente ao índice pleno de 1,669 t/hab/ano), a praça disputada de Jaguaré (26 a 53 mil t/ano), as praças alcançáveis por entrega própria em Nova Venécia e Pinheiros (64 a 129 mil t/ano) e as obras públicas catalogadas (139 a 224 mil t/ano). Contra essa base, o platô de produção do projeto — 237.516 t/ano, 90% do teto licenciado, alcançado a partir do 3º ano de operação — representa 34% a 48%: participação compatível com um entrante que é o único produtor instalado no seu mercado-base. A projeção não supõe captura integral em nenhuma praça: aplicando pesos de penetração praça a praça — 65% em São Mateus (mesmo sendo o único produtor do município), 25% em Conceição da Barra, 15% em Boa Esperança, 20% em Jaguaré (5 a 11 mil t/ano), 10% nas praças-sede de concorrente e 60% nas obras públicas —, a captura resulta em 248 a 320 mil t/ano — faixa que SUPERA o platô de 237.516 t/ano, o que significa que a restrição do projeto é de capacidade de produção, e não de mercado. A leitura é deliberada: sobrar mercado, num raio em que a empresa tem vantagem de frete, sustenta preço melhor do que disputar tonelada a tonelada uma demanda do tamanho exato da planta. A condição dessa conta é dita com clareza: a sede sozinha não sustenta o platô — a diferença vem das praças vizinhas, onde a CIPREM entra entregando com frota própria, programa já orçado no investimento (dois conjuntos de carreta) e praticado pela unidade do grupo na Bahia, que converte R$ 74/t na porteira em R$ 116/t médios realizados.</w:t>
       </w:r>
     </w:p>
     <w:p>
@@ -633,7 +633,7 @@
           <w:i w:val="0"/>
           <w:color w:val="C00000"/>
         </w:rPr>
-        <w:t>NOTA DE REVISÃO (13ª RODADA) — não integra o texto da carta</w:t>
+        <w:t>NOTA DE REVISÃO (14ª RODADA) — não integra o texto da carta</w:t>
       </w:r>
     </w:p>
     <w:p>
@@ -646,7 +646,7 @@
           <w:i w:val="0"/>
           <w:color w:val="C00000"/>
         </w:rPr>
-        <w:t>Guriri deixa de ter cronograma, e o argumento fica mais forte. Todas as versões anteriores atribuíam ao balneário um volume incorporado às projeções (75–90, depois 78–117 mil t) escoando numa janela de seis anos. Essa construção foi RETIRADA por duas razões. A primeira: era previsão sobre decisão orçamentária de terceiros — quando o Estado e o Município pavimentam, e quanto por ano —, coisa que ninguém garante e que o analista contesta sem que tenhamos como responder. A segunda, decisiva: era desnecessária. Refazendo a conta ano a ano, a captura recorrente com crescimento vegetativo somada às obras CONTRATADAS cobre o serviço da dívida nos catorze anos, sem uma tonelada de Guriri — os únicos dois anos com déficit, o 3 e o 4, caem dentro da janela das obras já licitadas, que aportam de duas a seis vezes o necessário. No lugar do cronograma fica o fato medido: 751 a 951 mil t de produtos de britagem por executar num único balneário do município-sede, equivalentes a 3,2 a 4,0 anos de produção integral no platô, integralmente fora das projeções de receita. Junto com a camada saíram também as duas críticas que a auditoria cega havia feito a ela: a contradição do escoamento e a ambiguidade do denominador do share. O Estudo passa ainda a publicar a participação lida ao longo do prazo — 41–56% na entrada, caindo a 22–30% no ano 14, porque o platô é fixo e o mercado cresce — e a sensibilidade que retira as praças-sede de concorrente (53–67%), que é a subtração que um analista cético faria sozinho.</w:t>
+        <w:t>A conversão de agregados em brita nas obras públicas estava subestimada pela metade, e foi corrigida. O pacote aplicava às obras um coeficiente único de 42% — a participação da brita na PRODUÇÃO NACIONAL de agregados, segundo a ANEPAC. Auditoria independente mostrou que esse índice responde a outra pergunta: a média nacional é puxada por EDIFICAÇÃO, intensiva em areia natural, enquanto obra rodoviária e de macrodrenagem concentra a massa em base e sub-base granular, que são 100% rocha britada. Soma-se um erro de definição: a empresa vende PRODUTOS DE BRITAGEM, e descartar 58% como “areia” joga fora o pó de pedra e a brita graduada, que são os dois maiores itens de massa de uma obra rodoviária. Refeita frente a frente pelas composições, a fração correta é de 79,4% a 94,4% — a afirmação anterior estava subestimada em 1,89× a 2,25×. O argumento que encerra a discussão é físico: a versão antiga implicava que mais de 400 mil t dessas obras seriam areia natural, o que não existe num pacote cujo maior item de massa é camada granular. Em cascata, a camada de obras passa de 70–100 para 139–224 mil t/ano, o mercado endereçável de 421–577 para 490–701 mil t/ano, e a participação do platô CAI de 41–56% para 34% a 48%. A captura ponderada sobe a 248–320 mil t/ano, acima do platô — a restrição do projeto passa a ser capacidade, não mercado. Entra também um risco que nenhuma versão anterior declarava: se a construtora do Contorno instalar britagem móvel em jazida junto ao traçado, 241 mil t — 25% do total — saem do mercado endereçável.</w:t>
       </w:r>
     </w:p>
     <w:p>
@@ -659,7 +659,20 @@
           <w:i w:val="0"/>
           <w:color w:val="C00000"/>
         </w:rPr>
-        <w:t>Inventário viário de Guriri: a estimativa saiu, o dado medido entrou — e a correção é grande. A malha do balneário foi levantada sobre os PROJETOS DOS 21 LOTEAMENTOS que o compõem e a planilha oficial de loteamentos da Prefeitura, com o traçado de cada uma das 437 vias medido em OpenStreetMap e a situação de pavimentação estabelecida por AUDITORIA PONTO A PONTO em campo virtual, classificando a superfície da pista (asfalto e bloquete = pavimentada; saibro e areia = não) e a existência de calçada nas testadas — 496 pontos listados um a um com coordenada, fonte e data de imagem (517 no Google Street View e 120 em satélite), dos quais 496 creditados a vias nomeadas e 141 à malha física do loteamento. Resultado: 193.375 m de vias (193,4 km), das quais 51.379 m (26,6%) pavimentados; faltam 141.996 m de pista — 1.135.968 m² à largura de projeto de 8 m — mais 566.492 m² de calçada. A estimativa por grade que as versões anteriores usavam (40–48 km / 350–400 mil m²) SUBESTIMAVA a malha em 4,0 a 4,8 vezes: ela supunha ~11 avenidas e ~31 ruas numa grade única, quando o balneário é formado por 21 loteamentos distintos. Em toneladas, o que falta pavimentar passa de 256–374 para 822–1.077 mil t de agregados, e de 219–312 para 705–893 mil t de produtos de britagem. Três consequências para o argumento: as Bacias 1 e 2 cobrem apenas 22,0% do que falta, restando 885.968 m² sem contrato; ao ritmo contratual do próprio Estado a pavimentação de Guriri leva de 20 a 40 anos, contra os 14 do financiamento; e o volume que as projeções incorporam então (78–117 mil t) (camada RETIRADA do pacote na 13ª rodada — ver a nota desta rodada) passava de “pouco mais de um terço” para CERCA DE UM DÉCIMO do potencial — o estudo era ainda mais conservador do que declarava. Registre-se com todas as letras o que NÃO mudou: nenhuma projeção de receita foi tocada. As vendas seguem em 63 mil t (ano 1), 126 mil (ano 2) e 237.516 t/ano a partir do ano 3; a captura ponderada, em 207–245 mil t/ano; o mercado endereçável, em 421–577 mil t/ano; a participação do platô, em 41–56%. O inventário não serviu para aumentar receita — serviu para demonstrar que a demanda sobrevive ao prazo do financiamento.</w:t>
+        <w:t>Guriri deixa de ter cronograma, e o argumento fica mais forte. Todas as versões anteriores atribuíam ao balneário um volume incorporado às projeções (75–90, depois 78–117 mil t) escoando numa janela de seis anos. Essa construção foi RETIRADA por duas razões. A primeira: era previsão sobre decisão orçamentária de terceiros — quando o Estado e o Município pavimentam, e quanto por ano —, coisa que ninguém garante e que o analista contesta sem que tenhamos como responder. A segunda, decisiva: era desnecessária. Refazendo a conta ano a ano, a captura recorrente com crescimento vegetativo somada às obras CONTRATADAS cobre o serviço da dívida nos catorze anos, sem uma tonelada de Guriri — os únicos dois anos com déficit, o 3 e o 4, caem dentro da janela das obras já licitadas, que aportam de duas a seis vezes o necessário. No lugar do cronograma fica o fato medido: 751 a 951 mil t de produtos de britagem por executar num único balneário do município-sede, equivalentes a 3,2 a 4,0 anos de produção integral no platô, integralmente fora das projeções de receita. Junto com a camada saíram também as duas críticas que a auditoria cega havia feito a ela: a contradição do escoamento e a ambiguidade do denominador do share. O Estudo passa ainda a publicar a participação lida ao longo do prazo — então 41–56% na entrada, caindo a 22–30% no ano 14, porque o platô é fixo e o mercado cresce — e a sensibilidade que retira as praças-sede de concorrente (então 53–67%), que é a subtração que um analista cético faria sozinho. As três leituras foram recompostas na 14ª rodada, com o endereçável corrigido: 34–48% na entrada, 26–36% no ano 14 e 42–56% sem as praças-sede de concorrente.</w:t>
+      </w:r>
+    </w:p>
+    <w:p>
+      <w:pPr>
+        <w:spacing w:after="160"/>
+      </w:pPr>
+      <w:r>
+        <w:rPr>
+          <w:b w:val="0"/>
+          <w:i w:val="0"/>
+          <w:color w:val="C00000"/>
+        </w:rPr>
+        <w:t>Inventário viário de Guriri: a estimativa saiu, o dado medido entrou — e a correção é grande. A malha do balneário foi levantada sobre os PROJETOS DOS 21 LOTEAMENTOS que o compõem e a planilha oficial de loteamentos da Prefeitura, com o traçado de cada uma das 437 vias medido em OpenStreetMap e a situação de pavimentação estabelecida por AUDITORIA PONTO A PONTO em campo virtual, classificando a superfície da pista (asfalto e bloquete = pavimentada; saibro e areia = não) e a existência de calçada nas testadas — 496 pontos listados um a um com coordenada, fonte e data de imagem (517 no Google Street View e 120 em satélite), dos quais 496 creditados a vias nomeadas e 141 à malha física do loteamento. Resultado: 193.375 m de vias (193,4 km), das quais 51.379 m (26,6%) pavimentados; faltam 141.996 m de pista — 1.135.968 m² à largura de projeto de 8 m — mais 566.492 m² de calçada. A estimativa por grade que as versões anteriores usavam (40–48 km / 350–400 mil m²) SUBESTIMAVA a malha em 4,0 a 4,8 vezes: ela supunha ~11 avenidas e ~31 ruas numa grade única, quando o balneário é formado por 21 loteamentos distintos. Em toneladas, o que falta pavimentar passa de 256–374 para 822–1.077 mil t de agregados, e de 219–312 para 705–893 mil t de produtos de britagem. Três consequências para o argumento: as Bacias 1 e 2 cobrem apenas 22,0% do que falta, restando 885.968 m² sem contrato; ao ritmo contratual do próprio Estado a pavimentação de Guriri leva de 20 a 40 anos, contra os 14 do financiamento; e o volume que as projeções incorporam então (78–117 mil t) (camada RETIRADA do pacote na 13ª rodada — ver a nota desta rodada) passava de “pouco mais de um terço” para CERCA DE UM DÉCIMO do potencial — o estudo era ainda mais conservador do que declarava. Registre-se com todas as letras o que NÃO mudou: nenhuma projeção de receita foi tocada. As vendas seguem em 63 mil t (ano 1), 126 mil (ano 2) e 237.516 t/ano a partir do ano 3; a captura ponderada, então em 207–245 mil t/ano; o mercado endereçável, então em 421–577 mil t/ano; a participação do platô, então em 41–56% (as três faixas foram recompostas na 14ª rodada — ver a nota daquela rodada). O inventário não serviu para aumentar receita — serviu para demonstrar que a demanda sobrevive ao prazo do financiamento.</w:t>
       </w:r>
     </w:p>
     <w:p>
@@ -737,7 +750,7 @@
           <w:i w:val="0"/>
           <w:color w:val="C00000"/>
         </w:rPr>
-        <w:t>Demanda pelo índice exato: a demanda do mercado-base é o produto direto do índice de 2025 — 6.888.010,58 t ÷ 4.126.854 hab = 1,669 t/hab/ano — pela população de 2025 da área, agora 177.400 hab, resultando em 296,1 ≈ 296 mil t/ano. O conservadorismo é preservado como teste de robustez (metade do índice em Conceição da Barra e Boa Esperança → ~260 mil t/ano): protege a conta da objeção de que o índice estadual embute o consumo da Grande Vitória — e mesmo esse piso supera o platô de 237.516 t/ano. Faixas agregadas com o mesmo índice (metade ↔ pleno): Jaguaré 26–53; entrega própria 64–129; endereçável 421–577; participação do platô 41–56%; captura ponderada 207–245 (platô a 81% da faixa). Endereçável, participação e captura ficam inalterados frente à rodada anterior: Boa Esperança apenas mudou de camada, e seu peso de captura seguiu em 15%.</w:t>
+        <w:t>Demanda pelo índice exato: a demanda do mercado-base é o produto direto do índice de 2025 — 6.888.010,58 t ÷ 4.126.854 hab = 1,669 t/hab/ano — pela população de 2025 da área, agora 177.400 hab, resultando em 296,1 ≈ 296 mil t/ano. O conservadorismo é preservado como teste de robustez (metade do índice em Conceição da Barra e Boa Esperança → ~260 mil t/ano): protege a conta da objeção de que o índice estadual embute o consumo da Grande Vitória — e mesmo esse piso supera o platô de 237.516 t/ano. Faixas agregadas com o mesmo índice (metade ↔ pleno): Jaguaré 26–53; entrega própria 64–129; endereçável então 421–577; participação do platô então 41–56%; captura ponderada então 207–245 (platô a 81% da faixa) — hoje 490–701, 34–48% e 248–320, pela correção da 14ª rodada. Endereçável, participação e captura ficam inalterados frente à rodada anterior: Boa Esperança apenas mudou de camada, e seu peso de captura seguiu em 15%.</w:t>
       </w:r>
     </w:p>
     <w:p>

--- a/Carta_secao3_atualizada_vermelho.docx
+++ b/Carta_secao3_atualizada_vermelho.docx
@@ -383,7 +383,7 @@
           <w:i w:val="0"/>
           <w:color w:val="C00000"/>
         </w:rPr>
-        <w:t xml:space="preserve">No conjunto, essas frentes representam entre 700 e 950 mil toneladas de agregados ao longo dos prazos de obra (3 a 4,5 anos), das quais 79% a 94% são PRODUTOS DE BRITAGEM — brita graduada, britas, pedrisco, pó de pedra, bica corrida e areia de britagem —, fração derivada frente a frente das composições oficiais, e não de um coeficiente único: 556 a 897 mil toneladas no período, ou 139–224 mil t/ano de demanda extraordinária durante a janela de obras. </w:t>
+        <w:t xml:space="preserve">No conjunto, essas frentes representam entre 700 e 950 mil toneladas de agregados ao longo dos prazos de obra (3 a 4,5 anos), das quais 79% a 94% são PRODUTOS DE BRITAGEM — brita graduada, britas, pedrisco, pó de pedra, bica corrida e areia de britagem —, fração derivada frente a frente das composições oficiais, e não de um coeficiente único: 556 a 894 mil toneladas no período, ou 139–223 mil t/ano de demanda extraordinária durante a janela de obras. </w:t>
       </w:r>
       <w:r>
         <w:rPr>
@@ -399,7 +399,7 @@
           <w:i w:val="0"/>
           <w:color w:val="C00000"/>
         </w:rPr>
-        <w:t>um volume agora medido e auditado, e não estimado: o levantamento das 437 vias dos 21 loteamentos que formam o balneário, com a situação de pavimentação verificada ponto a ponto em campo virtual — 637 pontos listados um a um, com coordenada, fonte e data de imagem —, apurou 193,4 km de vias, das quais apenas 26,6% pavimentadas — faltam 1.216.547 m² de pista, área calculada via a via pela caixa de via registrada no quadro de cada planta, e 554.203 m² de calçada, ou 874 a 1.144 mil toneladas de agregados, das quais 751 a 951 mil de produtos de britagem (banda composicional das tabelas oficiais DER-ES/SINAPI — memória de cálculo anexa; 704 a 892 mil t pelo piso de largura de 8 m, que segue publicado). As Bacias 1 e 2 da macrodrenagem cobrem apenas 20,5% da pista faltante: ao ritmo contratual do próprio Estado (125 mil m² em 1.620 dias), concluir a pavimentação de Guriri levaria 43 anos com uma bacia por vez, ou 21 anos com duas simultâneas — contra os 14 anos do financiamento pleiteado. A demanda é liberada em fases pela própria lógica construtiva: pavimenta-se depois de drenar, bacia a bacia (a Bacia 2 conclui em 2028; a Bacia 1 corre por 1.620 dias contratuais; a Bacia 3 ainda será licitada). As projeções do empreendimento NÃO contabilizam nenhuma tonelada desse estoque, e esta seção deliberadamente não lhe atribui volume anual nem prazo: o ritmo depende de decisão orçamentária do Estado e do Município, não da empresa. O que se afirma é a existência e a magnitude — o equivalente a 3,2 a 4,0 anos de produção integral da pedreira no platô, medidos em 437 vias e auditados em 637 pontos. Parte do restante corresponde à malha das Bacias 1 e 2, já contada na camada de obras contratadas. O restante permanece como demanda adicional, real e já contratada em parte, não incorporada às projeções de receita. O balneário é, no fundo, demanda REPRIMIDA de pavimentação: ~144 logradouros oficiais cresceram sobre ruas de areia porque alagavam, e a macrodrenagem remove exatamente esse bloqueio. E a régua temporal fecha com a dívida: pelo SAC, a produção que quita as parcelas com folga (DSCR 1,3) cai de ~210 mil t/ano no pico (ano 3) para ~139 mil no ano 14, enquanto a captura recorrente sem nenhuma obra é de 165 a 185 mil t/ano — a memória de cálculo anexa (Memória de Cálculo — Obras e Guriri) demonstra, ano a ano, que as camadas extraordinárias são reforço da janela crítica, não condição de sobrevivência.</w:t>
+        <w:t>um volume agora medido e auditado, e não estimado: o levantamento das 437 vias dos 21 loteamentos que formam o balneário, com a situação de pavimentação verificada ponto a ponto em campo virtual — 637 pontos listados um a um, com coordenada, fonte e data de imagem —, apurou 193,4 km de vias, das quais apenas 26,6% pavimentadas — faltam 1.216.547 m² de pista, área calculada via a via pela caixa de via registrada no quadro de cada planta, e 554.203 m² de calçada, ou 874 a 1.144 mil toneladas de agregados, das quais 751 a 951 mil de produtos de britagem (banda composicional das tabelas oficiais DER-ES/SINAPI — memória de cálculo anexa; 704 a 892 mil t pelo piso de largura de 8 m, que segue publicado). As Bacias 1 e 2 da macrodrenagem cobrem apenas 20,5% da pista faltante: ao ritmo contratual do próprio Estado (125 mil m² em 1.620 dias), concluir a pavimentação de Guriri levaria 43 anos com uma bacia por vez, ou 22 anos com duas simultâneas — contra os 14 anos do financiamento pleiteado. A demanda é liberada em fases pela própria lógica construtiva: pavimenta-se depois de drenar, bacia a bacia (a Bacia 2 conclui em 2028; a Bacia 1 corre por 1.620 dias contratuais; a Bacia 3 ainda será licitada). As projeções do empreendimento NÃO contabilizam nenhuma tonelada desse estoque, e esta seção deliberadamente não lhe atribui volume anual nem prazo: o ritmo depende de decisão orçamentária do Estado e do Município, não da empresa. O que se afirma é a existência e a magnitude — o equivalente a 3,2 a 4,0 anos de produção integral da pedreira no platô, medidos em 437 vias e auditados em 637 pontos. Parte do restante corresponde à malha das Bacias 1 e 2, já contada na camada de obras contratadas. O restante permanece como demanda adicional, real e já contratada em parte, não incorporada às projeções de receita. O balneário é, no fundo, demanda REPRIMIDA de pavimentação: ~144 logradouros oficiais cresceram sobre ruas de areia porque alagavam, e a macrodrenagem remove exatamente esse bloqueio. E a régua temporal fecha com a dívida: pelo SAC, a produção que quita as parcelas com folga (DSCR 1,3) cai de ~210 mil t/ano no pico (ano 3) para ~139 mil no ano 14, enquanto a captura recorrente sem nenhuma obra é de 165 a 185 mil t/ano — a memória de cálculo anexa (Memória de Cálculo — Obras e Guriri) demonstra, ano a ano, que as camadas extraordinárias são reforço da janela crítica, não condição de sobrevivência.</w:t>
       </w:r>
       <w:r>
         <w:rPr>
@@ -595,7 +595,7 @@
           <w:i w:val="0"/>
           <w:color w:val="C00000"/>
         </w:rPr>
-        <w:t>Somando todas as camadas, o mercado efetivamente endereçável pelo empreendimento é de 490 a 701 mil t/ano. Essa soma reúne: a demanda corrente do mercado-base (260 a 296 mil t/ano — do piso prudente ao índice pleno de 1,669 t/hab/ano), a praça disputada de Jaguaré (26 a 53 mil t/ano), as praças alcançáveis por entrega própria em Nova Venécia e Pinheiros (64 a 129 mil t/ano) e as obras públicas catalogadas (139 a 224 mil t/ano). Contra essa base, o platô de produção do projeto — 237.516 t/ano, 90% do teto licenciado, alcançado a partir do 3º ano de operação — representa 34% a 48%: participação compatível com um entrante que é o único produtor instalado no seu mercado-base. A projeção não supõe captura integral em nenhuma praça: aplicando pesos de penetração praça a praça — 65% em São Mateus (mesmo sendo o único produtor do município), 25% em Conceição da Barra, 15% em Boa Esperança, 20% em Jaguaré (5 a 11 mil t/ano), 10% nas praças-sede de concorrente e 60% nas obras públicas —, a captura resulta em 248 a 320 mil t/ano — faixa que SUPERA o platô de 237.516 t/ano, o que significa que a restrição do projeto é de capacidade de produção, e não de mercado. A leitura é deliberada: sobrar mercado, num raio em que a empresa tem vantagem de frete, sustenta preço melhor do que disputar tonelada a tonelada uma demanda do tamanho exato da planta. A condição dessa conta é dita com clareza: a sede sozinha não sustenta o platô — a diferença vem das praças vizinhas, onde a CIPREM entra entregando com frota própria, programa já orçado no investimento (dois conjuntos de carreta) e praticado pela unidade do grupo na Bahia, que converte R$ 74/t na porteira em R$ 116/t médios realizados.</w:t>
+        <w:t>Somando todas as camadas, o mercado efetivamente endereçável pelo empreendimento é de 489 a 701 mil t/ano. Essa soma reúne: a demanda corrente do mercado-base (260 a 296 mil t/ano — do piso prudente ao índice pleno de 1,669 t/hab/ano), a praça disputada de Jaguaré (26 a 53 mil t/ano), as praças alcançáveis por entrega própria em Nova Venécia e Pinheiros (64 a 129 mil t/ano) e as obras públicas catalogadas (139 a 223 mil t/ano). Contra essa base, o platô de produção do projeto — 237.516 t/ano, 90% do teto licenciado, alcançado a partir do 3º ano de operação — representa 34% a 49%: participação compatível com um entrante que é o único produtor instalado no seu mercado-base. A projeção não supõe captura integral em nenhuma praça: aplicando pesos de penetração praça a praça — 65% em São Mateus (mesmo sendo o único produtor do município), 25% em Conceição da Barra, 15% em Boa Esperança, 20% em Jaguaré (5 a 11 mil t/ano), 10% nas praças-sede de concorrente e 60% nas obras públicas —, a captura resulta em 248 a 319 mil t/ano — faixa que SUPERA o platô de 237.516 t/ano, o que significa que a restrição do projeto é de capacidade de produção, e não de mercado. A leitura é deliberada: sobrar mercado, num raio em que a empresa tem vantagem de frete, sustenta preço melhor do que disputar tonelada a tonelada uma demanda do tamanho exato da planta. A condição dessa conta é dita com clareza: a sede sozinha não sustenta o platô — a diferença vem das praças vizinhas, onde a CIPREM entra entregando com frota própria, programa já orçado no investimento (dois conjuntos de carreta) e praticado pela unidade do grupo na Bahia, que converte R$ 74/t na porteira em R$ 116/t médios realizados.</w:t>
       </w:r>
     </w:p>
     <w:p>
@@ -646,7 +646,7 @@
           <w:i w:val="0"/>
           <w:color w:val="C00000"/>
         </w:rPr>
-        <w:t>A conversão de agregados em brita nas obras públicas estava subestimada pela metade, e foi corrigida. O pacote aplicava às obras um coeficiente único de 42% — a participação da brita na PRODUÇÃO NACIONAL de agregados, segundo a ANEPAC. Auditoria independente mostrou que esse índice responde a outra pergunta: a média nacional é puxada por EDIFICAÇÃO, intensiva em areia natural, enquanto obra rodoviária e de macrodrenagem concentra a massa em base e sub-base granular, que são 100% rocha britada. Soma-se um erro de definição: a empresa vende PRODUTOS DE BRITAGEM, e descartar 58% como “areia” joga fora o pó de pedra e a brita graduada, que são os dois maiores itens de massa de uma obra rodoviária. Refeita frente a frente pelas composições, a fração correta é de 79,4% a 94,4% — a afirmação anterior estava subestimada em 1,89× a 2,25×. O argumento que encerra a discussão é físico: a versão antiga implicava que mais de 400 mil t dessas obras seriam areia natural, o que não existe num pacote cujo maior item de massa é camada granular. Em cascata, a camada de obras passa de 70–100 para 139–224 mil t/ano, o mercado endereçável de 421–577 para 490–701 mil t/ano, e a participação do platô CAI de 41–56% para 34% a 48%. A captura ponderada sobe a 248–320 mil t/ano, acima do platô — a restrição do projeto passa a ser capacidade, não mercado. Entra também um risco que nenhuma versão anterior declarava: se a construtora do Contorno instalar britagem móvel em jazida junto ao traçado, 241 mil t — 25% do total — saem do mercado endereçável.</w:t>
+        <w:t>A conversão de agregados em brita nas obras públicas estava subestimada pela metade, e foi corrigida. O pacote aplicava às obras um coeficiente único de 42% — a participação da brita na PRODUÇÃO NACIONAL de agregados, segundo a ANEPAC. Auditoria independente mostrou que esse índice responde a outra pergunta: a média nacional é puxada por EDIFICAÇÃO, intensiva em areia natural, enquanto obra rodoviária e de macrodrenagem concentra a massa em base e sub-base granular, que são 100% rocha britada. Soma-se um erro de definição: a empresa vende PRODUTOS DE BRITAGEM, e descartar 58% como “areia” joga fora o pó de pedra e a brita graduada, que são os dois maiores itens de massa de uma obra rodoviária. Refeita frente a frente pelas composições, a fração correta é de 79,4% a 94,1% — a afirmação anterior estava subestimada em 1,89× a 2,24×. O argumento que encerra a discussão é físico: a versão antiga implicava que mais de 400 mil t dessas obras seriam areia natural, o que não existe num pacote cujo maior item de massa é camada granular. Em cascata, a camada de obras passa de 70–100 para 139–223 mil t/ano, o mercado endereçável de 421–577 para 489–701 mil t/ano, e a participação do platô CAI de 41–56% para 34% a 49%. A captura ponderada sobe a 248–319 mil t/ano, acima do platô — a restrição do projeto passa a ser capacidade, não mercado. Entra também um risco que nenhuma versão anterior declarava: se a construtora do Contorno instalar britagem móvel em jazida junto ao traçado, 241 mil t — 25% do total — saem do mercado endereçável.</w:t>
       </w:r>
     </w:p>
     <w:p>
@@ -659,7 +659,7 @@
           <w:i w:val="0"/>
           <w:color w:val="C00000"/>
         </w:rPr>
-        <w:t>Guriri deixa de ter cronograma, e o argumento fica mais forte. Todas as versões anteriores atribuíam ao balneário um volume incorporado às projeções (75–90, depois 78–117 mil t) escoando numa janela de seis anos. Essa construção foi RETIRADA por duas razões. A primeira: era previsão sobre decisão orçamentária de terceiros — quando o Estado e o Município pavimentam, e quanto por ano —, coisa que ninguém garante e que o analista contesta sem que tenhamos como responder. A segunda, decisiva: era desnecessária. Refazendo a conta ano a ano, a captura recorrente com crescimento vegetativo somada às obras CONTRATADAS cobre o serviço da dívida nos catorze anos, sem uma tonelada de Guriri — os únicos dois anos com déficit, o 3 e o 4, caem dentro da janela das obras já licitadas, que aportam de duas a seis vezes o necessário. No lugar do cronograma fica o fato medido: 751 a 951 mil t de produtos de britagem por executar num único balneário do município-sede, equivalentes a 3,2 a 4,0 anos de produção integral no platô, integralmente fora das projeções de receita. Junto com a camada saíram também as duas críticas que a auditoria cega havia feito a ela: a contradição do escoamento e a ambiguidade do denominador do share. O Estudo passa ainda a publicar a participação lida ao longo do prazo — então 41–56% na entrada, caindo a 22–30% no ano 14, porque o platô é fixo e o mercado cresce — e a sensibilidade que retira as praças-sede de concorrente (então 53–67%), que é a subtração que um analista cético faria sozinho. As três leituras foram recompostas na 14ª rodada, com o endereçável corrigido: 34–48% na entrada, 26–36% no ano 14 e 42–56% sem as praças-sede de concorrente.</w:t>
+        <w:t>Guriri deixa de ter cronograma, e o argumento fica mais forte. Todas as versões anteriores atribuíam ao balneário um volume incorporado às projeções (75–90, depois 78–117 mil t) escoando numa janela de seis anos. Essa construção foi RETIRADA por duas razões. A primeira: era previsão sobre decisão orçamentária de terceiros — quando o Estado e o Município pavimentam, e quanto por ano —, coisa que ninguém garante e que o analista contesta sem que tenhamos como responder. A segunda, decisiva: era desnecessária. Refazendo a conta ano a ano, a captura recorrente com crescimento vegetativo somada às obras CONTRATADAS cobre o serviço da dívida nos catorze anos, sem uma tonelada de Guriri — os únicos dois anos com déficit, o 3 e o 4, caem dentro da janela das obras já licitadas, que aportam de duas a seis vezes o necessário. No lugar do cronograma fica o fato medido: 751 a 951 mil t de produtos de britagem por executar num único balneário do município-sede, equivalentes a 3,2 a 4,0 anos de produção integral no platô, integralmente fora das projeções de receita. Junto com a camada saíram também as duas críticas que a auditoria cega havia feito a ela: a contradição do escoamento e a ambiguidade do denominador do share. O Estudo passa ainda a publicar a participação lida ao longo do prazo — então 41–56% na entrada, caindo a 22–30% no ano 14, porque o platô é fixo e o mercado cresce — e a sensibilidade que retira as praças-sede de concorrente (então 53–67%), que é a subtração que um analista cético faria sozinho. As três leituras foram recompostas na 14ª rodada, com o endereçável corrigido: 34–49% na entrada, 26–36% no ano 14 e 42–56% sem as praças-sede de concorrente.</w:t>
       </w:r>
     </w:p>
     <w:p>
@@ -685,7 +685,7 @@
           <w:i w:val="0"/>
           <w:color w:val="C00000"/>
         </w:rPr>
-        <w:t>Retratação e pendência resolvida — o que esta 11ª rodada corrigiu da 10ª. A revisão anterior publicou totais PRELIMINARES do mesmo levantamento, recebidos antes do fechamento da auditoria de campo virtual: 38.868 m pavimentados (20,1%), 154.506 m e 1.236.048 m² a pavimentar, 145.465 m e 581.856 m² de passeio, com o método descrito como “satélite com reverificação a cada 350 m”. A planilha final de 19/08/2026 os substitui: a pista pavimentada sobe para 51.379 m (26,6%) e o que falta cai para 141.996 m, reduzindo o potencial em cerca de 8% — ajuste DESFAVORÁVEL ao nosso argumento e registrado por isso mesmo. O método real também é outro, e melhor: medição do traçado em OpenStreetMap sobre as plantas, mais auditoria ponto a ponto em campo virtual, com 69% da metragem decidida por ponto próprio. Duas informações novas entram no pacote. (1) CAMADA DE CONFIANÇA: 136.394 m (70,5% da malha) têm traçado medido sobre imagem e 56.979 m são vias previstas em planta, cuja existência física deve ser confirmada em campo antes de orçar; descontadas integralmente estas últimas, o que falta pavimentar em via medida ainda representa 446 a 561 mil t de produtos de britagem (valores da versão reconciliada) — sozinhas, várias vezes o que as projeções incorporam. (2) A PENDÊNCIA DECLARADA NA RODADA ANTERIOR ESTÁ RESOLVIDA: a quebra por loteamento é agora o Anexo A-3 da memória de cálculo, com as 21 linhas — proprietário/empreendedor, matrícula de registro, área oficial, nº de vias, pontos auditados, extensão, pavimentado, falta em m e m² e potencial de britagem de cada loteamento —, o que permite auditar o inventário loteamento a loteamento. Todos os números desta rodada são lidos diretamente da planilha-fonte pelo gerador dos documentos, sem digitação intermediária, e a soma das 21 linhas fecha com o total geral em todas as colunas.</w:t>
+        <w:t>Retratação e pendência resolvida — o que esta 11ª rodada corrigiu da 10ª. A revisão anterior publicou totais PRELIMINARES do mesmo levantamento, recebidos antes do fechamento da auditoria de campo virtual: 38.868 m pavimentados (20,1%), 154.506 m e 1.236.048 m² a pavimentar, 145.465 m e 581.856 m² de passeio, com o método descrito como “satélite com reverificação a cada 350 m”. A planilha final de 19/08/2026 os substitui: a pista pavimentada sobe para 51.379 m (26,6%) e o que falta cai para 141.996 m, reduzindo o potencial em cerca de 8% — ajuste DESFAVORÁVEL ao nosso argumento e registrado por isso mesmo. O método real também é outro, e melhor: medição do traçado em OpenStreetMap sobre as plantas, mais auditoria ponto a ponto em campo virtual, com 69% da metragem decidida por ponto próprio. Duas informações novas entram no pacote. (1) CAMADA DE CONFIANÇA: 136.394 m (70,5% da malha) têm traçado medido sobre imagem e 56.979 m são vias previstas em planta, cuja existência física deve ser confirmada em campo antes de orçar; descontadas integralmente estas últimas, o que falta pavimentar em via medida ainda representa 446 a 561 mil t de produtos de britagem DE PISTA (valores da versão reconciliada) — sozinhas, várias vezes o que as projeções incorporam. (2) A PENDÊNCIA DECLARADA NA RODADA ANTERIOR ESTÁ RESOLVIDA: a quebra por loteamento é agora o Anexo A-3 da memória de cálculo, com as 21 linhas — proprietário/empreendedor, matrícula de registro, área oficial, nº de vias, pontos auditados, extensão, pavimentado, falta em m e m² e potencial de britagem de cada loteamento —, o que permite auditar o inventário loteamento a loteamento. Todos os números desta rodada são lidos diretamente da planilha-fonte pelo gerador dos documentos, sem digitação intermediária, e a soma das 21 linhas fecha com o total geral em todas as colunas.</w:t>
       </w:r>
     </w:p>
     <w:p>
@@ -750,7 +750,7 @@
           <w:i w:val="0"/>
           <w:color w:val="C00000"/>
         </w:rPr>
-        <w:t>Demanda pelo índice exato: a demanda do mercado-base é o produto direto do índice de 2025 — 6.888.010,58 t ÷ 4.126.854 hab = 1,669 t/hab/ano — pela população de 2025 da área, agora 177.400 hab, resultando em 296,1 ≈ 296 mil t/ano. O conservadorismo é preservado como teste de robustez (metade do índice em Conceição da Barra e Boa Esperança → ~260 mil t/ano): protege a conta da objeção de que o índice estadual embute o consumo da Grande Vitória — e mesmo esse piso supera o platô de 237.516 t/ano. Faixas agregadas com o mesmo índice (metade ↔ pleno): Jaguaré 26–53; entrega própria 64–129; endereçável então 421–577; participação do platô então 41–56%; captura ponderada então 207–245 (platô a 81% da faixa) — hoje 490–701, 34–48% e 248–320, pela correção da 14ª rodada. Endereçável, participação e captura ficam inalterados frente à rodada anterior: Boa Esperança apenas mudou de camada, e seu peso de captura seguiu em 15%.</w:t>
+        <w:t>Demanda pelo índice exato: a demanda do mercado-base é o produto direto do índice de 2025 — 6.888.010,58 t ÷ 4.126.854 hab = 1,669 t/hab/ano — pela população de 2025 da área, agora 177.400 hab, resultando em 296,1 ≈ 296 mil t/ano. O conservadorismo é preservado como teste de robustez (metade do índice em Conceição da Barra e Boa Esperança → ~260 mil t/ano): protege a conta da objeção de que o índice estadual embute o consumo da Grande Vitória — e mesmo esse piso supera o platô de 237.516 t/ano. Faixas agregadas com o mesmo índice (metade ↔ pleno): Jaguaré 26–53; entrega própria 64–129; endereçável então 421–577; participação do platô então 41–56%; captura ponderada então 207–245 (platô a 81% da faixa) — hoje 489–701, 34–49% e 248–319, pela correção da 14ª rodada. Endereçável, participação e captura ficam inalterados frente à rodada anterior: Boa Esperança apenas mudou de camada, e seu peso de captura seguiu em 15%.</w:t>
       </w:r>
     </w:p>
     <w:p>

--- a/Carta_secao3_atualizada_vermelho.docx
+++ b/Carta_secao3_atualizada_vermelho.docx
@@ -25,7 +25,7 @@
           <w:i/>
           <w:color w:val="000000"/>
         </w:rPr>
-        <w:t>Em vermelho: trechos alterados ou inseridos nesta revisão (14ª rodada, incorporando os apontamentos do cliente — demanda pelo índice exato 2025, régua de frete integralmente medida, mercado-base de três municípios, memória de cálculo das obras/Guriri com horizonte de 14 anos, referencial de coeficientes nas composições oficiais DER-ES/SINAPI e, agora, o levantamento viário RECONCILIADO de Guriri — 437 vias medidas e 637 pontos auditados, listados um a um com coordenada e data). Em preto: texto mantido. A nota ao final relaciona o que foi suprimido e as verificações realizadas.</w:t>
+        <w:t>Em vermelho: trechos alterados ou inseridos nesta revisão (15ª rodada, incorporando os apontamentos do cliente — demanda pelo índice exato 2025, régua de frete integralmente medida, mercado-base de três municípios, memória de cálculo das obras/Guriri com horizonte de 14 anos, referencial de coeficientes nas composições oficiais DER-ES/SINAPI e, agora, o levantamento viário RECONCILIADO de Guriri — 437 trechos de via medidas e 637 pontos auditados, listados um a um com coordenada e data, a fração de britagem das obras refeita frente a frente e a unidade da régua de frete declarada onde ela é citada). Em preto: texto mantido. A nota ao final relaciona o que foi suprimido e as verificações realizadas.</w:t>
       </w:r>
     </w:p>
     <w:p>
@@ -282,7 +282,7 @@
           <w:i w:val="0"/>
           <w:color w:val="C00000"/>
         </w:rPr>
-        <w:t xml:space="preserve">Cabe distinguir duas funções que costumam ser lidas como uma só: a Usibrita é o produtor mais próximo de São Mateus e serve de referência de preço na praça, mas nem nisso alcança a CIPREM — chega à sede de 57,1 km contra 40,7 km, R$ 14,9 por tonelada atrás no frete — e não tem escala para disputar volume. Quem limita volume são os produtores de porte, e contra o mais próximo deles, em Pinheiros, a 66,8 km, a vantagem de frete da CIPREM é de R$ 23,8 por tonelada, alcançando R$ 31,7 contra a pedreira de Nova Venécia, a 75,5 km — da ordem de um quarto a um terço do preço posto na obra. </w:t>
+        <w:t xml:space="preserve">Cabe distinguir duas funções que costumam ser lidas como uma só: a Usibrita é o produtor mais próximo de São Mateus e serve de referência de preço na praça, mas nem nisso alcança a CIPREM — chega à sede de 57,1 km contra 40,7 km, R$ 14,9 por tonelada atrás no frete — e não tem escala para disputar volume. Quem limita volume são os produtores de porte, e contra o mais próximo deles, em Pinheiros, a 66,8 km, a vantagem de frete da CIPREM é de R$ 23,8 por tonelada, alcançando R$ 31,7 contra a pedreira de Nova Venécia, a 75,5 km — da ordem de um quarto a um terço do preço posto na obra. A régua é lida em R$ por TONELADA ENTREGUE, e não por tonelada-quilômetro: a vantagem é R$ 0,91/t·km — coeficiente da tabela de frete praticada pela unidade do grupo em operação (“Carreta: 0,91 × volume (T) × KM”) — aplicado à diferença de distância rodoviária medida, isto é, (66,8 − 40,7) × 0,91 = R$ 23,8/t contra Pinheiros, (75,5 − 40,7) × 0,91 = R$ 31,7/t contra Nova Venécia e (57,1 − 40,7) × 0,91 = R$ 14,9/t contra Jaguaré. </w:t>
       </w:r>
       <w:r>
         <w:rPr>
@@ -399,7 +399,7 @@
           <w:i w:val="0"/>
           <w:color w:val="C00000"/>
         </w:rPr>
-        <w:t>um volume agora medido e auditado, e não estimado: o levantamento das 437 vias dos 21 loteamentos que formam o balneário, com a situação de pavimentação verificada ponto a ponto em campo virtual — 637 pontos listados um a um, com coordenada, fonte e data de imagem —, apurou 193,4 km de vias, das quais apenas 26,6% pavimentadas — faltam 1.216.547 m² de pista, área calculada via a via pela caixa de via registrada no quadro de cada planta, e 554.203 m² de calçada, ou 874 a 1.144 mil toneladas de agregados, das quais 751 a 951 mil de produtos de britagem (banda composicional das tabelas oficiais DER-ES/SINAPI — memória de cálculo anexa; 704 a 892 mil t pelo piso de largura de 8 m, que segue publicado). As Bacias 1 e 2 da macrodrenagem cobrem apenas 20,5% da pista faltante: ao ritmo contratual do próprio Estado (125 mil m² em 1.620 dias), concluir a pavimentação de Guriri levaria 43 anos com uma bacia por vez, ou 22 anos com duas simultâneas — contra os 14 anos do financiamento pleiteado. A demanda é liberada em fases pela própria lógica construtiva: pavimenta-se depois de drenar, bacia a bacia (a Bacia 2 conclui em 2028; a Bacia 1 corre por 1.620 dias contratuais; a Bacia 3 ainda será licitada). As projeções do empreendimento NÃO contabilizam nenhuma tonelada desse estoque, e esta seção deliberadamente não lhe atribui volume anual nem prazo: o ritmo depende de decisão orçamentária do Estado e do Município, não da empresa. O que se afirma é a existência e a magnitude — o equivalente a 3,2 a 4,0 anos de produção integral da pedreira no platô, medidos em 437 vias e auditados em 637 pontos. Parte do restante corresponde à malha das Bacias 1 e 2, já contada na camada de obras contratadas. O restante permanece como demanda adicional, real e já contratada em parte, não incorporada às projeções de receita. O balneário é, no fundo, demanda REPRIMIDA de pavimentação: ~144 logradouros oficiais cresceram sobre ruas de areia porque alagavam, e a macrodrenagem remove exatamente esse bloqueio. E a régua temporal fecha com a dívida: pelo SAC, a produção que quita as parcelas com folga (DSCR 1,3) cai de ~210 mil t/ano no pico (ano 3) para ~139 mil no ano 14, enquanto a captura recorrente sem nenhuma obra é de 165 a 185 mil t/ano — a memória de cálculo anexa (Memória de Cálculo — Obras e Guriri) demonstra, ano a ano, que as camadas extraordinárias são reforço da janela crítica, não condição de sobrevivência.</w:t>
+        <w:t>um volume agora medido e auditado, e não estimado: o levantamento dos 437 trechos de via dos 21 loteamentos que formam o balneário, com a situação de pavimentação verificada ponto a ponto em campo virtual — 637 pontos listados um a um, com coordenada, fonte e data de imagem —, apurou 193,4 km de vias, das quais apenas 26,6% pavimentadas — faltam 1.216.547 m² de pista, área calculada via a via pela caixa de via registrada no quadro de cada planta, e 554.203 m² de calçada, ou 874 a 1.144 mil toneladas de agregados, das quais 751 a 951 mil de produtos de britagem (banda composicional das tabelas oficiais DER-ES/SINAPI — memória de cálculo anexa; 704 a 892 mil t pelo piso de largura de 8 m, que segue publicado). As Bacias 1 e 2 da macrodrenagem cobrem apenas 20,5% da pista faltante: ao ritmo contratual do próprio Estado (125 mil m² em 1.620 dias), concluir a pavimentação de Guriri levaria 43 anos com uma bacia por vez, ou 22 anos com duas simultâneas — contra os 14 anos do financiamento pleiteado. A demanda é liberada em fases pela própria lógica construtiva: pavimenta-se depois de drenar, bacia a bacia (a Bacia 2 conclui em 2028; a Bacia 1 corre por 1.620 dias contratuais; a Bacia 3 ainda será licitada). As projeções do empreendimento NÃO contabilizam nenhuma tonelada desse estoque, e esta seção deliberadamente não lhe atribui volume anual nem prazo: o ritmo depende de decisão orçamentária do Estado e do Município, não da empresa. O que se afirma é a existência e a magnitude — o equivalente a 3,2 a 4,0 anos de produção integral da pedreira no platô, medidos em 437 trechos de via e auditados em 637 pontos. Parte do restante corresponde à malha das Bacias 1 e 2, já contada na camada de obras contratadas. O restante permanece como demanda adicional, real e já contratada em parte, não incorporada às projeções de receita. O balneário é, no fundo, demanda REPRIMIDA de pavimentação: ~144 logradouros oficiais cresceram sobre ruas de areia porque alagavam, e a macrodrenagem remove exatamente esse bloqueio. E a régua temporal fecha com a dívida: pelo SAC, a produção que quita as parcelas com folga (DSCR 1,3) cai de ~210 mil t/ano no pico (ano 3) para ~139 mil no ano 14, enquanto a captura recorrente sem nenhuma obra é de 165 a 185 mil t/ano — a memória de cálculo anexa (Memória de Cálculo — Obras e Guriri) demonstra, ano a ano, que as camadas extraordinárias são reforço da janela crítica, não condição de sobrevivência.</w:t>
       </w:r>
       <w:r>
         <w:rPr>
@@ -633,7 +633,20 @@
           <w:i w:val="0"/>
           <w:color w:val="C00000"/>
         </w:rPr>
-        <w:t>NOTA DE REVISÃO (14ª RODADA) — não integra o texto da carta</w:t>
+        <w:t>NOTA DE REVISÃO (15ª RODADA) — não integra o texto da carta</w:t>
+      </w:r>
+    </w:p>
+    <w:p>
+      <w:pPr>
+        <w:spacing w:after="160"/>
+      </w:pPr>
+      <w:r>
+        <w:rPr>
+          <w:b w:val="0"/>
+          <w:i w:val="0"/>
+          <w:color w:val="C00000"/>
+        </w:rPr>
+        <w:t>A unidade da régua de frete passa a vir declarada onde a régua é citada. Os R$ 23,8, R$ 31,7 e R$ 14,9 sempre foram R$ por TONELADA ENTREGUE — o custo da viagem inteira —, mas o coeficiente que os produz, R$ 0,91 por tonelada-quilômetro, estava declarado apenas no item 4 do Estudo de Mercado e na aba Frete da planilha de viabilidade. A Carta, esta seção e a Justificativa citavam os três valores sem o lastro, e a leitura como R$/t·km é possível — seria R$ 968/t numa viagem de 40,7 km, o que faria a régua parecer arbitrada. A frase da derivação entra nos três documentos; nenhum número muda, porque a régua é âncora e não resultado. Registre-se a origem do reparo: a dúvida foi levantada pelo próprio empreendedor na leitura da Carta.</w:t>
       </w:r>
     </w:p>
     <w:p>
@@ -672,7 +685,7 @@
           <w:i w:val="0"/>
           <w:color w:val="C00000"/>
         </w:rPr>
-        <w:t>Inventário viário de Guriri: a estimativa saiu, o dado medido entrou — e a correção é grande. A malha do balneário foi levantada sobre os PROJETOS DOS 21 LOTEAMENTOS que o compõem e a planilha oficial de loteamentos da Prefeitura, com o traçado de cada uma das 437 vias medido em OpenStreetMap e a situação de pavimentação estabelecida por AUDITORIA PONTO A PONTO em campo virtual, classificando a superfície da pista (asfalto e bloquete = pavimentada; saibro e areia = não) e a existência de calçada nas testadas — 496 pontos listados um a um com coordenada, fonte e data de imagem (517 no Google Street View e 120 em satélite), dos quais 496 creditados a vias nomeadas e 141 à malha física do loteamento. Resultado: 193.375 m de vias (193,4 km), das quais 51.379 m (26,6%) pavimentados; faltam 141.996 m de pista — 1.135.968 m² à largura de projeto de 8 m — mais 566.492 m² de calçada. A estimativa por grade que as versões anteriores usavam (40–48 km / 350–400 mil m²) SUBESTIMAVA a malha em 4,0 a 4,8 vezes: ela supunha ~11 avenidas e ~31 ruas numa grade única, quando o balneário é formado por 21 loteamentos distintos. Em toneladas, o que falta pavimentar passa de 256–374 para 822–1.077 mil t de agregados, e de 219–312 para 705–893 mil t de produtos de britagem. Três consequências para o argumento: as Bacias 1 e 2 cobrem apenas 22,0% do que falta, restando 885.968 m² sem contrato; ao ritmo contratual do próprio Estado a pavimentação de Guriri leva de 20 a 40 anos, contra os 14 do financiamento; e o volume que as projeções incorporam então (78–117 mil t) (camada RETIRADA do pacote na 13ª rodada — ver a nota desta rodada) passava de “pouco mais de um terço” para CERCA DE UM DÉCIMO do potencial — o estudo era ainda mais conservador do que declarava. Registre-se com todas as letras o que NÃO mudou: nenhuma projeção de receita foi tocada. As vendas seguem em 63 mil t (ano 1), 126 mil (ano 2) e 237.516 t/ano a partir do ano 3; a captura ponderada, então em 207–245 mil t/ano; o mercado endereçável, então em 421–577 mil t/ano; a participação do platô, então em 41–56% (as três faixas foram recompostas na 14ª rodada — ver a nota daquela rodada). O inventário não serviu para aumentar receita — serviu para demonstrar que a demanda sobrevive ao prazo do financiamento.</w:t>
+        <w:t>Inventário viário de Guriri: a estimativa saiu, o dado medido entrou — e a correção é grande. A malha do balneário foi levantada sobre os PROJETOS DOS 21 LOTEAMENTOS que o compõem e a planilha oficial de loteamentos da Prefeitura, com o traçado de cada uma das 437 trechos de via medido em OpenStreetMap e a situação de pavimentação estabelecida por AUDITORIA PONTO A PONTO em campo virtual, classificando a superfície da pista (asfalto e bloquete = pavimentada; saibro e areia = não) e a existência de calçada nas testadas — 496 pontos listados um a um com coordenada, fonte e data de imagem (517 no Google Street View e 120 em satélite), dos quais 496 creditados a vias nomeadas e 141 à malha física do loteamento. Resultado: 193.375 m de vias (193,4 km), das quais 51.379 m (26,6%) pavimentados; faltam 141.996 m de pista — 1.135.968 m² à largura de projeto de 8 m — mais 566.492 m² de calçada. A estimativa por grade que as versões anteriores usavam (40–48 km / 350–400 mil m²) SUBESTIMAVA a malha em 4,0 a 4,8 vezes: ela supunha ~11 avenidas e ~31 ruas numa grade única, quando o balneário é formado por 21 loteamentos distintos. Em toneladas, o que falta pavimentar passa de 256–374 para 822–1.077 mil t de agregados, e de 219–312 para 705–893 mil t de produtos de britagem. Três consequências para o argumento: as Bacias 1 e 2 cobrem apenas 22,0% do que falta, restando 885.968 m² sem contrato; ao ritmo contratual do próprio Estado a pavimentação de Guriri leva de 20 a 40 anos, contra os 14 do financiamento; e o volume que as projeções incorporam então (78–117 mil t) (camada RETIRADA do pacote na 13ª rodada — ver a nota desta rodada) passava de “pouco mais de um terço” para CERCA DE UM DÉCIMO do potencial — o estudo era ainda mais conservador do que declarava. Registre-se com todas as letras o que NÃO mudou: nenhuma projeção de receita foi tocada. As vendas seguem em 63 mil t (ano 1), 126 mil (ano 2) e 237.516 t/ano a partir do ano 3; a captura ponderada, então em 207–245 mil t/ano; o mercado endereçável, então em 421–577 mil t/ano; a participação do platô, então em 41–56% (as três faixas foram recompostas na 14ª rodada — ver a nota daquela rodada). O inventário não serviu para aumentar receita — serviu para demonstrar que a demanda sobrevive ao prazo do financiamento.</w:t>
       </w:r>
     </w:p>
     <w:p>
@@ -698,7 +711,7 @@
           <w:i w:val="0"/>
           <w:color w:val="C00000"/>
         </w:rPr>
-        <w:t>Desfecho da terceira auditoria: a fonte respondeu, reemitiu a planilha, e a checamos antes de adotar. Os cinco achados foram levados por escrito a quem produziu o levantamento. Todos PROCEDEM — nenhum foi contestado. Três eram falha de exposição, dois eram números sem base que foram retirados. (1) OS PONTOS: os 141 que não fechavam foram efetivamente verificados, sobre traçado existente, em vias sem nome correspondente na planta; a planilha reemitida reporta as duas colunas (496 creditados a vias nomeadas + 141 de malha física = 637) e traz uma aba nova com os 637 listados um a um — id, coordenada, fonte, data da imagem, superfície e extensão representada. O pacote volta a citar 637, agora com a partição declarada e verificável. (2) A LARGURA: a caixa de via foi aberta; 138 das 437 vias têm caixa lida do quadro da planta, com regra de conversão declarada, e o m² passou a ser calculado via a via. A área de pista sobe 7,1% — mudança FAVORÁVEL a nós, e por isso o piso de 8 m segue publicado ao lado. (3) O PASSEIO: o percentual de calçada de dois loteamentos não tinha nenhuma leitura que o sustentasse e foi RETIRADO; o inventário de calçada cai de 566.492 para 554.203 m². (4) Escopo, escoamento e denominador do share, corrigidos por nós na rodada anterior, seguem como estão. Antes de adotar a versão nova fizemos doze checagens independentes — soma coluna a coluna, ids sem repetição, coordenadas dentro do polígono, partição de fontes, o teste de que os 517 pontos de Street View têm data de imagem e os 120 de satélite não têm, a regra de largura em cada uma das 437 vias e o m² de cada via — e todas fecham. Nenhuma projeção de receita se moveu.</w:t>
+        <w:t>Desfecho da terceira auditoria: a fonte respondeu, reemitiu a planilha, e a checamos antes de adotar. Os cinco achados foram levados por escrito a quem produziu o levantamento. Todos PROCEDEM — nenhum foi contestado. Três eram falha de exposição, dois eram números sem base que foram retirados. (1) OS PONTOS: os 141 que não fechavam foram efetivamente verificados, sobre traçado existente, em vias sem nome correspondente na planta; a planilha reemitida reporta as duas colunas (496 creditados a vias nomeadas + 141 de malha física = 637) e traz uma aba nova com os 637 listados um a um — id, coordenada, fonte, data da imagem, superfície e extensão representada. O pacote volta a citar 637, agora com a partição declarada e verificável. (2) A LARGURA: a caixa de via foi aberta; 138 dos 437 trechos de via têm caixa lida do quadro da planta, com regra de conversão declarada, e o m² passou a ser calculado via a via. A área de pista sobe 7,1% — mudança FAVORÁVEL a nós, e por isso o piso de 8 m segue publicado ao lado. (3) O PASSEIO: o percentual de calçada de dois loteamentos não tinha nenhuma leitura que o sustentasse e foi RETIRADO; o inventário de calçada cai de 566.492 para 554.203 m². (4) Escopo, escoamento e denominador do share, corrigidos por nós na rodada anterior, seguem como estão. Antes de adotar a versão nova fizemos doze checagens independentes — soma coluna a coluna, ids sem repetição, coordenadas dentro do polígono, partição de fontes, o teste de que os 517 pontos de Street View têm data de imagem e os 120 de satélite não têm, a regra de largura em cada um dos 437 trechos de via e o m² de cada via — e todas fecham. Nenhuma projeção de receita se moveu.</w:t>
       </w:r>
     </w:p>
     <w:p>
